--- a/templates/cv/Lebenslauf_Gaurav_Kulkarni_DE.docx
+++ b/templates/cv/Lebenslauf_Gaurav_Kulkarni_DE.docx
@@ -999,7 +999,7 @@
                 <w:color w:val="595959"/>
                 <w:lang w:val="de-DE"/>
               </w:rPr>
-              <w:t>Apr. 2026  |  Freelance (LIT Airport)</w:t>
+              <w:t>Apr. 2026  |  Freelance · Little Rock, AR (USA)</w:t>
             </w:r>
           </w:p>
           <w:p>
@@ -1016,7 +1016,7 @@
                 <w:color w:val="000000"/>
                 <w:lang w:val="de-DE"/>
               </w:rPr>
-              <w:t>• Zwei-App-Monorepo: Kunden-Buchungsportal + Admin-Dashboard auf Vercel/Neon.</w:t>
+              <w:t>• Zwei-App-Monorepo (Next.js 16) mit Kundenportal + Admin-/Frontdesk-Dashboard auf Vercel + managed Postgres via Prisma.</w:t>
             </w:r>
           </w:p>
           <w:p>
@@ -1029,7 +1029,7 @@
                 <w:rFonts w:eastAsia="Calibri" w:cs="Calibri"/>
                 <w:color w:val="000000"/>
               </w:rPr>
-              <w:t>• DP-</w:t>
+              <w:t>• Dynamic-Programming-Pricing-Engine wählt günstigsten Tarif aus 14 Plänen (Daily → 24-Nacht) mit transparenter Ersparnis.</w:t>
             </w:r>
             <w:proofErr w:type="spellStart"/>
             <w:r>
@@ -1037,7 +1037,6 @@
                 <w:rFonts w:eastAsia="Calibri" w:cs="Calibri"/>
                 <w:color w:val="000000"/>
               </w:rPr>
-              <w:t>basierte</w:t>
             </w:r>
             <w:proofErr w:type="spellEnd"/>
             <w:r>
@@ -1045,7 +1044,6 @@
                 <w:rFonts w:eastAsia="Calibri" w:cs="Calibri"/>
                 <w:color w:val="000000"/>
               </w:rPr>
-              <w:t xml:space="preserve"> Pricing-Engine </w:t>
             </w:r>
             <w:proofErr w:type="spellStart"/>
             <w:r>
@@ -1053,7 +1051,6 @@
                 <w:rFonts w:eastAsia="Calibri" w:cs="Calibri"/>
                 <w:color w:val="000000"/>
               </w:rPr>
-              <w:t>mit</w:t>
             </w:r>
             <w:proofErr w:type="spellEnd"/>
             <w:r>
@@ -1061,7 +1058,6 @@
                 <w:rFonts w:eastAsia="Calibri" w:cs="Calibri"/>
                 <w:color w:val="000000"/>
               </w:rPr>
-              <w:t xml:space="preserve"> 4 Rabattstufen (10–50 %); Stripe-Webhook-Flow.</w:t>
             </w:r>
           </w:p>
           <w:p>
@@ -1074,7 +1070,7 @@
                 <w:rFonts w:eastAsia="Calibri" w:cs="Calibri"/>
                 <w:color w:val="000000"/>
               </w:rPr>
-              <w:t>• JWT-Auth, 22 rate-limited APIs, Rewards-System, Twilio SMS, Playwright E2E-Tests.</w:t>
+              <w:t>• Idempotente Stripe-Webhook-Reconciliation, race-sichere Prisma-Transaktionen; UTC↔Central-Zeitzonen-Bugklasse strukturell behoben.</w:t>
             </w:r>
           </w:p>
           <w:p>
@@ -1099,7 +1095,7 @@
                 <w:color w:val="595959"/>
                 <w:sz w:val="19"/>
               </w:rPr>
-              <w:t>Next.js 16, React 19, TypeScript, PostgreSQL, Prisma, Stripe, Tailwind CSS, Twilio, Playwright, Vercel, Neon, JWT</w:t>
+              <w:t>Next.js 16, React 19, TypeScript, Prisma, PostgreSQL, Stripe (Elements + Webhooks), Twilio, Nodemailer, JWT, Tailwind, Framer Motion, Vercel, Docker</w:t>
             </w:r>
           </w:p>
           <w:p>

--- a/templates/cv/Lebenslauf_Gaurav_Kulkarni_DE.docx
+++ b/templates/cv/Lebenslauf_Gaurav_Kulkarni_DE.docx
@@ -72,7 +72,7 @@
         <w:rPr>
           <w:rFonts w:eastAsia="Calibri" w:cs="Calibri"/>
           <w:i/>
-          <w:color w:val="1F3864"/>
+          <w:color w:val="4472C4"/>
           <w:sz w:val="22"/>
         </w:rPr>
         <w:t xml:space="preserve">AI </w:t>
@@ -82,7 +82,7 @@
         <w:rPr>
           <w:rFonts w:eastAsia="Calibri" w:cs="Calibri"/>
           <w:i/>
-          <w:color w:val="1F3864"/>
+          <w:color w:val="4472C4"/>
           <w:sz w:val="22"/>
         </w:rPr>
         <w:t>Engineer  |</w:t>
@@ -92,7 +92,7 @@
         <w:rPr>
           <w:rFonts w:eastAsia="Calibri" w:cs="Calibri"/>
           <w:i/>
-          <w:color w:val="1F3864"/>
+          <w:color w:val="4472C4"/>
           <w:sz w:val="22"/>
         </w:rPr>
         <w:t xml:space="preserve">  LLMs, RAG &amp; Agentic Systems</w:t>
@@ -111,40 +111,45 @@
           <w:color w:val="000000"/>
           <w:lang w:val="de-DE"/>
         </w:rPr>
-        <w:t xml:space="preserve">Leonberg, Deutschland  •  </w:t>
+        <w:t xml:space="preserve">Leonberg, </w:t>
       </w:r>
-      <w:r>
-        <w:fldChar w:fldCharType="begin"/>
-      </w:r>
-      <w:r>
-        <w:rPr>
-          <w:lang w:val="de-DE"/>
-        </w:rPr>
-        <w:instrText>HYPERLINK "mailto:kulkarnigaurav38@gmail.com" \h</w:instrText>
-      </w:r>
-      <w:r>
-        <w:fldChar w:fldCharType="separate"/>
-      </w:r>
-      <w:r>
-        <w:rPr>
-          <w:rFonts w:eastAsia="Calibri" w:cs="Calibri"/>
-          <w:color w:val="1F3864"/>
-          <w:szCs w:val="20"/>
-          <w:u w:val="single"/>
-          <w:lang w:val="de-DE"/>
-        </w:rPr>
-        <w:t>kulkarnigaurav38@gmail.com</w:t>
-      </w:r>
-      <w:r>
-        <w:fldChar w:fldCharType="end"/>
-      </w:r>
+      <w:proofErr w:type="gramStart"/>
       <w:r>
         <w:rPr>
           <w:rFonts w:eastAsia="Calibri" w:cs="Calibri"/>
           <w:color w:val="000000"/>
           <w:lang w:val="de-DE"/>
         </w:rPr>
-        <w:t xml:space="preserve">  •  +49 15566152631</w:t>
+        <w:t>Deutschland  ·</w:t>
+      </w:r>
+      <w:proofErr w:type="gramEnd"/>
+      <w:r>
+        <w:rPr>
+          <w:rFonts w:eastAsia="Calibri" w:cs="Calibri"/>
+          <w:color w:val="000000"/>
+          <w:lang w:val="de-DE"/>
+        </w:rPr>
+        <w:t xml:space="preserve">  </w:t>
+      </w:r>
+      <w:hyperlink r:id="rId7">
+        <w:r>
+          <w:rPr>
+            <w:rFonts w:eastAsia="Calibri" w:cs="Calibri"/>
+            <w:color w:val="4472C4"/>
+            <w:szCs w:val="20"/>
+            <w:u w:val="single"/>
+            <w:lang w:val="de-DE"/>
+          </w:rPr>
+          <w:t>kulkarnigaurav38@gmail.com</w:t>
+        </w:r>
+      </w:hyperlink>
+      <w:r>
+        <w:rPr>
+          <w:rFonts w:eastAsia="Calibri" w:cs="Calibri"/>
+          <w:color w:val="000000"/>
+          <w:lang w:val="de-DE"/>
+        </w:rPr>
+        <w:t xml:space="preserve">  ·  +49 15566152631</w:t>
       </w:r>
     </w:p>
     <w:p>
@@ -154,17 +159,29 @@
           <w:lang w:val="de-DE"/>
         </w:rPr>
       </w:pPr>
-      <w:hyperlink r:id="rId7">
+      <w:hyperlink r:id="rId8">
         <w:r>
           <w:rPr>
             <w:rFonts w:eastAsia="Calibri" w:cs="Calibri"/>
-            <w:color w:val="1F3864"/>
+            <w:color w:val="4472C4"/>
             <w:szCs w:val="20"/>
             <w:u w:val="single"/>
             <w:lang w:val="de-DE"/>
           </w:rPr>
-          <w:t>linkedin.com/in/gauravlin</w:t>
+          <w:t>linkedin.com/in/</w:t>
         </w:r>
+        <w:proofErr w:type="spellStart"/>
+        <w:r>
+          <w:rPr>
+            <w:rFonts w:eastAsia="Calibri" w:cs="Calibri"/>
+            <w:color w:val="4472C4"/>
+            <w:szCs w:val="20"/>
+            <w:u w:val="single"/>
+            <w:lang w:val="de-DE"/>
+          </w:rPr>
+          <w:t>gauravlin</w:t>
+        </w:r>
+        <w:proofErr w:type="spellEnd"/>
       </w:hyperlink>
       <w:r>
         <w:rPr>
@@ -172,13 +189,13 @@
           <w:color w:val="000000"/>
           <w:lang w:val="de-DE"/>
         </w:rPr>
-        <w:t xml:space="preserve">  •  </w:t>
+        <w:t xml:space="preserve">  ·  </w:t>
       </w:r>
-      <w:hyperlink r:id="rId8">
+      <w:hyperlink r:id="rId9">
         <w:r>
           <w:rPr>
             <w:rFonts w:eastAsia="Calibri" w:cs="Calibri"/>
-            <w:color w:val="1F3864"/>
+            <w:color w:val="4472C4"/>
             <w:szCs w:val="20"/>
             <w:u w:val="single"/>
             <w:lang w:val="de-DE"/>
@@ -192,51 +209,46 @@
           <w:color w:val="000000"/>
           <w:lang w:val="de-DE"/>
         </w:rPr>
-        <w:t xml:space="preserve">  •  </w:t>
+        <w:t xml:space="preserve">  ·  </w:t>
       </w:r>
-      <w:r>
-        <w:fldChar w:fldCharType="begin"/>
-      </w:r>
-      <w:r>
-        <w:rPr>
-          <w:lang w:val="de-DE"/>
-        </w:rPr>
-        <w:instrText>HYPERLINK "https://kulkarnigaurav38.github.io/" \h</w:instrText>
-      </w:r>
-      <w:r>
-        <w:fldChar w:fldCharType="separate"/>
-      </w:r>
-      <w:r>
-        <w:rPr>
-          <w:rFonts w:eastAsia="Calibri" w:cs="Calibri"/>
-          <w:color w:val="1F3864"/>
-          <w:szCs w:val="20"/>
-          <w:u w:val="single"/>
-          <w:lang w:val="de-DE"/>
-        </w:rPr>
-        <w:t>kulkarnigaurav38.github.io</w:t>
-      </w:r>
-      <w:r>
-        <w:fldChar w:fldCharType="end"/>
-      </w:r>
+      <w:hyperlink r:id="rId10">
+        <w:r>
+          <w:rPr>
+            <w:rFonts w:eastAsia="Calibri" w:cs="Calibri"/>
+            <w:color w:val="4472C4"/>
+            <w:szCs w:val="20"/>
+            <w:u w:val="single"/>
+            <w:lang w:val="de-DE"/>
+          </w:rPr>
+          <w:t>kulkarnigaurav38.github.io</w:t>
+        </w:r>
+      </w:hyperlink>
     </w:p>
     <w:p>
       <w:pPr>
         <w:pBdr>
-          <w:bottom w:val="single" w:sz="8" w:space="1" w:color="1F3864"/>
+          <w:bottom w:val="single" w:sz="8" w:space="1" w:color="4472C4"/>
         </w:pBdr>
         <w:spacing w:after="80"/>
         <w:rPr>
           <w:lang w:val="de-DE"/>
         </w:rPr>
       </w:pPr>
+      <w:r>
+        <w:rPr>
+          <w:rFonts w:eastAsia="Calibri" w:cs="Calibri"/>
+          <w:color w:val="000000"/>
+          <w:lang w:val="de-DE"/>
+        </w:rPr>
+        <w:t>Verfügbar ab: sofort</w:t>
+      </w:r>
     </w:p>
     <w:p>
       <w:pPr>
         <w:pBdr>
-          <w:bottom w:val="single" w:sz="6" w:space="1" w:color="1F3864"/>
+          <w:bottom w:val="single" w:sz="8" w:space="1" w:color="4472C4"/>
         </w:pBdr>
-        <w:spacing w:before="200" w:after="80" w:line="240" w:lineRule="auto"/>
+        <w:spacing w:after="80"/>
         <w:rPr>
           <w:lang w:val="de-DE"/>
         </w:rPr>
@@ -245,7 +257,7 @@
         <w:rPr>
           <w:rFonts w:eastAsia="Calibri" w:cs="Calibri"/>
           <w:b/>
-          <w:color w:val="1F3864"/>
+          <w:color w:val="4472C4"/>
           <w:sz w:val="24"/>
           <w:lang w:val="de-DE"/>
         </w:rPr>
@@ -266,63 +278,7 @@
           <w:color w:val="000000"/>
           <w:lang w:val="de-DE"/>
         </w:rPr>
-        <w:t xml:space="preserve">AI Engineer mit 3+ Jahren Erfahrung im Aufbau produktiver RAG-Systeme, Agentic Workflows und fine-getunter LLMs. </w:t>
-      </w:r>
-      <w:proofErr w:type="spellStart"/>
-      <w:r>
-        <w:rPr>
-          <w:rFonts w:eastAsia="Calibri" w:cs="Calibri"/>
-          <w:color w:val="000000"/>
-        </w:rPr>
-        <w:t>Praxiserprobt</w:t>
-      </w:r>
-      <w:proofErr w:type="spellEnd"/>
-      <w:r>
-        <w:rPr>
-          <w:rFonts w:eastAsia="Calibri" w:cs="Calibri"/>
-          <w:color w:val="000000"/>
-        </w:rPr>
-        <w:t xml:space="preserve"> </w:t>
-      </w:r>
-      <w:proofErr w:type="spellStart"/>
-      <w:r>
-        <w:rPr>
-          <w:rFonts w:eastAsia="Calibri" w:cs="Calibri"/>
-          <w:color w:val="000000"/>
-        </w:rPr>
-        <w:t>mit</w:t>
-      </w:r>
-      <w:proofErr w:type="spellEnd"/>
-      <w:r>
-        <w:rPr>
-          <w:rFonts w:eastAsia="Calibri" w:cs="Calibri"/>
-          <w:color w:val="000000"/>
-        </w:rPr>
-        <w:t xml:space="preserve"> </w:t>
-      </w:r>
-      <w:proofErr w:type="spellStart"/>
-      <w:r>
-        <w:rPr>
-          <w:rFonts w:eastAsia="Calibri" w:cs="Calibri"/>
-          <w:color w:val="000000"/>
-        </w:rPr>
-        <w:t>LangChain</w:t>
-      </w:r>
-      <w:proofErr w:type="spellEnd"/>
-      <w:r>
-        <w:rPr>
-          <w:rFonts w:eastAsia="Calibri" w:cs="Calibri"/>
-          <w:color w:val="000000"/>
-        </w:rPr>
-        <w:t xml:space="preserve">, AWS Bedrock, PostgreSQL (pgvector), QLoRA und Hugging Face. </w:t>
-      </w:r>
-      <w:r>
-        <w:rPr>
-          <w:rFonts w:eastAsia="Calibri" w:cs="Calibri"/>
-          <w:color w:val="000000"/>
-          <w:lang w:val="de-DE"/>
-        </w:rPr>
-        <w:t>Aktuelle Masterarbeit: „Guardrails for AI Agents" mit Bezug zu EU AI Act und Zero-Trust-Architektur. Deutsch B2 und Englisch C1 — positioniert für AI Engineer / KI-Ingenieur-Rollen in Deutschland.</w:t>
+        <w:t>AI Engineer mit 3+ Jahren Erfahrung im Aufbau produktiver KI-Systeme — RAG-Pipelines, Agentic Workflows und fine-getunte LLMs. Zuletzt: Zero-Trust-Guardrails-Framework für KI-Agenten mit 98,7 % Threat-Recall (Masterarbeit, EU-AI-Act-konform) und produktive RAG-Pipeline mit Llama 3 und pgvector bei IONOS. Sicher in Python, FastAPI, AWS Bedrock und Full-Stack-Delivery. Offen für AI-Engineer-Rollen in Deutschland. Deutsch B2, Englisch C1.</w:t>
       </w:r>
     </w:p>
     <w:tbl>
@@ -357,7 +313,7 @@
           <w:p>
             <w:pPr>
               <w:pBdr>
-                <w:bottom w:val="single" w:sz="6" w:space="1" w:color="1F3864"/>
+                <w:bottom w:val="single" w:sz="6" w:space="1" w:color="4472C4"/>
               </w:pBdr>
               <w:spacing w:before="200" w:after="80" w:line="240" w:lineRule="auto"/>
               <w:rPr>
@@ -368,7 +324,7 @@
               <w:rPr>
                 <w:rFonts w:eastAsia="Calibri" w:cs="Calibri"/>
                 <w:b/>
-                <w:color w:val="1F3864"/>
+                <w:color w:val="4472C4"/>
                 <w:sz w:val="24"/>
                 <w:lang w:val="de-DE"/>
               </w:rPr>
@@ -386,7 +342,7 @@
               <w:rPr>
                 <w:rFonts w:eastAsia="Calibri" w:cs="Calibri"/>
                 <w:b/>
-                <w:color w:val="1F3864"/>
+                <w:color w:val="4472C4"/>
                 <w:sz w:val="22"/>
                 <w:lang w:val="de-DE"/>
               </w:rPr>
@@ -407,7 +363,47 @@
                 <w:color w:val="595959"/>
                 <w:lang w:val="de-DE"/>
               </w:rPr>
-              <w:t>Hochschule für Technik Stuttgart  |  Okt. 2025 – März 2026  |  Stuttgart, Deutschland</w:t>
+              <w:t xml:space="preserve">Hochschule für Technik </w:t>
+            </w:r>
+            <w:proofErr w:type="gramStart"/>
+            <w:r>
+              <w:rPr>
+                <w:rFonts w:eastAsia="Calibri" w:cs="Calibri"/>
+                <w:i/>
+                <w:color w:val="595959"/>
+                <w:lang w:val="de-DE"/>
+              </w:rPr>
+              <w:t>Stuttgart  |</w:t>
+            </w:r>
+            <w:proofErr w:type="gramEnd"/>
+            <w:r>
+              <w:rPr>
+                <w:rFonts w:eastAsia="Calibri" w:cs="Calibri"/>
+                <w:i/>
+                <w:color w:val="595959"/>
+                <w:lang w:val="de-DE"/>
+              </w:rPr>
+              <w:t xml:space="preserve">  Okt. 2025 – März </w:t>
+            </w:r>
+            <w:proofErr w:type="gramStart"/>
+            <w:r>
+              <w:rPr>
+                <w:rFonts w:eastAsia="Calibri" w:cs="Calibri"/>
+                <w:i/>
+                <w:color w:val="595959"/>
+                <w:lang w:val="de-DE"/>
+              </w:rPr>
+              <w:t>2026  |</w:t>
+            </w:r>
+            <w:proofErr w:type="gramEnd"/>
+            <w:r>
+              <w:rPr>
+                <w:rFonts w:eastAsia="Calibri" w:cs="Calibri"/>
+                <w:i/>
+                <w:color w:val="595959"/>
+                <w:lang w:val="de-DE"/>
+              </w:rPr>
+              <w:t xml:space="preserve">  Stuttgart, Deutschland</w:t>
             </w:r>
           </w:p>
           <w:p>
@@ -424,7 +420,7 @@
                 <w:color w:val="000000"/>
                 <w:lang w:val="de-DE"/>
               </w:rPr>
-              <w:t>• FastAPI Security Shim für MCP-, A2A- und Browser-AI-Protokolle entwickelt.</w:t>
+              <w:t>• FastAPI Security Shim für KI-Agenten gebaut (MCP, A2A, Browser-Protokolle).</w:t>
             </w:r>
           </w:p>
           <w:p>
@@ -441,7 +437,7 @@
                 <w:color w:val="000000"/>
                 <w:lang w:val="de-DE"/>
               </w:rPr>
-              <w:t>• 98,7 % Recall über 150 Testfälle; null unautorisierte MCP/A2A-Anfragen.</w:t>
+              <w:t>• 98,7 % Threat-Recall über 150 Testfälle erreicht.</w:t>
             </w:r>
           </w:p>
           <w:p>
@@ -458,7 +454,7 @@
                 <w:color w:val="000000"/>
                 <w:lang w:val="de-DE"/>
               </w:rPr>
-              <w:t>• Zero-Trust mit Intent-Normalisierung umgesetzt, EU-AI-Act-konform.</w:t>
+              <w:t>• EU-AI-Act-konforme Zero-Trust-Policy-Engine implementiert.</w:t>
             </w:r>
           </w:p>
           <w:p>
@@ -501,12 +497,12 @@
             <w:pPr>
               <w:spacing w:before="160" w:after="20" w:line="288" w:lineRule="auto"/>
             </w:pPr>
-            <w:hyperlink r:id="rId9">
+            <w:hyperlink r:id="rId11">
               <w:r>
                 <w:rPr>
                   <w:rFonts w:eastAsia="Calibri" w:cs="Calibri"/>
                   <w:b/>
-                  <w:color w:val="1F3864"/>
+                  <w:color w:val="4472C4"/>
                   <w:sz w:val="22"/>
                   <w:u w:val="single"/>
                 </w:rPr>
@@ -517,7 +513,7 @@
               <w:rPr>
                 <w:rFonts w:eastAsia="Calibri" w:cs="Calibri"/>
                 <w:b/>
-                <w:color w:val="1F3864"/>
+                <w:color w:val="4472C4"/>
                 <w:sz w:val="22"/>
               </w:rPr>
               <w:t xml:space="preserve"> — AI Engineer Cloud, Werkstudent</w:t>
@@ -537,7 +533,27 @@
                 <w:color w:val="595959"/>
                 <w:lang w:val="de-DE"/>
               </w:rPr>
-              <w:t>Juni 2024 – Sep. 2025  |  Karlsruhe, Deutschland</w:t>
+              <w:t xml:space="preserve">Juni 2024 – Sep. </w:t>
+            </w:r>
+            <w:proofErr w:type="gramStart"/>
+            <w:r>
+              <w:rPr>
+                <w:rFonts w:eastAsia="Calibri" w:cs="Calibri"/>
+                <w:i/>
+                <w:color w:val="595959"/>
+                <w:lang w:val="de-DE"/>
+              </w:rPr>
+              <w:t>2025  |</w:t>
+            </w:r>
+            <w:proofErr w:type="gramEnd"/>
+            <w:r>
+              <w:rPr>
+                <w:rFonts w:eastAsia="Calibri" w:cs="Calibri"/>
+                <w:i/>
+                <w:color w:val="595959"/>
+                <w:lang w:val="de-DE"/>
+              </w:rPr>
+              <w:t xml:space="preserve">  Karlsruhe, Deutschland</w:t>
             </w:r>
           </w:p>
           <w:p>
@@ -554,7 +570,7 @@
                 <w:color w:val="000000"/>
                 <w:lang w:val="de-DE"/>
               </w:rPr>
-              <w:t>• Produktive RAG-Pipeline auf PostgreSQL (pgvector) mit Llama 3 gebaut.</w:t>
+              <w:t>• Produktive RAG-Pipeline mit Llama 3 und pgvector aufgebaut.</w:t>
             </w:r>
           </w:p>
           <w:p>
@@ -571,7 +587,7 @@
                 <w:color w:val="000000"/>
                 <w:lang w:val="de-DE"/>
               </w:rPr>
-              <w:t>• RAG-Ergebnisse dem Senior Management präsentiert; CI/CD für ML optimiert.</w:t>
+              <w:t>• ML-CI/CD-Pipelines optimiert; Ergebnisse vor Senior Management präsentiert.</w:t>
             </w:r>
           </w:p>
           <w:p>
@@ -588,7 +604,7 @@
                 <w:color w:val="000000"/>
                 <w:lang w:val="de-DE"/>
               </w:rPr>
-              <w:t>• Cloud-Tests via Karate Framework automatisiert — 30 % weniger manueller Aufwand.</w:t>
+              <w:t>• Cloud-Tests mit Karate Framework automatisiert, 30 % weniger Aufwand.</w:t>
             </w:r>
           </w:p>
           <w:p>
@@ -613,7 +629,67 @@
                 <w:color w:val="595959"/>
                 <w:sz w:val="19"/>
               </w:rPr>
-              <w:t>Python, Llama 3, RAG, pgvector, PostgreSQL, FastAPI, LangChain, Java, Karate, CI/CD, AWS</w:t>
+              <w:t xml:space="preserve">Python, Llama 3, RAG, </w:t>
+            </w:r>
+            <w:proofErr w:type="spellStart"/>
+            <w:r>
+              <w:rPr>
+                <w:rFonts w:eastAsia="Calibri" w:cs="Calibri"/>
+                <w:i/>
+                <w:color w:val="595959"/>
+                <w:sz w:val="19"/>
+              </w:rPr>
+              <w:t>pgvector</w:t>
+            </w:r>
+            <w:proofErr w:type="spellEnd"/>
+            <w:r>
+              <w:rPr>
+                <w:rFonts w:eastAsia="Calibri" w:cs="Calibri"/>
+                <w:i/>
+                <w:color w:val="595959"/>
+                <w:sz w:val="19"/>
+              </w:rPr>
+              <w:t xml:space="preserve">, PostgreSQL, </w:t>
+            </w:r>
+            <w:proofErr w:type="spellStart"/>
+            <w:r>
+              <w:rPr>
+                <w:rFonts w:eastAsia="Calibri" w:cs="Calibri"/>
+                <w:i/>
+                <w:color w:val="595959"/>
+                <w:sz w:val="19"/>
+              </w:rPr>
+              <w:t>FastAPI</w:t>
+            </w:r>
+            <w:proofErr w:type="spellEnd"/>
+            <w:r>
+              <w:rPr>
+                <w:rFonts w:eastAsia="Calibri" w:cs="Calibri"/>
+                <w:i/>
+                <w:color w:val="595959"/>
+                <w:sz w:val="19"/>
+              </w:rPr>
+              <w:t xml:space="preserve">, </w:t>
+            </w:r>
+            <w:proofErr w:type="spellStart"/>
+            <w:r>
+              <w:rPr>
+                <w:rFonts w:eastAsia="Calibri" w:cs="Calibri"/>
+                <w:i/>
+                <w:color w:val="595959"/>
+                <w:sz w:val="19"/>
+              </w:rPr>
+              <w:t>LangChain</w:t>
+            </w:r>
+            <w:proofErr w:type="spellEnd"/>
+            <w:r>
+              <w:rPr>
+                <w:rFonts w:eastAsia="Calibri" w:cs="Calibri"/>
+                <w:i/>
+                <w:color w:val="595959"/>
+                <w:sz w:val="19"/>
+              </w:rPr>
+              <w:t>, Java, Karate, CI/CD</w:t>
             </w:r>
           </w:p>
           <w:p>
@@ -623,12 +699,12 @@
                 <w:lang w:val="de-DE"/>
               </w:rPr>
             </w:pPr>
-            <w:hyperlink r:id="rId10">
+            <w:hyperlink r:id="rId12">
               <w:r>
                 <w:rPr>
                   <w:rFonts w:eastAsia="Calibri" w:cs="Calibri"/>
                   <w:b/>
-                  <w:color w:val="1F3864"/>
+                  <w:color w:val="4472C4"/>
                   <w:sz w:val="22"/>
                   <w:u w:val="single"/>
                   <w:lang w:val="de-DE"/>
@@ -640,7 +716,7 @@
               <w:rPr>
                 <w:rFonts w:eastAsia="Calibri" w:cs="Calibri"/>
                 <w:b/>
-                <w:color w:val="1F3864"/>
+                <w:color w:val="4472C4"/>
                 <w:sz w:val="22"/>
                 <w:lang w:val="de-DE"/>
               </w:rPr>
@@ -661,7 +737,27 @@
                 <w:color w:val="595959"/>
                 <w:lang w:val="de-DE"/>
               </w:rPr>
-              <w:t>März 2023 – Feb. 2024  |  Bengaluru, Indien</w:t>
+              <w:t xml:space="preserve">März 2023 – Feb. </w:t>
+            </w:r>
+            <w:proofErr w:type="gramStart"/>
+            <w:r>
+              <w:rPr>
+                <w:rFonts w:eastAsia="Calibri" w:cs="Calibri"/>
+                <w:i/>
+                <w:color w:val="595959"/>
+                <w:lang w:val="de-DE"/>
+              </w:rPr>
+              <w:t>2024  |</w:t>
+            </w:r>
+            <w:proofErr w:type="gramEnd"/>
+            <w:r>
+              <w:rPr>
+                <w:rFonts w:eastAsia="Calibri" w:cs="Calibri"/>
+                <w:i/>
+                <w:color w:val="595959"/>
+                <w:lang w:val="de-DE"/>
+              </w:rPr>
+              <w:t xml:space="preserve">  Bengaluru, Indien</w:t>
             </w:r>
           </w:p>
           <w:p>
@@ -695,7 +791,310 @@
                 <w:color w:val="000000"/>
                 <w:lang w:val="de-DE"/>
               </w:rPr>
-              <w:t>• 99,9 % Systemverfügbarkeit via Docker und CI/CD sichergestellt.</w:t>
+              <w:t>• 99,9 % Verfügbarkeit via Docker und CI/CD sichergestellt.</w:t>
+            </w:r>
+          </w:p>
+          <w:p>
+            <w:pPr>
+              <w:spacing w:after="60" w:line="300" w:lineRule="auto"/>
+              <w:ind w:left="216" w:hanging="216"/>
+              <w:rPr>
+                <w:lang w:val="de-DE"/>
+              </w:rPr>
+            </w:pPr>
+            <w:r>
+              <w:rPr>
+                <w:rFonts w:eastAsia="Calibri" w:cs="Calibri"/>
+                <w:color w:val="000000"/>
+                <w:lang w:val="de-DE"/>
+              </w:rPr>
+              <w:t xml:space="preserve">• Geschäftsprozesse mit Celonis </w:t>
+            </w:r>
+            <w:proofErr w:type="spellStart"/>
+            <w:r>
+              <w:rPr>
+                <w:rFonts w:eastAsia="Calibri" w:cs="Calibri"/>
+                <w:color w:val="000000"/>
+                <w:lang w:val="de-DE"/>
+              </w:rPr>
+              <w:t>Process</w:t>
+            </w:r>
+            <w:proofErr w:type="spellEnd"/>
+            <w:r>
+              <w:rPr>
+                <w:rFonts w:eastAsia="Calibri" w:cs="Calibri"/>
+                <w:color w:val="000000"/>
+                <w:lang w:val="de-DE"/>
+              </w:rPr>
+              <w:t xml:space="preserve"> Mining analysiert.</w:t>
+            </w:r>
+          </w:p>
+          <w:p>
+            <w:pPr>
+              <w:spacing w:before="20" w:after="120" w:line="300" w:lineRule="auto"/>
+              <w:ind w:left="216"/>
+            </w:pPr>
+            <w:r>
+              <w:rPr>
+                <w:rFonts w:eastAsia="Calibri" w:cs="Calibri"/>
+                <w:b/>
+                <w:i/>
+                <w:color w:val="595959"/>
+                <w:sz w:val="19"/>
+              </w:rPr>
+              <w:t xml:space="preserve">Tech: </w:t>
+            </w:r>
+            <w:r>
+              <w:rPr>
+                <w:rFonts w:eastAsia="Calibri" w:cs="Calibri"/>
+                <w:i/>
+                <w:color w:val="595959"/>
+                <w:sz w:val="19"/>
+              </w:rPr>
+              <w:t>React, JavaScript, Docker, CI/CD, Celonis, REST APIs, Node.js, Git</w:t>
+            </w:r>
+          </w:p>
+          <w:p>
+            <w:pPr>
+              <w:spacing w:before="160" w:after="20" w:line="288" w:lineRule="auto"/>
+              <w:rPr>
+                <w:lang w:val="de-DE"/>
+              </w:rPr>
+            </w:pPr>
+            <w:proofErr w:type="gramStart"/>
+            <w:r>
+              <w:rPr>
+                <w:rFonts w:eastAsia="Calibri" w:cs="Calibri"/>
+                <w:b/>
+                <w:color w:val="4472C4"/>
+                <w:sz w:val="22"/>
+                <w:lang w:val="de-DE"/>
+              </w:rPr>
+              <w:t>IIT Madras</w:t>
+            </w:r>
+            <w:proofErr w:type="gramEnd"/>
+            <w:r>
+              <w:rPr>
+                <w:rFonts w:eastAsia="Calibri" w:cs="Calibri"/>
+                <w:b/>
+                <w:color w:val="4472C4"/>
+                <w:sz w:val="22"/>
+                <w:lang w:val="de-DE"/>
+              </w:rPr>
+              <w:t xml:space="preserve"> — Softwareentwickler (KARO &amp; JITSIE)</w:t>
+            </w:r>
+          </w:p>
+          <w:p>
+            <w:pPr>
+              <w:spacing w:after="60" w:line="288" w:lineRule="auto"/>
+              <w:rPr>
+                <w:lang w:val="de-DE"/>
+              </w:rPr>
+            </w:pPr>
+            <w:r>
+              <w:rPr>
+                <w:rFonts w:eastAsia="Calibri" w:cs="Calibri"/>
+                <w:i/>
+                <w:color w:val="595959"/>
+                <w:lang w:val="de-DE"/>
+              </w:rPr>
+              <w:t xml:space="preserve">Jan. 2022 – Jan. </w:t>
+            </w:r>
+            <w:proofErr w:type="gramStart"/>
+            <w:r>
+              <w:rPr>
+                <w:rFonts w:eastAsia="Calibri" w:cs="Calibri"/>
+                <w:i/>
+                <w:color w:val="595959"/>
+                <w:lang w:val="de-DE"/>
+              </w:rPr>
+              <w:t>2023  |</w:t>
+            </w:r>
+            <w:proofErr w:type="gramEnd"/>
+            <w:r>
+              <w:rPr>
+                <w:rFonts w:eastAsia="Calibri" w:cs="Calibri"/>
+                <w:i/>
+                <w:color w:val="595959"/>
+                <w:lang w:val="de-DE"/>
+              </w:rPr>
+              <w:t xml:space="preserve">  Remote, Indien</w:t>
+            </w:r>
+          </w:p>
+          <w:p>
+            <w:pPr>
+              <w:spacing w:after="20"/>
+              <w:ind w:left="216" w:hanging="216"/>
+              <w:rPr>
+                <w:lang w:val="de-DE"/>
+              </w:rPr>
+            </w:pPr>
+            <w:r>
+              <w:rPr>
+                <w:rFonts w:eastAsia="Calibri" w:cs="Calibri"/>
+                <w:color w:val="000000"/>
+                <w:lang w:val="de-DE"/>
+              </w:rPr>
+              <w:t xml:space="preserve">• </w:t>
+            </w:r>
+            <w:hyperlink r:id="rId13">
+              <w:r>
+                <w:rPr>
+                  <w:rFonts w:eastAsia="Calibri" w:cs="Calibri"/>
+                  <w:b/>
+                  <w:color w:val="4472C4"/>
+                  <w:szCs w:val="20"/>
+                  <w:u w:val="single"/>
+                  <w:lang w:val="de-DE"/>
+                </w:rPr>
+                <w:t>KARO</w:t>
+              </w:r>
+            </w:hyperlink>
+            <w:r>
+              <w:rPr>
+                <w:rFonts w:eastAsia="Calibri" w:cs="Calibri"/>
+                <w:color w:val="000000"/>
+                <w:lang w:val="de-DE"/>
+              </w:rPr>
+              <w:t>: 15+ Spring-Boot-Microservices mit 95 % Testabdeckung ausgeliefert.</w:t>
+            </w:r>
+          </w:p>
+          <w:p>
+            <w:pPr>
+              <w:spacing w:after="20"/>
+              <w:ind w:left="216" w:hanging="216"/>
+              <w:rPr>
+                <w:lang w:val="de-DE"/>
+              </w:rPr>
+            </w:pPr>
+            <w:r>
+              <w:rPr>
+                <w:rFonts w:eastAsia="Calibri" w:cs="Calibri"/>
+                <w:color w:val="000000"/>
+                <w:lang w:val="de-DE"/>
+              </w:rPr>
+              <w:t xml:space="preserve">• </w:t>
+            </w:r>
+            <w:hyperlink r:id="rId14">
+              <w:r>
+                <w:rPr>
+                  <w:rFonts w:eastAsia="Calibri" w:cs="Calibri"/>
+                  <w:b/>
+                  <w:color w:val="4472C4"/>
+                  <w:szCs w:val="20"/>
+                  <w:u w:val="single"/>
+                  <w:lang w:val="de-DE"/>
+                </w:rPr>
+                <w:t>JITSIE</w:t>
+              </w:r>
+            </w:hyperlink>
+            <w:r>
+              <w:rPr>
+                <w:rFonts w:eastAsia="Calibri" w:cs="Calibri"/>
+                <w:color w:val="000000"/>
+                <w:lang w:val="de-DE"/>
+              </w:rPr>
+              <w:t>: Ladezeiten im MERN-Stack um 40 % durch Redux-Caching reduziert.</w:t>
+            </w:r>
+          </w:p>
+          <w:p>
+            <w:pPr>
+              <w:spacing w:before="20" w:after="120" w:line="300" w:lineRule="auto"/>
+              <w:ind w:left="216"/>
+            </w:pPr>
+            <w:r>
+              <w:rPr>
+                <w:rFonts w:eastAsia="Calibri" w:cs="Calibri"/>
+                <w:b/>
+                <w:i/>
+                <w:color w:val="595959"/>
+                <w:sz w:val="19"/>
+              </w:rPr>
+              <w:t xml:space="preserve">Tech: </w:t>
+            </w:r>
+            <w:r>
+              <w:rPr>
+                <w:rFonts w:eastAsia="Calibri" w:cs="Calibri"/>
+                <w:i/>
+                <w:color w:val="595959"/>
+                <w:sz w:val="19"/>
+              </w:rPr>
+              <w:t>Java, Spring Boot, JUnit, REST APIs, MongoDB, Express, React, Node.js, Redux, MERN</w:t>
+            </w:r>
+          </w:p>
+          <w:p>
+            <w:pPr>
+              <w:pBdr>
+                <w:bottom w:val="single" w:sz="6" w:space="1" w:color="4472C4"/>
+              </w:pBdr>
+              <w:spacing w:before="1400" w:after="80" w:line="240" w:lineRule="auto"/>
+            </w:pPr>
+            <w:r>
+              <w:rPr>
+                <w:rFonts w:eastAsia="Calibri" w:cs="Calibri"/>
+                <w:b/>
+                <w:color w:val="4472C4"/>
+                <w:sz w:val="24"/>
+              </w:rPr>
+              <w:lastRenderedPageBreak/>
+              <w:t>PROJEKTE</w:t>
+            </w:r>
+          </w:p>
+          <w:p>
+            <w:pPr>
+              <w:spacing w:before="160" w:after="20" w:line="288" w:lineRule="auto"/>
+            </w:pPr>
+            <w:hyperlink r:id="rId15">
+              <w:r>
+                <w:rPr>
+                  <w:rFonts w:eastAsia="Calibri" w:cs="Calibri"/>
+                  <w:b/>
+                  <w:color w:val="4472C4"/>
+                  <w:sz w:val="22"/>
+                  <w:u w:val="single"/>
+                </w:rPr>
+                <w:t>Nest Parking</w:t>
+              </w:r>
+            </w:hyperlink>
+            <w:r>
+              <w:rPr>
+                <w:rFonts w:eastAsia="Calibri" w:cs="Calibri"/>
+                <w:b/>
+                <w:color w:val="4472C4"/>
+                <w:sz w:val="22"/>
+              </w:rPr>
+              <w:t xml:space="preserve"> — Full-Stack Parking Reservation Platform</w:t>
+            </w:r>
+          </w:p>
+          <w:p>
+            <w:pPr>
+              <w:spacing w:after="60" w:line="288" w:lineRule="auto"/>
+            </w:pPr>
+            <w:r>
+              <w:rPr>
+                <w:rFonts w:eastAsia="Calibri" w:cs="Calibri"/>
+                <w:i/>
+                <w:color w:val="595959"/>
+              </w:rPr>
+              <w:t xml:space="preserve">Apr. </w:t>
+            </w:r>
+            <w:proofErr w:type="gramStart"/>
+            <w:r>
+              <w:rPr>
+                <w:rFonts w:eastAsia="Calibri" w:cs="Calibri"/>
+                <w:i/>
+                <w:color w:val="595959"/>
+              </w:rPr>
+              <w:t>2026  |</w:t>
+            </w:r>
+            <w:proofErr w:type="gramEnd"/>
+            <w:r>
+              <w:rPr>
+                <w:rFonts w:eastAsia="Calibri" w:cs="Calibri"/>
+                <w:i/>
+                <w:color w:val="595959"/>
+              </w:rPr>
+              <w:t xml:space="preserve">  Freelance · Little Rock, AR (USA)</w:t>
             </w:r>
           </w:p>
           <w:p>
@@ -708,6 +1107,134 @@
                 <w:rFonts w:eastAsia="Calibri" w:cs="Calibri"/>
                 <w:color w:val="000000"/>
               </w:rPr>
+              <w:t>• Zwei-App-</w:t>
+            </w:r>
+            <w:proofErr w:type="spellStart"/>
+            <w:r>
+              <w:rPr>
+                <w:rFonts w:eastAsia="Calibri" w:cs="Calibri"/>
+                <w:color w:val="000000"/>
+              </w:rPr>
+              <w:t>Monorepo</w:t>
+            </w:r>
+            <w:proofErr w:type="spellEnd"/>
+            <w:r>
+              <w:rPr>
+                <w:rFonts w:eastAsia="Calibri" w:cs="Calibri"/>
+                <w:color w:val="000000"/>
+              </w:rPr>
+              <w:t xml:space="preserve"> (Next.js 16) </w:t>
+            </w:r>
+            <w:proofErr w:type="spellStart"/>
+            <w:r>
+              <w:rPr>
+                <w:rFonts w:eastAsia="Calibri" w:cs="Calibri"/>
+                <w:color w:val="000000"/>
+              </w:rPr>
+              <w:t>mit</w:t>
+            </w:r>
+            <w:proofErr w:type="spellEnd"/>
+            <w:r>
+              <w:rPr>
+                <w:rFonts w:eastAsia="Calibri" w:cs="Calibri"/>
+                <w:color w:val="000000"/>
+              </w:rPr>
+              <w:t xml:space="preserve"> </w:t>
+            </w:r>
+            <w:proofErr w:type="spellStart"/>
+            <w:r>
+              <w:rPr>
+                <w:rFonts w:eastAsia="Calibri" w:cs="Calibri"/>
+                <w:color w:val="000000"/>
+              </w:rPr>
+              <w:t>Kundenportal</w:t>
+            </w:r>
+            <w:proofErr w:type="spellEnd"/>
+            <w:r>
+              <w:rPr>
+                <w:rFonts w:eastAsia="Calibri" w:cs="Calibri"/>
+                <w:color w:val="000000"/>
+              </w:rPr>
+              <w:t xml:space="preserve"> + Admin-/</w:t>
+            </w:r>
+            <w:proofErr w:type="spellStart"/>
+            <w:r>
+              <w:rPr>
+                <w:rFonts w:eastAsia="Calibri" w:cs="Calibri"/>
+                <w:color w:val="000000"/>
+              </w:rPr>
+              <w:t>Frontdesk</w:t>
+            </w:r>
+            <w:proofErr w:type="spellEnd"/>
+            <w:r>
+              <w:rPr>
+                <w:rFonts w:eastAsia="Calibri" w:cs="Calibri"/>
+                <w:color w:val="000000"/>
+              </w:rPr>
+              <w:t xml:space="preserve">-Dashboard auf </w:t>
+            </w:r>
+            <w:proofErr w:type="spellStart"/>
+            <w:r>
+              <w:rPr>
+                <w:rFonts w:eastAsia="Calibri" w:cs="Calibri"/>
+                <w:color w:val="000000"/>
+              </w:rPr>
+              <w:t>Vercel</w:t>
+            </w:r>
+            <w:proofErr w:type="spellEnd"/>
+            <w:r>
+              <w:rPr>
+                <w:rFonts w:eastAsia="Calibri" w:cs="Calibri"/>
+                <w:color w:val="000000"/>
+              </w:rPr>
+              <w:t xml:space="preserve"> + managed Postgres via Prisma.</w:t>
+            </w:r>
+          </w:p>
+          <w:p>
+            <w:pPr>
+              <w:spacing w:after="60" w:line="300" w:lineRule="auto"/>
+              <w:ind w:left="216" w:hanging="216"/>
+              <w:rPr>
+                <w:lang w:val="de-DE"/>
+              </w:rPr>
+            </w:pPr>
+            <w:r>
+              <w:rPr>
+                <w:rFonts w:eastAsia="Calibri" w:cs="Calibri"/>
+                <w:color w:val="000000"/>
+                <w:lang w:val="de-DE"/>
+              </w:rPr>
+              <w:t>• Dynamic-</w:t>
+            </w:r>
+            <w:proofErr w:type="spellStart"/>
+            <w:r>
+              <w:rPr>
+                <w:rFonts w:eastAsia="Calibri" w:cs="Calibri"/>
+                <w:color w:val="000000"/>
+                <w:lang w:val="de-DE"/>
+              </w:rPr>
+              <w:t>Programming</w:t>
+            </w:r>
+            <w:proofErr w:type="spellEnd"/>
+            <w:r>
+              <w:rPr>
+                <w:rFonts w:eastAsia="Calibri" w:cs="Calibri"/>
+                <w:color w:val="000000"/>
+                <w:lang w:val="de-DE"/>
+              </w:rPr>
+              <w:t>-Pricing-Engine wählt günstigsten Tarif aus 14 Plänen (Daily → 24-Nacht) mit transparenter Ersparnis.</w:t>
+            </w:r>
+          </w:p>
+          <w:p>
+            <w:pPr>
+              <w:spacing w:after="60" w:line="300" w:lineRule="auto"/>
+              <w:ind w:left="216" w:hanging="216"/>
+            </w:pPr>
+            <w:r>
+              <w:rPr>
+                <w:rFonts w:eastAsia="Calibri" w:cs="Calibri"/>
+                <w:color w:val="000000"/>
+              </w:rPr>
               <w:t xml:space="preserve">• </w:t>
             </w:r>
             <w:proofErr w:type="spellStart"/>
@@ -716,7 +1243,7 @@
                 <w:rFonts w:eastAsia="Calibri" w:cs="Calibri"/>
                 <w:color w:val="000000"/>
               </w:rPr>
-              <w:t>Datenflüsse</w:t>
+              <w:t>Idempotente</w:t>
             </w:r>
             <w:proofErr w:type="spellEnd"/>
             <w:r>
@@ -724,7 +1251,7 @@
                 <w:rFonts w:eastAsia="Calibri" w:cs="Calibri"/>
                 <w:color w:val="000000"/>
               </w:rPr>
-              <w:t xml:space="preserve"> </w:t>
+              <w:t xml:space="preserve"> Stripe-Webhook-Reconciliation, race-</w:t>
             </w:r>
             <w:proofErr w:type="spellStart"/>
             <w:r>
@@ -732,7 +1259,7 @@
                 <w:rFonts w:eastAsia="Calibri" w:cs="Calibri"/>
                 <w:color w:val="000000"/>
               </w:rPr>
-              <w:t>mit</w:t>
+              <w:t>sichere</w:t>
             </w:r>
             <w:proofErr w:type="spellEnd"/>
             <w:r>
@@ -740,7 +1267,7 @@
                 <w:rFonts w:eastAsia="Calibri" w:cs="Calibri"/>
                 <w:color w:val="000000"/>
               </w:rPr>
-              <w:t xml:space="preserve"> </w:t>
+              <w:t xml:space="preserve"> Prisma-</w:t>
             </w:r>
             <w:proofErr w:type="spellStart"/>
             <w:r>
@@ -748,7 +1275,7 @@
                 <w:rFonts w:eastAsia="Calibri" w:cs="Calibri"/>
                 <w:color w:val="000000"/>
               </w:rPr>
-              <w:t>Celonis</w:t>
+              <w:t>Transaktionen</w:t>
             </w:r>
             <w:proofErr w:type="spellEnd"/>
             <w:r>
@@ -756,7 +1283,7 @@
                 <w:rFonts w:eastAsia="Calibri" w:cs="Calibri"/>
                 <w:color w:val="000000"/>
               </w:rPr>
-              <w:t xml:space="preserve"> Process Mining analysiert.</w:t>
+              <w:t>.</w:t>
             </w:r>
           </w:p>
           <w:p>
@@ -772,7 +1299,7 @@
                 <w:color w:val="595959"/>
                 <w:sz w:val="19"/>
               </w:rPr>
-              <w:t xml:space="preserve">Tech: </w:t>
+              <w:t xml:space="preserve">Stack: </w:t>
             </w:r>
             <w:r>
               <w:rPr>
@@ -781,139 +1308,59 @@
                 <w:color w:val="595959"/>
                 <w:sz w:val="19"/>
               </w:rPr>
-              <w:t>React, JavaScript, Docker, CI/CD, Celonis, REST APIs, Node.js, Git</w:t>
+              <w:t>Next.js 16, React 19, TypeScript, Prisma, PostgreSQL, Stripe (Elements + Webhooks), Twilio, Nodemailer, JWT, Tailwind, Framer Motion, Vercel, Docker</w:t>
             </w:r>
           </w:p>
           <w:p>
             <w:pPr>
               <w:spacing w:before="160" w:after="20" w:line="288" w:lineRule="auto"/>
-              <w:rPr>
-                <w:lang w:val="de-DE"/>
-              </w:rPr>
             </w:pPr>
-            <w:r>
-              <w:rPr>
-                <w:rFonts w:eastAsia="Calibri" w:cs="Calibri"/>
-                <w:b/>
-                <w:color w:val="1F3864"/>
-                <w:sz w:val="22"/>
-                <w:lang w:val="de-DE"/>
-              </w:rPr>
-              <w:t>IIT Madras — Softwareentwickler (KARO &amp; JITSIE)</w:t>
-            </w:r>
-          </w:p>
-          <w:p>
-            <w:pPr>
-              <w:spacing w:after="60" w:line="288" w:lineRule="auto"/>
-            </w:pPr>
-            <w:r>
-              <w:rPr>
-                <w:rFonts w:eastAsia="Calibri" w:cs="Calibri"/>
-                <w:i/>
-                <w:color w:val="595959"/>
-              </w:rPr>
-              <w:t xml:space="preserve">Jan. 2022 – Jan. </w:t>
-            </w:r>
-            <w:proofErr w:type="gramStart"/>
-            <w:r>
-              <w:rPr>
-                <w:rFonts w:eastAsia="Calibri" w:cs="Calibri"/>
-                <w:i/>
-                <w:color w:val="595959"/>
-              </w:rPr>
-              <w:t>2023  |</w:t>
-            </w:r>
-            <w:proofErr w:type="gramEnd"/>
-            <w:r>
-              <w:rPr>
-                <w:rFonts w:eastAsia="Calibri" w:cs="Calibri"/>
-                <w:i/>
-                <w:color w:val="595959"/>
-              </w:rPr>
-              <w:t xml:space="preserve">  Remote, Indien</w:t>
-            </w:r>
-          </w:p>
-          <w:p>
-            <w:pPr>
-              <w:spacing w:after="20"/>
-              <w:ind w:left="216" w:hanging="216"/>
-            </w:pPr>
-            <w:r>
-              <w:rPr>
-                <w:rFonts w:eastAsia="Calibri" w:cs="Calibri"/>
-                <w:color w:val="000000"/>
-              </w:rPr>
-              <w:t xml:space="preserve">• </w:t>
-            </w:r>
-            <w:hyperlink r:id="rId11">
+            <w:hyperlink r:id="rId16">
               <w:r>
                 <w:rPr>
                   <w:rFonts w:eastAsia="Calibri" w:cs="Calibri"/>
                   <w:b/>
-                  <w:color w:val="1F3864"/>
-                  <w:szCs w:val="20"/>
+                  <w:color w:val="4472C4"/>
+                  <w:sz w:val="22"/>
                   <w:u w:val="single"/>
                 </w:rPr>
-                <w:t>KARO</w:t>
+                <w:t>DCF Valuation Engine</w:t>
               </w:r>
             </w:hyperlink>
             <w:r>
               <w:rPr>
                 <w:rFonts w:eastAsia="Calibri" w:cs="Calibri"/>
-                <w:color w:val="000000"/>
-              </w:rPr>
-              <w:t>: Spring Boot Microservices, 15+ REST-APIs, 95 % Testabdeckung.</w:t>
+                <w:b/>
+                <w:color w:val="4472C4"/>
+                <w:sz w:val="22"/>
+              </w:rPr>
+              <w:t xml:space="preserve"> — Fine-Tuned Llama 3 (QLoRA)</w:t>
             </w:r>
           </w:p>
           <w:p>
             <w:pPr>
-              <w:spacing w:after="20"/>
+              <w:spacing w:after="60" w:line="300" w:lineRule="auto"/>
               <w:ind w:left="216" w:hanging="216"/>
-              <w:rPr>
-                <w:lang w:val="de-DE"/>
-              </w:rPr>
             </w:pPr>
             <w:r>
               <w:rPr>
                 <w:rFonts w:eastAsia="Calibri" w:cs="Calibri"/>
                 <w:color w:val="000000"/>
-                <w:lang w:val="de-DE"/>
-              </w:rPr>
-              <w:t xml:space="preserve">• </w:t>
-            </w:r>
-            <w:r>
-              <w:fldChar w:fldCharType="begin"/>
-            </w:r>
-            <w:r>
-              <w:rPr>
-                <w:lang w:val="de-DE"/>
-              </w:rPr>
-              <w:instrText>HYPERLINK "https://drive.google.com/file/d/1BU4VQfq2dzmveQZsdF02Wzs7NXIvdZ_P/view?usp=sharing" \h</w:instrText>
-            </w:r>
-            <w:r>
-              <w:fldChar w:fldCharType="separate"/>
-            </w:r>
-            <w:r>
-              <w:rPr>
-                <w:rFonts w:eastAsia="Calibri" w:cs="Calibri"/>
-                <w:b/>
-                <w:color w:val="1F3864"/>
-                <w:szCs w:val="20"/>
-                <w:u w:val="single"/>
-                <w:lang w:val="de-DE"/>
-              </w:rPr>
-              <w:t>JITSIE</w:t>
-            </w:r>
-            <w:r>
-              <w:fldChar w:fldCharType="end"/>
-            </w:r>
+              </w:rPr>
+              <w:t>• Llama 3 mit QLoRA auf DCF-Reasoning-Daten fine-getuned.</w:t>
+            </w:r>
+          </w:p>
+          <w:p>
+            <w:pPr>
+              <w:spacing w:after="60" w:line="300" w:lineRule="auto"/>
+              <w:ind w:left="216" w:hanging="216"/>
+            </w:pPr>
             <w:r>
               <w:rPr>
                 <w:rFonts w:eastAsia="Calibri" w:cs="Calibri"/>
                 <w:color w:val="000000"/>
-                <w:lang w:val="de-DE"/>
-              </w:rPr>
-              <w:t>: Ladezeiten um 40 % durch Caching im MERN-Stack mit Redux reduziert.</w:t>
+              </w:rPr>
+              <w:t>• FastAPI-Inferenz-API in Next.js-App integriert.</w:t>
             </w:r>
           </w:p>
           <w:p>
@@ -929,7 +1376,7 @@
                 <w:color w:val="595959"/>
                 <w:sz w:val="19"/>
               </w:rPr>
-              <w:t xml:space="preserve">Tech: </w:t>
+              <w:t xml:space="preserve">Stack: </w:t>
             </w:r>
             <w:r>
               <w:rPr>
@@ -938,85 +1385,21 @@
                 <w:color w:val="595959"/>
                 <w:sz w:val="19"/>
               </w:rPr>
-              <w:t>Java, Spring Boot, JUnit, REST APIs, MongoDB, Express, React, Node.js, Redux, MERN</w:t>
-            </w:r>
-          </w:p>
-          <w:p>
-            <w:pPr>
-              <w:pBdr>
-                <w:bottom w:val="single" w:sz="6" w:space="1" w:color="1F3864"/>
-              </w:pBdr>
-              <w:spacing w:before="1400" w:after="80" w:line="240" w:lineRule="auto"/>
-            </w:pPr>
-            <w:r>
-              <w:rPr>
-                <w:rFonts w:eastAsia="Calibri" w:cs="Calibri"/>
-                <w:b/>
-                <w:color w:val="1F3864"/>
-                <w:sz w:val="24"/>
-              </w:rPr>
-              <w:lastRenderedPageBreak/>
-              <w:t>PROJEKTE</w:t>
+              <w:t>Python, PyTorch, Hugging Face, PEFT, Unsloth, QLoRA, FastAPI, Next.js, Transformers</w:t>
             </w:r>
           </w:p>
           <w:p>
             <w:pPr>
               <w:spacing w:before="160" w:after="20" w:line="288" w:lineRule="auto"/>
             </w:pPr>
-            <w:hyperlink r:id="rId12">
-              <w:r>
-                <w:rPr>
-                  <w:rFonts w:eastAsia="Calibri" w:cs="Calibri"/>
-                  <w:b/>
-                  <w:color w:val="1F3864"/>
-                  <w:sz w:val="22"/>
-                  <w:u w:val="single"/>
-                </w:rPr>
-                <w:t>Nest Parking</w:t>
-              </w:r>
-            </w:hyperlink>
             <w:r>
               <w:rPr>
                 <w:rFonts w:eastAsia="Calibri" w:cs="Calibri"/>
                 <w:b/>
-                <w:color w:val="1F3864"/>
+                <w:color w:val="4472C4"/>
                 <w:sz w:val="22"/>
               </w:rPr>
-              <w:t xml:space="preserve"> — Full-Stack Parking Reservation Platform</w:t>
-            </w:r>
-          </w:p>
-          <w:p>
-            <w:pPr>
-              <w:spacing w:after="60" w:line="288" w:lineRule="auto"/>
-              <w:rPr>
-                <w:lang w:val="de-DE"/>
-              </w:rPr>
-            </w:pPr>
-            <w:r>
-              <w:rPr>
-                <w:rFonts w:eastAsia="Calibri" w:cs="Calibri"/>
-                <w:i/>
-                <w:color w:val="595959"/>
-                <w:lang w:val="de-DE"/>
-              </w:rPr>
-              <w:t>Apr. 2026  |  Freelance · Little Rock, AR (USA)</w:t>
-            </w:r>
-          </w:p>
-          <w:p>
-            <w:pPr>
-              <w:spacing w:after="60" w:line="300" w:lineRule="auto"/>
-              <w:ind w:left="216" w:hanging="216"/>
-              <w:rPr>
-                <w:lang w:val="de-DE"/>
-              </w:rPr>
-            </w:pPr>
-            <w:r>
-              <w:rPr>
-                <w:rFonts w:eastAsia="Calibri" w:cs="Calibri"/>
-                <w:color w:val="000000"/>
-                <w:lang w:val="de-DE"/>
-              </w:rPr>
-              <w:t>• Zwei-App-Monorepo (Next.js 16) mit Kundenportal + Admin-/Frontdesk-Dashboard auf Vercel + managed Postgres via Prisma.</w:t>
+              <w:t>Dibuco AI — NLP Pipeline for News Sentiment Analysis</w:t>
             </w:r>
           </w:p>
           <w:p>
@@ -1029,48 +1412,24 @@
                 <w:rFonts w:eastAsia="Calibri" w:cs="Calibri"/>
                 <w:color w:val="000000"/>
               </w:rPr>
-              <w:t>• Dynamic-Programming-Pricing-Engine wählt günstigsten Tarif aus 14 Plänen (Daily → 24-Nacht) mit transparenter Ersparnis.</w:t>
-            </w:r>
-            <w:proofErr w:type="spellStart"/>
-            <w:r>
-              <w:rPr>
-                <w:rFonts w:eastAsia="Calibri" w:cs="Calibri"/>
-                <w:color w:val="000000"/>
-              </w:rPr>
-            </w:r>
-            <w:proofErr w:type="spellEnd"/>
-            <w:r>
-              <w:rPr>
-                <w:rFonts w:eastAsia="Calibri" w:cs="Calibri"/>
-                <w:color w:val="000000"/>
-              </w:rPr>
-            </w:r>
-            <w:proofErr w:type="spellStart"/>
-            <w:r>
-              <w:rPr>
-                <w:rFonts w:eastAsia="Calibri" w:cs="Calibri"/>
-                <w:color w:val="000000"/>
-              </w:rPr>
-            </w:r>
-            <w:proofErr w:type="spellEnd"/>
-            <w:r>
-              <w:rPr>
-                <w:rFonts w:eastAsia="Calibri" w:cs="Calibri"/>
-                <w:color w:val="000000"/>
-              </w:rPr>
+              <w:t>• NYT-Data-Pipeline mit K-Means Clustering + Transformer-Sentiment.</w:t>
             </w:r>
           </w:p>
           <w:p>
             <w:pPr>
               <w:spacing w:after="60" w:line="300" w:lineRule="auto"/>
               <w:ind w:left="216" w:hanging="216"/>
+              <w:rPr>
+                <w:lang w:val="de-DE"/>
+              </w:rPr>
             </w:pPr>
             <w:r>
               <w:rPr>
                 <w:rFonts w:eastAsia="Calibri" w:cs="Calibri"/>
                 <w:color w:val="000000"/>
-              </w:rPr>
-              <w:t>• Idempotente Stripe-Webhook-Reconciliation, race-sichere Prisma-Transaktionen; UTC↔Central-Zeitzonen-Bugklasse strukturell behoben.</w:t>
+                <w:lang w:val="de-DE"/>
+              </w:rPr>
+              <w:t>• Telegram-Bot auf Flask für automatisierte News-Updates.</w:t>
             </w:r>
           </w:p>
           <w:p>
@@ -1095,168 +1454,22 @@
                 <w:color w:val="595959"/>
                 <w:sz w:val="19"/>
               </w:rPr>
-              <w:t>Next.js 16, React 19, TypeScript, Prisma, PostgreSQL, Stripe (Elements + Webhooks), Twilio, Nodemailer, JWT, Tailwind, Framer Motion, Vercel, Docker</w:t>
+              <w:t>Python, Flask, Hugging Face Transformers, Scikit-Learn, Selenium, K-Means, NLP, Sentiment Analysis</w:t>
             </w:r>
           </w:p>
           <w:p>
             <w:pPr>
               <w:spacing w:before="160" w:after="20" w:line="288" w:lineRule="auto"/>
+              <w:rPr>
+                <w:lang w:val="de-DE"/>
+              </w:rPr>
             </w:pPr>
-            <w:hyperlink r:id="rId13">
+            <w:hyperlink r:id="rId17">
               <w:r>
                 <w:rPr>
                   <w:rFonts w:eastAsia="Calibri" w:cs="Calibri"/>
                   <w:b/>
-                  <w:color w:val="1F3864"/>
-                  <w:sz w:val="22"/>
-                  <w:u w:val="single"/>
-                </w:rPr>
-                <w:t>DCF Valuation Engine</w:t>
-              </w:r>
-            </w:hyperlink>
-            <w:r>
-              <w:rPr>
-                <w:rFonts w:eastAsia="Calibri" w:cs="Calibri"/>
-                <w:b/>
-                <w:color w:val="1F3864"/>
-                <w:sz w:val="22"/>
-              </w:rPr>
-              <w:t xml:space="preserve"> — Fine-Tuned Llama 3 (QLoRA)</w:t>
-            </w:r>
-          </w:p>
-          <w:p>
-            <w:pPr>
-              <w:spacing w:after="60" w:line="300" w:lineRule="auto"/>
-              <w:ind w:left="216" w:hanging="216"/>
-            </w:pPr>
-            <w:r>
-              <w:rPr>
-                <w:rFonts w:eastAsia="Calibri" w:cs="Calibri"/>
-                <w:color w:val="000000"/>
-              </w:rPr>
-              <w:t>• Llama 3 mit QLoRA auf DCF-Reasoning-Daten fine-getuned.</w:t>
-            </w:r>
-          </w:p>
-          <w:p>
-            <w:pPr>
-              <w:spacing w:after="60" w:line="300" w:lineRule="auto"/>
-              <w:ind w:left="216" w:hanging="216"/>
-            </w:pPr>
-            <w:r>
-              <w:rPr>
-                <w:rFonts w:eastAsia="Calibri" w:cs="Calibri"/>
-                <w:color w:val="000000"/>
-              </w:rPr>
-              <w:t>• FastAPI-Inferenz-API in Next.js-App integriert.</w:t>
-            </w:r>
-          </w:p>
-          <w:p>
-            <w:pPr>
-              <w:spacing w:before="20" w:after="120" w:line="300" w:lineRule="auto"/>
-              <w:ind w:left="216"/>
-            </w:pPr>
-            <w:r>
-              <w:rPr>
-                <w:rFonts w:eastAsia="Calibri" w:cs="Calibri"/>
-                <w:b/>
-                <w:i/>
-                <w:color w:val="595959"/>
-                <w:sz w:val="19"/>
-              </w:rPr>
-              <w:t xml:space="preserve">Stack: </w:t>
-            </w:r>
-            <w:r>
-              <w:rPr>
-                <w:rFonts w:eastAsia="Calibri" w:cs="Calibri"/>
-                <w:i/>
-                <w:color w:val="595959"/>
-                <w:sz w:val="19"/>
-              </w:rPr>
-              <w:t>Python, PyTorch, Hugging Face, PEFT, Unsloth, QLoRA, FastAPI, Next.js, Transformers</w:t>
-            </w:r>
-          </w:p>
-          <w:p>
-            <w:pPr>
-              <w:spacing w:before="160" w:after="20" w:line="288" w:lineRule="auto"/>
-            </w:pPr>
-            <w:r>
-              <w:rPr>
-                <w:rFonts w:eastAsia="Calibri" w:cs="Calibri"/>
-                <w:b/>
-                <w:color w:val="1F3864"/>
-                <w:sz w:val="22"/>
-              </w:rPr>
-              <w:t>Dibuco AI — NLP Pipeline for News Sentiment Analysis</w:t>
-            </w:r>
-          </w:p>
-          <w:p>
-            <w:pPr>
-              <w:spacing w:after="60" w:line="300" w:lineRule="auto"/>
-              <w:ind w:left="216" w:hanging="216"/>
-            </w:pPr>
-            <w:r>
-              <w:rPr>
-                <w:rFonts w:eastAsia="Calibri" w:cs="Calibri"/>
-                <w:color w:val="000000"/>
-              </w:rPr>
-              <w:t>• NYT-Data-Pipeline mit K-Means Clustering + Transformer-Sentiment.</w:t>
-            </w:r>
-          </w:p>
-          <w:p>
-            <w:pPr>
-              <w:spacing w:after="60" w:line="300" w:lineRule="auto"/>
-              <w:ind w:left="216" w:hanging="216"/>
-              <w:rPr>
-                <w:lang w:val="de-DE"/>
-              </w:rPr>
-            </w:pPr>
-            <w:r>
-              <w:rPr>
-                <w:rFonts w:eastAsia="Calibri" w:cs="Calibri"/>
-                <w:color w:val="000000"/>
-                <w:lang w:val="de-DE"/>
-              </w:rPr>
-              <w:t>• Telegram-Bot auf Flask für automatisierte News-Updates.</w:t>
-            </w:r>
-          </w:p>
-          <w:p>
-            <w:pPr>
-              <w:spacing w:before="20" w:after="120" w:line="300" w:lineRule="auto"/>
-              <w:ind w:left="216"/>
-            </w:pPr>
-            <w:r>
-              <w:rPr>
-                <w:rFonts w:eastAsia="Calibri" w:cs="Calibri"/>
-                <w:b/>
-                <w:i/>
-                <w:color w:val="595959"/>
-                <w:sz w:val="19"/>
-              </w:rPr>
-              <w:t xml:space="preserve">Stack: </w:t>
-            </w:r>
-            <w:r>
-              <w:rPr>
-                <w:rFonts w:eastAsia="Calibri" w:cs="Calibri"/>
-                <w:i/>
-                <w:color w:val="595959"/>
-                <w:sz w:val="19"/>
-              </w:rPr>
-              <w:t>Python, Flask, Hugging Face Transformers, Scikit-Learn, Selenium, K-Means, NLP, Sentiment Analysis</w:t>
-            </w:r>
-          </w:p>
-          <w:p>
-            <w:pPr>
-              <w:spacing w:before="160" w:after="20" w:line="288" w:lineRule="auto"/>
-              <w:rPr>
-                <w:lang w:val="de-DE"/>
-              </w:rPr>
-            </w:pPr>
-            <w:hyperlink r:id="rId14">
-              <w:r>
-                <w:rPr>
-                  <w:rFonts w:eastAsia="Calibri" w:cs="Calibri"/>
-                  <w:b/>
-                  <w:color w:val="1F3864"/>
+                  <w:color w:val="4472C4"/>
                   <w:sz w:val="22"/>
                   <w:u w:val="single"/>
                   <w:lang w:val="de-DE"/>
@@ -1268,11 +1481,33 @@
               <w:rPr>
                 <w:rFonts w:eastAsia="Calibri" w:cs="Calibri"/>
                 <w:b/>
-                <w:color w:val="1F3864"/>
+                <w:color w:val="4472C4"/>
                 <w:sz w:val="22"/>
                 <w:lang w:val="de-DE"/>
               </w:rPr>
-              <w:t xml:space="preserve"> — Generative AI Microservices (Spring AI + RAG)</w:t>
+              <w:t xml:space="preserve"> — Generative </w:t>
+            </w:r>
+            <w:proofErr w:type="gramStart"/>
+            <w:r>
+              <w:rPr>
+                <w:rFonts w:eastAsia="Calibri" w:cs="Calibri"/>
+                <w:b/>
+                <w:color w:val="4472C4"/>
+                <w:sz w:val="22"/>
+                <w:lang w:val="de-DE"/>
+              </w:rPr>
+              <w:t>AI Microservices</w:t>
+            </w:r>
+            <w:proofErr w:type="gramEnd"/>
+            <w:r>
+              <w:rPr>
+                <w:rFonts w:eastAsia="Calibri" w:cs="Calibri"/>
+                <w:b/>
+                <w:color w:val="4472C4"/>
+                <w:sz w:val="22"/>
+                <w:lang w:val="de-DE"/>
+              </w:rPr>
+              <w:t xml:space="preserve"> (Spring AI + RAG)</w:t>
             </w:r>
           </w:p>
           <w:p>
@@ -1342,7 +1577,7 @@
               <w:rPr>
                 <w:rFonts w:eastAsia="Calibri" w:cs="Calibri"/>
                 <w:b/>
-                <w:color w:val="1F3864"/>
+                <w:color w:val="4472C4"/>
                 <w:sz w:val="22"/>
               </w:rPr>
               <w:t>BrainML — Medical Imaging CNN (SIH, 2nd Place Nationally)</w:t>
@@ -1418,7 +1653,7 @@
               <w:rPr>
                 <w:rFonts w:eastAsia="Calibri" w:cs="Calibri"/>
                 <w:b/>
-                <w:color w:val="1F3864"/>
+                <w:color w:val="4472C4"/>
                 <w:sz w:val="22"/>
                 <w:lang w:val="de-DE"/>
               </w:rPr>
@@ -1501,7 +1736,7 @@
           <w:p>
             <w:pPr>
               <w:pBdr>
-                <w:bottom w:val="single" w:sz="6" w:space="1" w:color="1F3864"/>
+                <w:bottom w:val="single" w:sz="6" w:space="1" w:color="4472C4"/>
               </w:pBdr>
               <w:spacing w:before="200" w:after="80" w:line="240" w:lineRule="auto"/>
               <w:rPr>
@@ -1512,7 +1747,7 @@
               <w:rPr>
                 <w:rFonts w:eastAsia="Calibri" w:cs="Calibri"/>
                 <w:b/>
-                <w:color w:val="1F3864"/>
+                <w:color w:val="4472C4"/>
                 <w:sz w:val="24"/>
                 <w:lang w:val="de-DE"/>
               </w:rPr>
@@ -1531,12 +1766,24 @@
               <w:rPr>
                 <w:rFonts w:eastAsia="Calibri" w:cs="Calibri"/>
                 <w:b/>
-                <w:color w:val="1F3864"/>
+                <w:color w:val="4472C4"/>
                 <w:sz w:val="22"/>
                 <w:lang w:val="de-DE"/>
               </w:rPr>
-              <w:t>M.Sc. Software Technology</w:t>
-            </w:r>
+              <w:t xml:space="preserve">M.Sc. </w:t>
+            </w:r>
+            <w:proofErr w:type="gramStart"/>
+            <w:r>
+              <w:rPr>
+                <w:rFonts w:eastAsia="Calibri" w:cs="Calibri"/>
+                <w:b/>
+                <w:color w:val="4472C4"/>
+                <w:sz w:val="22"/>
+                <w:lang w:val="de-DE"/>
+              </w:rPr>
+              <w:t>Software Technology</w:t>
+            </w:r>
+            <w:proofErr w:type="gramEnd"/>
           </w:p>
           <w:p>
             <w:pPr>
@@ -1582,7 +1829,7 @@
               <w:rPr>
                 <w:rFonts w:eastAsia="Calibri" w:cs="Calibri"/>
                 <w:b/>
-                <w:color w:val="1F3864"/>
+                <w:color w:val="4472C4"/>
                 <w:sz w:val="22"/>
                 <w:lang w:val="de-DE"/>
               </w:rPr>
@@ -1603,7 +1850,36 @@
                 <w:color w:val="595959"/>
                 <w:lang w:val="de-DE"/>
               </w:rPr>
-              <w:t>R.V. Institute of Tech. &amp; Mgmt.</w:t>
+              <w:t xml:space="preserve">R.V. Institute of Tech. &amp; </w:t>
+            </w:r>
+            <w:proofErr w:type="spellStart"/>
+            <w:r>
+              <w:rPr>
+                <w:rFonts w:eastAsia="Calibri" w:cs="Calibri"/>
+                <w:i/>
+                <w:color w:val="595959"/>
+                <w:lang w:val="de-DE"/>
+              </w:rPr>
+              <w:t>Mgmt</w:t>
+            </w:r>
+            <w:proofErr w:type="spellEnd"/>
+            <w:r>
+              <w:rPr>
+                <w:rFonts w:eastAsia="Calibri" w:cs="Calibri"/>
+                <w:i/>
+                <w:color w:val="595959"/>
+                <w:lang w:val="de-DE"/>
+              </w:rPr>
+              <w:t>.</w:t>
+            </w:r>
+            <w:r>
+              <w:rPr>
+                <w:rFonts w:eastAsia="Calibri" w:cs="Calibri"/>
+                <w:i/>
+                <w:color w:val="595959"/>
+                <w:lang w:val="de-DE"/>
+              </w:rPr>
+              <w:t xml:space="preserve"> Indien</w:t>
             </w:r>
           </w:p>
           <w:p>
@@ -1619,13 +1895,31 @@
                 <w:color w:val="000000"/>
                 <w:lang w:val="de-DE"/>
               </w:rPr>
-              <w:t xml:space="preserve">Aug. 2019 – Mai 2023  |  </w:t>
-            </w:r>
-            <w:hyperlink r:id="rId15">
+              <w:t xml:space="preserve">Aug. 2019 – Mai </w:t>
+            </w:r>
+            <w:proofErr w:type="gramStart"/>
+            <w:r>
+              <w:rPr>
+                <w:rFonts w:eastAsia="Calibri" w:cs="Calibri"/>
+                <w:color w:val="000000"/>
+                <w:lang w:val="de-DE"/>
+              </w:rPr>
+              <w:t>2023  |</w:t>
+            </w:r>
+            <w:proofErr w:type="gramEnd"/>
+            <w:r>
+              <w:rPr>
+                <w:rFonts w:eastAsia="Calibri" w:cs="Calibri"/>
+                <w:color w:val="000000"/>
+                <w:lang w:val="de-DE"/>
+              </w:rPr>
+              <w:t xml:space="preserve">  </w:t>
+            </w:r>
+            <w:hyperlink r:id="rId18">
               <w:r>
                 <w:rPr>
                   <w:rFonts w:eastAsia="Calibri" w:cs="Calibri"/>
-                  <w:color w:val="1F3864"/>
+                  <w:color w:val="4472C4"/>
                   <w:szCs w:val="20"/>
                   <w:u w:val="single"/>
                   <w:lang w:val="de-DE"/>
@@ -1637,16 +1931,20 @@
           <w:p>
             <w:pPr>
               <w:pBdr>
-                <w:bottom w:val="single" w:sz="6" w:space="1" w:color="1F3864"/>
+                <w:bottom w:val="single" w:sz="6" w:space="1" w:color="4472C4"/>
               </w:pBdr>
               <w:spacing w:before="200" w:after="80" w:line="240" w:lineRule="auto"/>
+              <w:rPr>
+                <w:lang w:val="de-DE"/>
+              </w:rPr>
             </w:pPr>
             <w:r>
               <w:rPr>
                 <w:rFonts w:eastAsia="Calibri" w:cs="Calibri"/>
                 <w:b/>
-                <w:color w:val="1F3864"/>
+                <w:color w:val="4472C4"/>
                 <w:sz w:val="24"/>
+                <w:lang w:val="de-DE"/>
               </w:rPr>
               <w:t>FÄHIGKEITEN</w:t>
             </w:r>
@@ -1668,7 +1966,87 @@
                 <w:rFonts w:eastAsia="Calibri" w:cs="Calibri"/>
                 <w:color w:val="000000"/>
               </w:rPr>
-              <w:t>Python (Expert), Java, TypeScript, JavaScript, SQL, C</w:t>
+              <w:t>Python (</w:t>
+            </w:r>
+            <w:proofErr w:type="gramStart"/>
+            <w:r>
+              <w:rPr>
+                <w:rFonts w:eastAsia="Calibri" w:cs="Calibri"/>
+                <w:color w:val="000000"/>
+              </w:rPr>
+              <w:t>Expert)  ·</w:t>
+            </w:r>
+            <w:proofErr w:type="gramEnd"/>
+            <w:r>
+              <w:rPr>
+                <w:rFonts w:eastAsia="Calibri" w:cs="Calibri"/>
+                <w:color w:val="000000"/>
+              </w:rPr>
+              <w:t xml:space="preserve">  </w:t>
+            </w:r>
+            <w:proofErr w:type="gramStart"/>
+            <w:r>
+              <w:rPr>
+                <w:rFonts w:eastAsia="Calibri" w:cs="Calibri"/>
+                <w:color w:val="000000"/>
+              </w:rPr>
+              <w:t>Java  ·</w:t>
+            </w:r>
+            <w:proofErr w:type="gramEnd"/>
+            <w:r>
+              <w:rPr>
+                <w:rFonts w:eastAsia="Calibri" w:cs="Calibri"/>
+                <w:color w:val="000000"/>
+              </w:rPr>
+              <w:t xml:space="preserve">  </w:t>
+            </w:r>
+            <w:proofErr w:type="gramStart"/>
+            <w:r>
+              <w:rPr>
+                <w:rFonts w:eastAsia="Calibri" w:cs="Calibri"/>
+                <w:color w:val="000000"/>
+              </w:rPr>
+              <w:t>TypeScript  ·</w:t>
+            </w:r>
+            <w:proofErr w:type="gramEnd"/>
+            <w:r>
+              <w:rPr>
+                <w:rFonts w:eastAsia="Calibri" w:cs="Calibri"/>
+                <w:color w:val="000000"/>
+              </w:rPr>
+              <w:t xml:space="preserve">  </w:t>
+            </w:r>
+            <w:proofErr w:type="gramStart"/>
+            <w:r>
+              <w:rPr>
+                <w:rFonts w:eastAsia="Calibri" w:cs="Calibri"/>
+                <w:color w:val="000000"/>
+              </w:rPr>
+              <w:t>JavaScript  ·</w:t>
+            </w:r>
+            <w:proofErr w:type="gramEnd"/>
+            <w:r>
+              <w:rPr>
+                <w:rFonts w:eastAsia="Calibri" w:cs="Calibri"/>
+                <w:color w:val="000000"/>
+              </w:rPr>
+              <w:t xml:space="preserve">  </w:t>
+            </w:r>
+            <w:proofErr w:type="gramStart"/>
+            <w:r>
+              <w:rPr>
+                <w:rFonts w:eastAsia="Calibri" w:cs="Calibri"/>
+                <w:color w:val="000000"/>
+              </w:rPr>
+              <w:t>SQL  ·</w:t>
+            </w:r>
+            <w:proofErr w:type="gramEnd"/>
+            <w:r>
+              <w:rPr>
+                <w:rFonts w:eastAsia="Calibri" w:cs="Calibri"/>
+                <w:color w:val="000000"/>
+              </w:rPr>
+              <w:t xml:space="preserve">  C</w:t>
             </w:r>
           </w:p>
           <w:p>
@@ -1688,7 +2066,7 @@
                 <w:rFonts w:eastAsia="Calibri" w:cs="Calibri"/>
                 <w:color w:val="000000"/>
               </w:rPr>
-              <w:t>LLMs, RAG, Agentic Workflows, LangChain, LlamaIndex, Vector Databases, Fine-Tuning, QLoRA, SFT, PEFT, PyTorch, TensorFlow, Hugging Face, Scikit-Learn, Transformers, Prompt Engineering</w:t>
+              <w:t>LLMs  ·  RAG  ·  Agentic Workflows  ·  LangChain  ·  LlamaIndex  ·  Vector Databases  ·  Fine-Tuning  ·  QLoRA  ·  SFT  ·  PEFT  ·  PyTorch  ·  TensorFlow  ·  Hugging Face  ·  Scikit-Learn  ·  Transformers  ·  Prompt Engineering</w:t>
             </w:r>
           </w:p>
           <w:p>
@@ -1708,7 +2086,7 @@
                 <w:rFonts w:eastAsia="Calibri" w:cs="Calibri"/>
                 <w:color w:val="000000"/>
               </w:rPr>
-              <w:t>AWS Bedrock, PostgreSQL, pgvector, FastAPI, Unsloth, Llama 3, Spring AI, Flask</w:t>
+              <w:t>AWS Bedrock  ·  PostgreSQL  ·  pgvector  ·  FastAPI  ·  Unsloth  ·  Llama 3  ·  Spring AI  ·  Flask</w:t>
             </w:r>
           </w:p>
           <w:p>
@@ -1728,7 +2106,7 @@
                 <w:rFonts w:eastAsia="Calibri" w:cs="Calibri"/>
                 <w:color w:val="000000"/>
               </w:rPr>
-              <w:t>Guardrails, Zero-Trust, Intent Normalization, MCP, A2A, EU AI Act, Responsible AI, AI Safety</w:t>
+              <w:t>Guardrails  ·  Zero-Trust  ·  Intent Normalization  ·  MCP  ·  A2A  ·  EU AI Act  ·  Responsible AI  ·  AI Safety</w:t>
             </w:r>
           </w:p>
           <w:p>
@@ -1748,7 +2126,7 @@
                 <w:rFonts w:eastAsia="Calibri" w:cs="Calibri"/>
                 <w:color w:val="000000"/>
               </w:rPr>
-              <w:t>Spring Boot, React, Next.js, Node.js, Express, REST APIs, OAuth2, Prisma ORM, Stripe, Tailwind CSS, MERN</w:t>
+              <w:t>Spring Boot  ·  React  ·  Next.js  ·  Node.js  ·  Express  ·  REST APIs  ·  OAuth2  ·  Prisma ORM  ·  Stripe  ·  Tailwind CSS  ·  MERN</w:t>
             </w:r>
           </w:p>
           <w:p>
@@ -1768,7 +2146,7 @@
                 <w:rFonts w:eastAsia="Calibri" w:cs="Calibri"/>
                 <w:color w:val="000000"/>
               </w:rPr>
-              <w:t>AWS (certified), Docker, Kubernetes, CI/CD, GitHub Actions, Vercel, Neon, Git</w:t>
+              <w:t>AWS (certified)  ·  Docker  ·  Kubernetes  ·  CI/CD  ·  GitHub Actions  ·  Vercel  ·  Neon  ·  Git</w:t>
             </w:r>
           </w:p>
           <w:p>
@@ -1788,13 +2166,13 @@
                 <w:rFonts w:eastAsia="Calibri" w:cs="Calibri"/>
                 <w:color w:val="000000"/>
               </w:rPr>
-              <w:t>JUnit, Karate, pytest, Playwright, E2E, Unit &amp; Integration Testing</w:t>
+              <w:t>JUnit  ·  Karate  ·  pytest  ·  Playwright  ·  E2E  ·  Unit &amp; Integration Testing</w:t>
             </w:r>
           </w:p>
           <w:p>
             <w:pPr>
               <w:pBdr>
-                <w:bottom w:val="single" w:sz="6" w:space="1" w:color="1F3864"/>
+                <w:bottom w:val="single" w:sz="6" w:space="1" w:color="4472C4"/>
               </w:pBdr>
               <w:spacing w:before="200" w:after="80" w:line="240" w:lineRule="auto"/>
               <w:rPr>
@@ -1805,7 +2183,7 @@
               <w:rPr>
                 <w:rFonts w:eastAsia="Calibri" w:cs="Calibri"/>
                 <w:b/>
-                <w:color w:val="1F3864"/>
+                <w:color w:val="4472C4"/>
                 <w:sz w:val="24"/>
                 <w:lang w:val="de-DE"/>
               </w:rPr>
@@ -1827,22 +2205,32 @@
               </w:rPr>
               <w:t>Deutsch — B2 (</w:t>
             </w:r>
-            <w:hyperlink r:id="rId16">
-              <w:r>
-                <w:rPr>
-                  <w:rFonts w:eastAsia="Calibri" w:cs="Calibri"/>
-                  <w:color w:val="1F3864"/>
-                  <w:szCs w:val="20"/>
-                  <w:u w:val="single"/>
-                  <w:lang w:val="de-DE"/>
-                </w:rPr>
-                <w:t>Goethe-zertifiziert</w:t>
-              </w:r>
-            </w:hyperlink>
             <w:r>
               <w:rPr>
                 <w:rFonts w:eastAsia="Calibri" w:cs="Calibri"/>
                 <w:color w:val="000000"/>
+                <w:lang w:val="de-DE"/>
+              </w:rPr>
+              <w:t>gute Arbeit</w:t>
+            </w:r>
+            <w:r>
+              <w:rPr>
+                <w:rFonts w:eastAsia="Calibri" w:cs="Calibri"/>
+                <w:color w:val="000000"/>
+                <w:lang w:val="de-DE"/>
+              </w:rPr>
+              <w:t>s</w:t>
+            </w:r>
+            <w:r>
+              <w:rPr>
+                <w:rFonts w:eastAsia="Calibri" w:cs="Calibri"/>
+                <w:color w:val="000000"/>
+                <w:lang w:val="de-DE"/>
+              </w:rPr>
+              <w:t>kenntnisse</w:t>
+            </w:r>
+            <w:r>
+              <w:rPr>
                 <w:lang w:val="de-DE"/>
               </w:rPr>
               <w:t>)</w:t>
@@ -1857,13 +2245,29 @@
                 <w:rFonts w:eastAsia="Calibri" w:cs="Calibri"/>
                 <w:color w:val="000000"/>
               </w:rPr>
-              <w:t>Englisch — C1 (fließend)</w:t>
+              <w:t>Englisch — C1 (</w:t>
+            </w:r>
+            <w:proofErr w:type="spellStart"/>
+            <w:r>
+              <w:rPr>
+                <w:rFonts w:eastAsia="Calibri" w:cs="Calibri"/>
+                <w:color w:val="000000"/>
+              </w:rPr>
+              <w:t>fließend</w:t>
+            </w:r>
+            <w:proofErr w:type="spellEnd"/>
+            <w:r>
+              <w:rPr>
+                <w:rFonts w:eastAsia="Calibri" w:cs="Calibri"/>
+                <w:color w:val="000000"/>
+              </w:rPr>
+              <w:t>)</w:t>
             </w:r>
           </w:p>
           <w:p>
             <w:pPr>
               <w:pBdr>
-                <w:bottom w:val="single" w:sz="6" w:space="1" w:color="1F3864"/>
+                <w:bottom w:val="single" w:sz="6" w:space="1" w:color="4472C4"/>
               </w:pBdr>
               <w:spacing w:before="1400" w:after="80" w:line="240" w:lineRule="auto"/>
             </w:pPr>
@@ -1871,7 +2275,7 @@
               <w:rPr>
                 <w:rFonts w:eastAsia="Calibri" w:cs="Calibri"/>
                 <w:b/>
-                <w:color w:val="1F3864"/>
+                <w:color w:val="4472C4"/>
                 <w:sz w:val="24"/>
               </w:rPr>
               <w:lastRenderedPageBreak/>
@@ -1890,11 +2294,11 @@
               </w:rPr>
               <w:t xml:space="preserve">• </w:t>
             </w:r>
-            <w:hyperlink r:id="rId17">
+            <w:hyperlink r:id="rId19">
               <w:r>
                 <w:rPr>
                   <w:rFonts w:eastAsia="Calibri" w:cs="Calibri"/>
-                  <w:color w:val="1F3864"/>
+                  <w:color w:val="4472C4"/>
                   <w:szCs w:val="20"/>
                   <w:u w:val="single"/>
                 </w:rPr>
@@ -1914,11 +2318,11 @@
               </w:rPr>
               <w:t xml:space="preserve">• </w:t>
             </w:r>
-            <w:hyperlink r:id="rId18">
+            <w:hyperlink r:id="rId20">
               <w:r>
                 <w:rPr>
                   <w:rFonts w:eastAsia="Calibri" w:cs="Calibri"/>
-                  <w:color w:val="1F3864"/>
+                  <w:color w:val="4472C4"/>
                   <w:szCs w:val="20"/>
                   <w:u w:val="single"/>
                 </w:rPr>
@@ -1929,7 +2333,7 @@
           <w:p>
             <w:pPr>
               <w:pBdr>
-                <w:bottom w:val="single" w:sz="6" w:space="1" w:color="1F3864"/>
+                <w:bottom w:val="single" w:sz="6" w:space="1" w:color="4472C4"/>
               </w:pBdr>
               <w:spacing w:before="200" w:after="80" w:line="240" w:lineRule="auto"/>
               <w:rPr>
@@ -1940,7 +2344,7 @@
               <w:rPr>
                 <w:rFonts w:eastAsia="Calibri" w:cs="Calibri"/>
                 <w:b/>
-                <w:color w:val="1F3864"/>
+                <w:color w:val="4472C4"/>
                 <w:sz w:val="24"/>
                 <w:lang w:val="de-DE"/>
               </w:rPr>
@@ -1978,7 +2382,23 @@
                 <w:color w:val="000000"/>
                 <w:lang w:val="de-DE"/>
               </w:rPr>
-              <w:t>• Teamführung (SIH, 2. Platz)</w:t>
+              <w:t>• Teamführung (</w:t>
+            </w:r>
+            <w:r>
+              <w:rPr>
+                <w:rFonts w:eastAsia="Calibri" w:cs="Calibri"/>
+                <w:color w:val="000000"/>
+                <w:lang w:val="de-DE"/>
+              </w:rPr>
+              <w:t>Hackathon</w:t>
+            </w:r>
+            <w:r>
+              <w:rPr>
+                <w:rFonts w:eastAsia="Calibri" w:cs="Calibri"/>
+                <w:color w:val="000000"/>
+                <w:lang w:val="de-DE"/>
+              </w:rPr>
+              <w:t>, 2. Platz)</w:t>
             </w:r>
           </w:p>
           <w:p>
@@ -2020,28 +2440,224 @@
               <w:spacing w:after="60" w:line="300" w:lineRule="auto"/>
               <w:ind w:left="216" w:hanging="216"/>
               <w:rPr>
-                <w:lang w:val="de-DE"/>
-              </w:rPr>
-            </w:pPr>
-            <w:r>
-              <w:rPr>
                 <w:rFonts w:eastAsia="Calibri" w:cs="Calibri"/>
                 <w:color w:val="000000"/>
                 <w:lang w:val="de-DE"/>
               </w:rPr>
+            </w:pPr>
+            <w:r>
+              <w:rPr>
+                <w:rFonts w:eastAsia="Calibri" w:cs="Calibri"/>
+                <w:color w:val="000000"/>
+                <w:lang w:val="de-DE"/>
+              </w:rPr>
               <w:t>• Eigenverantwortung</w:t>
             </w:r>
+          </w:p>
+          <w:p>
+            <w:pPr>
+              <w:pBdr>
+                <w:bottom w:val="single" w:sz="6" w:space="1" w:color="4472C4"/>
+              </w:pBdr>
+              <w:spacing w:before="200" w:after="80" w:line="240" w:lineRule="auto"/>
+            </w:pPr>
+            <w:r>
+              <w:rPr>
+                <w:rFonts w:eastAsia="Calibri" w:cs="Calibri"/>
+                <w:b/>
+                <w:color w:val="4472C4"/>
+                <w:sz w:val="24"/>
+              </w:rPr>
+              <w:t>SCHLÜSSELKOMPETENZEN</w:t>
+            </w:r>
+          </w:p>
+          <w:p>
+            <w:pPr>
+              <w:spacing w:after="60" w:line="300" w:lineRule="auto"/>
+              <w:ind w:left="216" w:hanging="216"/>
+            </w:pPr>
+            <w:r>
+              <w:rPr>
+                <w:rFonts w:eastAsia="Calibri" w:cs="Calibri"/>
+                <w:color w:val="000000"/>
+              </w:rPr>
+              <w:t>• LLMs, RAG, Agentic Systems</w:t>
+            </w:r>
+          </w:p>
+          <w:p>
+            <w:pPr>
+              <w:spacing w:after="60" w:line="300" w:lineRule="auto"/>
+              <w:ind w:left="216" w:hanging="216"/>
+            </w:pPr>
+            <w:r>
+              <w:rPr>
+                <w:rFonts w:eastAsia="Calibri" w:cs="Calibri"/>
+                <w:color w:val="000000"/>
+              </w:rPr>
+              <w:t>• Prompt Engineering &amp; Fine-Tuning (</w:t>
+            </w:r>
+            <w:proofErr w:type="spellStart"/>
+            <w:r>
+              <w:rPr>
+                <w:rFonts w:eastAsia="Calibri" w:cs="Calibri"/>
+                <w:color w:val="000000"/>
+              </w:rPr>
+              <w:t>QLoRA</w:t>
+            </w:r>
+            <w:proofErr w:type="spellEnd"/>
+            <w:r>
+              <w:rPr>
+                <w:rFonts w:eastAsia="Calibri" w:cs="Calibri"/>
+                <w:color w:val="000000"/>
+              </w:rPr>
+              <w:t>, PEFT)</w:t>
+            </w:r>
+          </w:p>
+          <w:p>
+            <w:pPr>
+              <w:spacing w:after="60" w:line="300" w:lineRule="auto"/>
+              <w:ind w:left="216" w:hanging="216"/>
+            </w:pPr>
+            <w:r>
+              <w:rPr>
+                <w:rFonts w:eastAsia="Calibri" w:cs="Calibri"/>
+                <w:color w:val="000000"/>
+              </w:rPr>
+              <w:t xml:space="preserve">• </w:t>
+            </w:r>
+            <w:proofErr w:type="spellStart"/>
+            <w:r>
+              <w:rPr>
+                <w:rFonts w:eastAsia="Calibri" w:cs="Calibri"/>
+                <w:color w:val="000000"/>
+              </w:rPr>
+              <w:t>LangChain</w:t>
+            </w:r>
+            <w:proofErr w:type="spellEnd"/>
+            <w:r>
+              <w:rPr>
+                <w:rFonts w:eastAsia="Calibri" w:cs="Calibri"/>
+                <w:color w:val="000000"/>
+              </w:rPr>
+              <w:t xml:space="preserve">, </w:t>
+            </w:r>
+            <w:proofErr w:type="spellStart"/>
+            <w:r>
+              <w:rPr>
+                <w:rFonts w:eastAsia="Calibri" w:cs="Calibri"/>
+                <w:color w:val="000000"/>
+              </w:rPr>
+              <w:t>LlamaIndex</w:t>
+            </w:r>
+            <w:proofErr w:type="spellEnd"/>
+          </w:p>
+          <w:p>
+            <w:pPr>
+              <w:spacing w:after="60" w:line="300" w:lineRule="auto"/>
+              <w:ind w:left="216" w:hanging="216"/>
+            </w:pPr>
+            <w:r>
+              <w:rPr>
+                <w:rFonts w:eastAsia="Calibri" w:cs="Calibri"/>
+                <w:color w:val="000000"/>
+              </w:rPr>
+              <w:t>• AI Backend (</w:t>
+            </w:r>
+            <w:proofErr w:type="spellStart"/>
+            <w:r>
+              <w:rPr>
+                <w:rFonts w:eastAsia="Calibri" w:cs="Calibri"/>
+                <w:color w:val="000000"/>
+              </w:rPr>
+              <w:t>FastAPI</w:t>
+            </w:r>
+            <w:proofErr w:type="spellEnd"/>
+            <w:r>
+              <w:rPr>
+                <w:rFonts w:eastAsia="Calibri" w:cs="Calibri"/>
+                <w:color w:val="000000"/>
+              </w:rPr>
+              <w:t>, Python)</w:t>
+            </w:r>
+          </w:p>
+          <w:p>
+            <w:pPr>
+              <w:spacing w:after="60" w:line="300" w:lineRule="auto"/>
+              <w:ind w:left="216" w:hanging="216"/>
+            </w:pPr>
+            <w:r>
+              <w:rPr>
+                <w:rFonts w:eastAsia="Calibri" w:cs="Calibri"/>
+                <w:color w:val="000000"/>
+              </w:rPr>
+              <w:t>• Vector DBs (</w:t>
+            </w:r>
+            <w:proofErr w:type="spellStart"/>
+            <w:r>
+              <w:rPr>
+                <w:rFonts w:eastAsia="Calibri" w:cs="Calibri"/>
+                <w:color w:val="000000"/>
+              </w:rPr>
+              <w:t>pgvector</w:t>
+            </w:r>
+            <w:proofErr w:type="spellEnd"/>
+            <w:r>
+              <w:rPr>
+                <w:rFonts w:eastAsia="Calibri" w:cs="Calibri"/>
+                <w:color w:val="000000"/>
+              </w:rPr>
+              <w:t>, PostgreSQL)</w:t>
+            </w:r>
+          </w:p>
+          <w:p>
+            <w:pPr>
+              <w:spacing w:after="60" w:line="300" w:lineRule="auto"/>
+              <w:ind w:left="216" w:hanging="216"/>
+            </w:pPr>
+            <w:r>
+              <w:rPr>
+                <w:rFonts w:eastAsia="Calibri" w:cs="Calibri"/>
+                <w:color w:val="000000"/>
+              </w:rPr>
+              <w:t>• Cloud (AWS Bedrock)</w:t>
+            </w:r>
+          </w:p>
+          <w:p>
+            <w:pPr>
+              <w:spacing w:after="60" w:line="300" w:lineRule="auto"/>
+              <w:ind w:left="216" w:hanging="216"/>
+            </w:pPr>
+            <w:r>
+              <w:rPr>
+                <w:rFonts w:eastAsia="Calibri" w:cs="Calibri"/>
+                <w:color w:val="000000"/>
+              </w:rPr>
+              <w:t>• CI/CD, Docker, Kubernetes</w:t>
+            </w:r>
+          </w:p>
+          <w:p>
+            <w:pPr>
+              <w:spacing w:after="60" w:line="300" w:lineRule="auto"/>
+              <w:ind w:left="216" w:hanging="216"/>
+            </w:pPr>
+            <w:r>
+              <w:rPr>
+                <w:rFonts w:eastAsia="Calibri" w:cs="Calibri"/>
+                <w:color w:val="000000"/>
+              </w:rPr>
+              <w:t>• AI Security &amp; Guardrails (EU AI Act)</w:t>
+            </w:r>
+          </w:p>
+          <w:p>
+            <w:pPr>
+              <w:spacing w:after="60" w:line="300" w:lineRule="auto"/>
+              <w:ind w:left="216" w:hanging="216"/>
+            </w:pPr>
           </w:p>
         </w:tc>
       </w:tr>
     </w:tbl>
-    <w:p>
-      <w:pPr>
-        <w:rPr>
-          <w:lang w:val="de-DE"/>
-        </w:rPr>
-      </w:pPr>
-    </w:p>
+    <w:p/>
     <w:p>
       <w:r>
         <w:rPr>
@@ -2065,7 +2681,7 @@
                     <pic:cNvPicPr/>
                   </pic:nvPicPr>
                   <pic:blipFill>
-                    <a:blip r:embed="rId19"/>
+                    <a:blip r:embed="rId21"/>
                     <a:stretch>
                       <a:fillRect/>
                     </a:stretch>
@@ -2139,7 +2755,7 @@
     <w:lvl w:ilvl="0">
       <w:start w:val="1"/>
       <w:numFmt w:val="decimal"/>
-      <w:pStyle w:val="ListNumber3"/>
+      <w:pStyle w:val="Listennummer3"/>
       <w:lvlText w:val="%1."/>
       <w:lvlJc w:val="left"/>
       <w:pPr>
@@ -2157,7 +2773,7 @@
     <w:lvl w:ilvl="0">
       <w:start w:val="1"/>
       <w:numFmt w:val="decimal"/>
-      <w:pStyle w:val="ListNumber2"/>
+      <w:pStyle w:val="Listennummer2"/>
       <w:lvlText w:val="%1."/>
       <w:lvlJc w:val="left"/>
       <w:pPr>
@@ -2195,7 +2811,7 @@
     <w:lvl w:ilvl="0">
       <w:start w:val="1"/>
       <w:numFmt w:val="bullet"/>
-      <w:pStyle w:val="ListBullet3"/>
+      <w:pStyle w:val="Aufzhlungszeichen3"/>
       <w:lvlText w:val=""/>
       <w:lvlJc w:val="left"/>
       <w:pPr>
@@ -2216,7 +2832,7 @@
     <w:lvl w:ilvl="0">
       <w:start w:val="1"/>
       <w:numFmt w:val="bullet"/>
-      <w:pStyle w:val="ListBullet2"/>
+      <w:pStyle w:val="Aufzhlungszeichen2"/>
       <w:lvlText w:val=""/>
       <w:lvlJc w:val="left"/>
       <w:pPr>
@@ -2237,7 +2853,7 @@
     <w:lvl w:ilvl="0">
       <w:start w:val="1"/>
       <w:numFmt w:val="decimal"/>
-      <w:pStyle w:val="ListNumber"/>
+      <w:pStyle w:val="Listennummer"/>
       <w:lvlText w:val="%1."/>
       <w:lvlJc w:val="left"/>
       <w:pPr>
@@ -2255,7 +2871,7 @@
     <w:lvl w:ilvl="0">
       <w:start w:val="1"/>
       <w:numFmt w:val="bullet"/>
-      <w:pStyle w:val="ListBullet"/>
+      <w:pStyle w:val="Aufzhlungszeichen"/>
       <w:lvlText w:val=""/>
       <w:lvlJc w:val="left"/>
       <w:pPr>
@@ -2266,6 +2882,119 @@
       </w:pPr>
       <w:rPr>
         <w:rFonts w:ascii="Symbol" w:hAnsi="Symbol" w:hint="default"/>
+      </w:rPr>
+    </w:lvl>
+  </w:abstractNum>
+  <w:abstractNum w:abstractNumId="9" w15:restartNumberingAfterBreak="0">
+    <w:nsid w:val="2D111BDF"/>
+    <w:multiLevelType w:val="hybridMultilevel"/>
+    <w:tmpl w:val="F4A62912"/>
+    <w:lvl w:ilvl="0" w:tplc="04070001">
+      <w:start w:val="1"/>
+      <w:numFmt w:val="bullet"/>
+      <w:lvlText w:val=""/>
+      <w:lvlJc w:val="left"/>
+      <w:pPr>
+        <w:ind w:left="720" w:hanging="360"/>
+      </w:pPr>
+      <w:rPr>
+        <w:rFonts w:ascii="Symbol" w:hAnsi="Symbol" w:hint="default"/>
+      </w:rPr>
+    </w:lvl>
+    <w:lvl w:ilvl="1" w:tplc="04070003" w:tentative="1">
+      <w:start w:val="1"/>
+      <w:numFmt w:val="bullet"/>
+      <w:lvlText w:val="o"/>
+      <w:lvlJc w:val="left"/>
+      <w:pPr>
+        <w:ind w:left="1440" w:hanging="360"/>
+      </w:pPr>
+      <w:rPr>
+        <w:rFonts w:ascii="Courier New" w:hAnsi="Courier New" w:hint="default"/>
+      </w:rPr>
+    </w:lvl>
+    <w:lvl w:ilvl="2" w:tplc="04070005" w:tentative="1">
+      <w:start w:val="1"/>
+      <w:numFmt w:val="bullet"/>
+      <w:lvlText w:val=""/>
+      <w:lvlJc w:val="left"/>
+      <w:pPr>
+        <w:ind w:left="2160" w:hanging="360"/>
+      </w:pPr>
+      <w:rPr>
+        <w:rFonts w:ascii="Wingdings" w:hAnsi="Wingdings" w:hint="default"/>
+      </w:rPr>
+    </w:lvl>
+    <w:lvl w:ilvl="3" w:tplc="04070001" w:tentative="1">
+      <w:start w:val="1"/>
+      <w:numFmt w:val="bullet"/>
+      <w:lvlText w:val=""/>
+      <w:lvlJc w:val="left"/>
+      <w:pPr>
+        <w:ind w:left="2880" w:hanging="360"/>
+      </w:pPr>
+      <w:rPr>
+        <w:rFonts w:ascii="Symbol" w:hAnsi="Symbol" w:hint="default"/>
+      </w:rPr>
+    </w:lvl>
+    <w:lvl w:ilvl="4" w:tplc="04070003" w:tentative="1">
+      <w:start w:val="1"/>
+      <w:numFmt w:val="bullet"/>
+      <w:lvlText w:val="o"/>
+      <w:lvlJc w:val="left"/>
+      <w:pPr>
+        <w:ind w:left="3600" w:hanging="360"/>
+      </w:pPr>
+      <w:rPr>
+        <w:rFonts w:ascii="Courier New" w:hAnsi="Courier New" w:hint="default"/>
+      </w:rPr>
+    </w:lvl>
+    <w:lvl w:ilvl="5" w:tplc="04070005" w:tentative="1">
+      <w:start w:val="1"/>
+      <w:numFmt w:val="bullet"/>
+      <w:lvlText w:val=""/>
+      <w:lvlJc w:val="left"/>
+      <w:pPr>
+        <w:ind w:left="4320" w:hanging="360"/>
+      </w:pPr>
+      <w:rPr>
+        <w:rFonts w:ascii="Wingdings" w:hAnsi="Wingdings" w:hint="default"/>
+      </w:rPr>
+    </w:lvl>
+    <w:lvl w:ilvl="6" w:tplc="04070001" w:tentative="1">
+      <w:start w:val="1"/>
+      <w:numFmt w:val="bullet"/>
+      <w:lvlText w:val=""/>
+      <w:lvlJc w:val="left"/>
+      <w:pPr>
+        <w:ind w:left="5040" w:hanging="360"/>
+      </w:pPr>
+      <w:rPr>
+        <w:rFonts w:ascii="Symbol" w:hAnsi="Symbol" w:hint="default"/>
+      </w:rPr>
+    </w:lvl>
+    <w:lvl w:ilvl="7" w:tplc="04070003" w:tentative="1">
+      <w:start w:val="1"/>
+      <w:numFmt w:val="bullet"/>
+      <w:lvlText w:val="o"/>
+      <w:lvlJc w:val="left"/>
+      <w:pPr>
+        <w:ind w:left="5760" w:hanging="360"/>
+      </w:pPr>
+      <w:rPr>
+        <w:rFonts w:ascii="Courier New" w:hAnsi="Courier New" w:hint="default"/>
+      </w:rPr>
+    </w:lvl>
+    <w:lvl w:ilvl="8" w:tplc="04070005" w:tentative="1">
+      <w:start w:val="1"/>
+      <w:numFmt w:val="bullet"/>
+      <w:lvlText w:val=""/>
+      <w:lvlJc w:val="left"/>
+      <w:pPr>
+        <w:ind w:left="6480" w:hanging="360"/>
+      </w:pPr>
+      <w:rPr>
+        <w:rFonts w:ascii="Wingdings" w:hAnsi="Wingdings" w:hint="default"/>
       </w:rPr>
     </w:lvl>
   </w:abstractNum>
@@ -2295,6 +3024,9 @@
   </w:num>
   <w:num w:numId="9" w16cid:durableId="326592569">
     <w:abstractNumId w:val="0"/>
+  </w:num>
+  <w:num w:numId="10" w16cid:durableId="688524676">
+    <w:abstractNumId w:val="9"/>
   </w:num>
 </w:numbering>
 </file>
@@ -2685,7 +3417,7 @@
     <w:lsdException w:name="Unresolved Mention" w:semiHidden="1" w:unhideWhenUsed="1"/>
     <w:lsdException w:name="Smart Link" w:semiHidden="1" w:unhideWhenUsed="1"/>
   </w:latentStyles>
-  <w:style w:type="paragraph" w:default="1" w:styleId="Normal">
+  <w:style w:type="paragraph" w:default="1" w:styleId="Standard">
     <w:name w:val="Normal"/>
     <w:qFormat/>
     <w:rsid w:val="00FC693F"/>
@@ -2694,11 +3426,11 @@
       <w:sz w:val="20"/>
     </w:rPr>
   </w:style>
-  <w:style w:type="paragraph" w:styleId="Heading1">
+  <w:style w:type="paragraph" w:styleId="berschrift1">
     <w:name w:val="heading 1"/>
-    <w:basedOn w:val="Normal"/>
-    <w:next w:val="Normal"/>
-    <w:link w:val="Heading1Char"/>
+    <w:basedOn w:val="Standard"/>
+    <w:next w:val="Standard"/>
+    <w:link w:val="berschrift1Zchn"/>
     <w:uiPriority w:val="9"/>
     <w:qFormat/>
     <w:rsid w:val="00FC693F"/>
@@ -2717,11 +3449,11 @@
       <w:szCs w:val="28"/>
     </w:rPr>
   </w:style>
-  <w:style w:type="paragraph" w:styleId="Heading2">
+  <w:style w:type="paragraph" w:styleId="berschrift2">
     <w:name w:val="heading 2"/>
-    <w:basedOn w:val="Normal"/>
-    <w:next w:val="Normal"/>
-    <w:link w:val="Heading2Char"/>
+    <w:basedOn w:val="Standard"/>
+    <w:next w:val="Standard"/>
+    <w:link w:val="berschrift2Zchn"/>
     <w:uiPriority w:val="9"/>
     <w:unhideWhenUsed/>
     <w:qFormat/>
@@ -2741,11 +3473,11 @@
       <w:szCs w:val="26"/>
     </w:rPr>
   </w:style>
-  <w:style w:type="paragraph" w:styleId="Heading3">
+  <w:style w:type="paragraph" w:styleId="berschrift3">
     <w:name w:val="heading 3"/>
-    <w:basedOn w:val="Normal"/>
-    <w:next w:val="Normal"/>
-    <w:link w:val="Heading3Char"/>
+    <w:basedOn w:val="Standard"/>
+    <w:next w:val="Standard"/>
+    <w:link w:val="berschrift3Zchn"/>
     <w:uiPriority w:val="9"/>
     <w:unhideWhenUsed/>
     <w:qFormat/>
@@ -2763,11 +3495,11 @@
       <w:color w:val="4F81BD" w:themeColor="accent1"/>
     </w:rPr>
   </w:style>
-  <w:style w:type="paragraph" w:styleId="Heading4">
+  <w:style w:type="paragraph" w:styleId="berschrift4">
     <w:name w:val="heading 4"/>
-    <w:basedOn w:val="Normal"/>
-    <w:next w:val="Normal"/>
-    <w:link w:val="Heading4Char"/>
+    <w:basedOn w:val="Standard"/>
+    <w:next w:val="Standard"/>
+    <w:link w:val="berschrift4Zchn"/>
     <w:uiPriority w:val="9"/>
     <w:semiHidden/>
     <w:unhideWhenUsed/>
@@ -2788,11 +3520,11 @@
       <w:color w:val="4F81BD" w:themeColor="accent1"/>
     </w:rPr>
   </w:style>
-  <w:style w:type="paragraph" w:styleId="Heading5">
+  <w:style w:type="paragraph" w:styleId="berschrift5">
     <w:name w:val="heading 5"/>
-    <w:basedOn w:val="Normal"/>
-    <w:next w:val="Normal"/>
-    <w:link w:val="Heading5Char"/>
+    <w:basedOn w:val="Standard"/>
+    <w:next w:val="Standard"/>
+    <w:link w:val="berschrift5Zchn"/>
     <w:uiPriority w:val="9"/>
     <w:semiHidden/>
     <w:unhideWhenUsed/>
@@ -2809,11 +3541,11 @@
       <w:color w:val="243F60" w:themeColor="accent1" w:themeShade="7F"/>
     </w:rPr>
   </w:style>
-  <w:style w:type="paragraph" w:styleId="Heading6">
+  <w:style w:type="paragraph" w:styleId="berschrift6">
     <w:name w:val="heading 6"/>
-    <w:basedOn w:val="Normal"/>
-    <w:next w:val="Normal"/>
-    <w:link w:val="Heading6Char"/>
+    <w:basedOn w:val="Standard"/>
+    <w:next w:val="Standard"/>
+    <w:link w:val="berschrift6Zchn"/>
     <w:uiPriority w:val="9"/>
     <w:semiHidden/>
     <w:unhideWhenUsed/>
@@ -2832,11 +3564,11 @@
       <w:color w:val="243F60" w:themeColor="accent1" w:themeShade="7F"/>
     </w:rPr>
   </w:style>
-  <w:style w:type="paragraph" w:styleId="Heading7">
+  <w:style w:type="paragraph" w:styleId="berschrift7">
     <w:name w:val="heading 7"/>
-    <w:basedOn w:val="Normal"/>
-    <w:next w:val="Normal"/>
-    <w:link w:val="Heading7Char"/>
+    <w:basedOn w:val="Standard"/>
+    <w:next w:val="Standard"/>
+    <w:link w:val="berschrift7Zchn"/>
     <w:uiPriority w:val="9"/>
     <w:semiHidden/>
     <w:unhideWhenUsed/>
@@ -2855,11 +3587,11 @@
       <w:color w:val="404040" w:themeColor="text1" w:themeTint="BF"/>
     </w:rPr>
   </w:style>
-  <w:style w:type="paragraph" w:styleId="Heading8">
+  <w:style w:type="paragraph" w:styleId="berschrift8">
     <w:name w:val="heading 8"/>
-    <w:basedOn w:val="Normal"/>
-    <w:next w:val="Normal"/>
-    <w:link w:val="Heading8Char"/>
+    <w:basedOn w:val="Standard"/>
+    <w:next w:val="Standard"/>
+    <w:link w:val="berschrift8Zchn"/>
     <w:uiPriority w:val="9"/>
     <w:semiHidden/>
     <w:unhideWhenUsed/>
@@ -2877,11 +3609,11 @@
       <w:szCs w:val="20"/>
     </w:rPr>
   </w:style>
-  <w:style w:type="paragraph" w:styleId="Heading9">
+  <w:style w:type="paragraph" w:styleId="berschrift9">
     <w:name w:val="heading 9"/>
-    <w:basedOn w:val="Normal"/>
-    <w:next w:val="Normal"/>
-    <w:link w:val="Heading9Char"/>
+    <w:basedOn w:val="Standard"/>
+    <w:next w:val="Standard"/>
+    <w:link w:val="berschrift9Zchn"/>
     <w:uiPriority w:val="9"/>
     <w:semiHidden/>
     <w:unhideWhenUsed/>
@@ -2901,13 +3633,13 @@
       <w:szCs w:val="20"/>
     </w:rPr>
   </w:style>
-  <w:style w:type="character" w:default="1" w:styleId="DefaultParagraphFont">
+  <w:style w:type="character" w:default="1" w:styleId="Absatz-Standardschriftart">
     <w:name w:val="Default Paragraph Font"/>
     <w:uiPriority w:val="1"/>
     <w:semiHidden/>
     <w:unhideWhenUsed/>
   </w:style>
-  <w:style w:type="table" w:default="1" w:styleId="TableNormal">
+  <w:style w:type="table" w:default="1" w:styleId="NormaleTabelle">
     <w:name w:val="Normal Table"/>
     <w:uiPriority w:val="99"/>
     <w:semiHidden/>
@@ -2922,16 +3654,16 @@
       </w:tblCellMar>
     </w:tblPr>
   </w:style>
-  <w:style w:type="numbering" w:default="1" w:styleId="NoList">
+  <w:style w:type="numbering" w:default="1" w:styleId="KeineListe">
     <w:name w:val="No List"/>
     <w:uiPriority w:val="99"/>
     <w:semiHidden/>
     <w:unhideWhenUsed/>
   </w:style>
-  <w:style w:type="paragraph" w:styleId="Header">
+  <w:style w:type="paragraph" w:styleId="Kopfzeile">
     <w:name w:val="header"/>
-    <w:basedOn w:val="Normal"/>
-    <w:link w:val="HeaderChar"/>
+    <w:basedOn w:val="Standard"/>
+    <w:link w:val="KopfzeileZchn"/>
     <w:uiPriority w:val="99"/>
     <w:unhideWhenUsed/>
     <w:rsid w:val="00E618BF"/>
@@ -2943,17 +3675,17 @@
       <w:spacing w:after="0" w:line="240" w:lineRule="auto"/>
     </w:pPr>
   </w:style>
-  <w:style w:type="character" w:customStyle="1" w:styleId="HeaderChar">
-    <w:name w:val="Header Char"/>
-    <w:basedOn w:val="DefaultParagraphFont"/>
-    <w:link w:val="Header"/>
+  <w:style w:type="character" w:customStyle="1" w:styleId="KopfzeileZchn">
+    <w:name w:val="Kopfzeile Zchn"/>
+    <w:basedOn w:val="Absatz-Standardschriftart"/>
+    <w:link w:val="Kopfzeile"/>
     <w:uiPriority w:val="99"/>
     <w:rsid w:val="00E618BF"/>
   </w:style>
-  <w:style w:type="paragraph" w:styleId="Footer">
+  <w:style w:type="paragraph" w:styleId="Fuzeile">
     <w:name w:val="footer"/>
-    <w:basedOn w:val="Normal"/>
-    <w:link w:val="FooterChar"/>
+    <w:basedOn w:val="Standard"/>
+    <w:link w:val="FuzeileZchn"/>
     <w:uiPriority w:val="99"/>
     <w:unhideWhenUsed/>
     <w:rsid w:val="00E618BF"/>
@@ -2965,14 +3697,14 @@
       <w:spacing w:after="0" w:line="240" w:lineRule="auto"/>
     </w:pPr>
   </w:style>
-  <w:style w:type="character" w:customStyle="1" w:styleId="FooterChar">
-    <w:name w:val="Footer Char"/>
-    <w:basedOn w:val="DefaultParagraphFont"/>
-    <w:link w:val="Footer"/>
+  <w:style w:type="character" w:customStyle="1" w:styleId="FuzeileZchn">
+    <w:name w:val="Fußzeile Zchn"/>
+    <w:basedOn w:val="Absatz-Standardschriftart"/>
+    <w:link w:val="Fuzeile"/>
     <w:uiPriority w:val="99"/>
     <w:rsid w:val="00E618BF"/>
   </w:style>
-  <w:style w:type="paragraph" w:styleId="NoSpacing">
+  <w:style w:type="paragraph" w:styleId="KeinLeerraum">
     <w:name w:val="No Spacing"/>
     <w:uiPriority w:val="1"/>
     <w:qFormat/>
@@ -2981,10 +3713,10 @@
       <w:spacing w:after="0" w:line="240" w:lineRule="auto"/>
     </w:pPr>
   </w:style>
-  <w:style w:type="character" w:customStyle="1" w:styleId="Heading1Char">
-    <w:name w:val="Heading 1 Char"/>
-    <w:basedOn w:val="DefaultParagraphFont"/>
-    <w:link w:val="Heading1"/>
+  <w:style w:type="character" w:customStyle="1" w:styleId="berschrift1Zchn">
+    <w:name w:val="Überschrift 1 Zchn"/>
+    <w:basedOn w:val="Absatz-Standardschriftart"/>
+    <w:link w:val="berschrift1"/>
     <w:uiPriority w:val="9"/>
     <w:rsid w:val="00FC693F"/>
     <w:rPr>
@@ -2996,10 +3728,10 @@
       <w:szCs w:val="28"/>
     </w:rPr>
   </w:style>
-  <w:style w:type="character" w:customStyle="1" w:styleId="Heading2Char">
-    <w:name w:val="Heading 2 Char"/>
-    <w:basedOn w:val="DefaultParagraphFont"/>
-    <w:link w:val="Heading2"/>
+  <w:style w:type="character" w:customStyle="1" w:styleId="berschrift2Zchn">
+    <w:name w:val="Überschrift 2 Zchn"/>
+    <w:basedOn w:val="Absatz-Standardschriftart"/>
+    <w:link w:val="berschrift2"/>
     <w:uiPriority w:val="9"/>
     <w:rsid w:val="00FC693F"/>
     <w:rPr>
@@ -3011,10 +3743,10 @@
       <w:szCs w:val="26"/>
     </w:rPr>
   </w:style>
-  <w:style w:type="character" w:customStyle="1" w:styleId="Heading3Char">
-    <w:name w:val="Heading 3 Char"/>
-    <w:basedOn w:val="DefaultParagraphFont"/>
-    <w:link w:val="Heading3"/>
+  <w:style w:type="character" w:customStyle="1" w:styleId="berschrift3Zchn">
+    <w:name w:val="Überschrift 3 Zchn"/>
+    <w:basedOn w:val="Absatz-Standardschriftart"/>
+    <w:link w:val="berschrift3"/>
     <w:uiPriority w:val="9"/>
     <w:rsid w:val="00FC693F"/>
     <w:rPr>
@@ -3024,11 +3756,11 @@
       <w:color w:val="4F81BD" w:themeColor="accent1"/>
     </w:rPr>
   </w:style>
-  <w:style w:type="paragraph" w:styleId="Title">
+  <w:style w:type="paragraph" w:styleId="Titel">
     <w:name w:val="Title"/>
-    <w:basedOn w:val="Normal"/>
-    <w:next w:val="Normal"/>
-    <w:link w:val="TitleChar"/>
+    <w:basedOn w:val="Standard"/>
+    <w:next w:val="Standard"/>
+    <w:link w:val="TitelZchn"/>
     <w:uiPriority w:val="10"/>
     <w:qFormat/>
     <w:rsid w:val="00FC693F"/>
@@ -3048,10 +3780,10 @@
       <w:szCs w:val="52"/>
     </w:rPr>
   </w:style>
-  <w:style w:type="character" w:customStyle="1" w:styleId="TitleChar">
-    <w:name w:val="Title Char"/>
-    <w:basedOn w:val="DefaultParagraphFont"/>
-    <w:link w:val="Title"/>
+  <w:style w:type="character" w:customStyle="1" w:styleId="TitelZchn">
+    <w:name w:val="Titel Zchn"/>
+    <w:basedOn w:val="Absatz-Standardschriftart"/>
+    <w:link w:val="Titel"/>
     <w:uiPriority w:val="10"/>
     <w:rsid w:val="00FC693F"/>
     <w:rPr>
@@ -3063,11 +3795,11 @@
       <w:szCs w:val="52"/>
     </w:rPr>
   </w:style>
-  <w:style w:type="paragraph" w:styleId="Subtitle">
+  <w:style w:type="paragraph" w:styleId="Untertitel">
     <w:name w:val="Subtitle"/>
-    <w:basedOn w:val="Normal"/>
-    <w:next w:val="Normal"/>
-    <w:link w:val="SubtitleChar"/>
+    <w:basedOn w:val="Standard"/>
+    <w:next w:val="Standard"/>
+    <w:link w:val="UntertitelZchn"/>
     <w:uiPriority w:val="11"/>
     <w:qFormat/>
     <w:rsid w:val="00FC693F"/>
@@ -3086,10 +3818,10 @@
       <w:szCs w:val="24"/>
     </w:rPr>
   </w:style>
-  <w:style w:type="character" w:customStyle="1" w:styleId="SubtitleChar">
-    <w:name w:val="Subtitle Char"/>
-    <w:basedOn w:val="DefaultParagraphFont"/>
-    <w:link w:val="Subtitle"/>
+  <w:style w:type="character" w:customStyle="1" w:styleId="UntertitelZchn">
+    <w:name w:val="Untertitel Zchn"/>
+    <w:basedOn w:val="Absatz-Standardschriftart"/>
+    <w:link w:val="Untertitel"/>
     <w:uiPriority w:val="11"/>
     <w:rsid w:val="00FC693F"/>
     <w:rPr>
@@ -3102,9 +3834,9 @@
       <w:szCs w:val="24"/>
     </w:rPr>
   </w:style>
-  <w:style w:type="paragraph" w:styleId="ListParagraph">
+  <w:style w:type="paragraph" w:styleId="Listenabsatz">
     <w:name w:val="List Paragraph"/>
-    <w:basedOn w:val="Normal"/>
+    <w:basedOn w:val="Standard"/>
     <w:uiPriority w:val="34"/>
     <w:qFormat/>
     <w:rsid w:val="00FC693F"/>
@@ -3113,10 +3845,10 @@
       <w:contextualSpacing/>
     </w:pPr>
   </w:style>
-  <w:style w:type="paragraph" w:styleId="BodyText">
+  <w:style w:type="paragraph" w:styleId="Textkrper">
     <w:name w:val="Body Text"/>
-    <w:basedOn w:val="Normal"/>
-    <w:link w:val="BodyTextChar"/>
+    <w:basedOn w:val="Standard"/>
+    <w:link w:val="TextkrperZchn"/>
     <w:uiPriority w:val="99"/>
     <w:unhideWhenUsed/>
     <w:rsid w:val="00AA1D8D"/>
@@ -3124,17 +3856,17 @@
       <w:spacing w:after="120"/>
     </w:pPr>
   </w:style>
-  <w:style w:type="character" w:customStyle="1" w:styleId="BodyTextChar">
-    <w:name w:val="Body Text Char"/>
-    <w:basedOn w:val="DefaultParagraphFont"/>
-    <w:link w:val="BodyText"/>
+  <w:style w:type="character" w:customStyle="1" w:styleId="TextkrperZchn">
+    <w:name w:val="Textkörper Zchn"/>
+    <w:basedOn w:val="Absatz-Standardschriftart"/>
+    <w:link w:val="Textkrper"/>
     <w:uiPriority w:val="99"/>
     <w:rsid w:val="00AA1D8D"/>
   </w:style>
-  <w:style w:type="paragraph" w:styleId="BodyText2">
+  <w:style w:type="paragraph" w:styleId="Textkrper2">
     <w:name w:val="Body Text 2"/>
-    <w:basedOn w:val="Normal"/>
-    <w:link w:val="BodyText2Char"/>
+    <w:basedOn w:val="Standard"/>
+    <w:link w:val="Textkrper2Zchn"/>
     <w:uiPriority w:val="99"/>
     <w:unhideWhenUsed/>
     <w:rsid w:val="00AA1D8D"/>
@@ -3142,17 +3874,17 @@
       <w:spacing w:after="120" w:line="480" w:lineRule="auto"/>
     </w:pPr>
   </w:style>
-  <w:style w:type="character" w:customStyle="1" w:styleId="BodyText2Char">
-    <w:name w:val="Body Text 2 Char"/>
-    <w:basedOn w:val="DefaultParagraphFont"/>
-    <w:link w:val="BodyText2"/>
+  <w:style w:type="character" w:customStyle="1" w:styleId="Textkrper2Zchn">
+    <w:name w:val="Textkörper 2 Zchn"/>
+    <w:basedOn w:val="Absatz-Standardschriftart"/>
+    <w:link w:val="Textkrper2"/>
     <w:uiPriority w:val="99"/>
     <w:rsid w:val="00AA1D8D"/>
   </w:style>
-  <w:style w:type="paragraph" w:styleId="BodyText3">
+  <w:style w:type="paragraph" w:styleId="Textkrper3">
     <w:name w:val="Body Text 3"/>
-    <w:basedOn w:val="Normal"/>
-    <w:link w:val="BodyText3Char"/>
+    <w:basedOn w:val="Standard"/>
+    <w:link w:val="Textkrper3Zchn"/>
     <w:uiPriority w:val="99"/>
     <w:unhideWhenUsed/>
     <w:rsid w:val="00AA1D8D"/>
@@ -3164,10 +3896,10 @@
       <w:szCs w:val="16"/>
     </w:rPr>
   </w:style>
-  <w:style w:type="character" w:customStyle="1" w:styleId="BodyText3Char">
-    <w:name w:val="Body Text 3 Char"/>
-    <w:basedOn w:val="DefaultParagraphFont"/>
-    <w:link w:val="BodyText3"/>
+  <w:style w:type="character" w:customStyle="1" w:styleId="Textkrper3Zchn">
+    <w:name w:val="Textkörper 3 Zchn"/>
+    <w:basedOn w:val="Absatz-Standardschriftart"/>
+    <w:link w:val="Textkrper3"/>
     <w:uiPriority w:val="99"/>
     <w:rsid w:val="00AA1D8D"/>
     <w:rPr>
@@ -3175,9 +3907,9 @@
       <w:szCs w:val="16"/>
     </w:rPr>
   </w:style>
-  <w:style w:type="paragraph" w:styleId="List">
+  <w:style w:type="paragraph" w:styleId="Liste">
     <w:name w:val="List"/>
-    <w:basedOn w:val="Normal"/>
+    <w:basedOn w:val="Standard"/>
     <w:uiPriority w:val="99"/>
     <w:unhideWhenUsed/>
     <w:rsid w:val="00AA1D8D"/>
@@ -3186,9 +3918,9 @@
       <w:contextualSpacing/>
     </w:pPr>
   </w:style>
-  <w:style w:type="paragraph" w:styleId="List2">
+  <w:style w:type="paragraph" w:styleId="Liste2">
     <w:name w:val="List 2"/>
-    <w:basedOn w:val="Normal"/>
+    <w:basedOn w:val="Standard"/>
     <w:uiPriority w:val="99"/>
     <w:unhideWhenUsed/>
     <w:rsid w:val="00326F90"/>
@@ -3197,9 +3929,9 @@
       <w:contextualSpacing/>
     </w:pPr>
   </w:style>
-  <w:style w:type="paragraph" w:styleId="List3">
+  <w:style w:type="paragraph" w:styleId="Liste3">
     <w:name w:val="List 3"/>
-    <w:basedOn w:val="Normal"/>
+    <w:basedOn w:val="Standard"/>
     <w:uiPriority w:val="99"/>
     <w:unhideWhenUsed/>
     <w:rsid w:val="00326F90"/>
@@ -3208,9 +3940,9 @@
       <w:contextualSpacing/>
     </w:pPr>
   </w:style>
-  <w:style w:type="paragraph" w:styleId="ListBullet">
+  <w:style w:type="paragraph" w:styleId="Aufzhlungszeichen">
     <w:name w:val="List Bullet"/>
-    <w:basedOn w:val="Normal"/>
+    <w:basedOn w:val="Standard"/>
     <w:uiPriority w:val="99"/>
     <w:unhideWhenUsed/>
     <w:rsid w:val="00326F90"/>
@@ -3221,9 +3953,9 @@
       <w:contextualSpacing/>
     </w:pPr>
   </w:style>
-  <w:style w:type="paragraph" w:styleId="ListBullet2">
+  <w:style w:type="paragraph" w:styleId="Aufzhlungszeichen2">
     <w:name w:val="List Bullet 2"/>
-    <w:basedOn w:val="Normal"/>
+    <w:basedOn w:val="Standard"/>
     <w:uiPriority w:val="99"/>
     <w:unhideWhenUsed/>
     <w:rsid w:val="00326F90"/>
@@ -3234,9 +3966,9 @@
       <w:contextualSpacing/>
     </w:pPr>
   </w:style>
-  <w:style w:type="paragraph" w:styleId="ListBullet3">
+  <w:style w:type="paragraph" w:styleId="Aufzhlungszeichen3">
     <w:name w:val="List Bullet 3"/>
-    <w:basedOn w:val="Normal"/>
+    <w:basedOn w:val="Standard"/>
     <w:uiPriority w:val="99"/>
     <w:unhideWhenUsed/>
     <w:rsid w:val="00326F90"/>
@@ -3247,9 +3979,9 @@
       <w:contextualSpacing/>
     </w:pPr>
   </w:style>
-  <w:style w:type="paragraph" w:styleId="ListNumber">
+  <w:style w:type="paragraph" w:styleId="Listennummer">
     <w:name w:val="List Number"/>
-    <w:basedOn w:val="Normal"/>
+    <w:basedOn w:val="Standard"/>
     <w:uiPriority w:val="99"/>
     <w:unhideWhenUsed/>
     <w:rsid w:val="00326F90"/>
@@ -3260,9 +3992,9 @@
       <w:contextualSpacing/>
     </w:pPr>
   </w:style>
-  <w:style w:type="paragraph" w:styleId="ListNumber2">
+  <w:style w:type="paragraph" w:styleId="Listennummer2">
     <w:name w:val="List Number 2"/>
-    <w:basedOn w:val="Normal"/>
+    <w:basedOn w:val="Standard"/>
     <w:uiPriority w:val="99"/>
     <w:unhideWhenUsed/>
     <w:rsid w:val="0029639D"/>
@@ -3273,9 +4005,9 @@
       <w:contextualSpacing/>
     </w:pPr>
   </w:style>
-  <w:style w:type="paragraph" w:styleId="ListNumber3">
+  <w:style w:type="paragraph" w:styleId="Listennummer3">
     <w:name w:val="List Number 3"/>
-    <w:basedOn w:val="Normal"/>
+    <w:basedOn w:val="Standard"/>
     <w:uiPriority w:val="99"/>
     <w:unhideWhenUsed/>
     <w:rsid w:val="0029639D"/>
@@ -3286,9 +4018,9 @@
       <w:contextualSpacing/>
     </w:pPr>
   </w:style>
-  <w:style w:type="paragraph" w:styleId="ListContinue">
+  <w:style w:type="paragraph" w:styleId="Listenfortsetzung">
     <w:name w:val="List Continue"/>
-    <w:basedOn w:val="Normal"/>
+    <w:basedOn w:val="Standard"/>
     <w:uiPriority w:val="99"/>
     <w:unhideWhenUsed/>
     <w:rsid w:val="0029639D"/>
@@ -3298,9 +4030,9 @@
       <w:contextualSpacing/>
     </w:pPr>
   </w:style>
-  <w:style w:type="paragraph" w:styleId="ListContinue2">
+  <w:style w:type="paragraph" w:styleId="Listenfortsetzung2">
     <w:name w:val="List Continue 2"/>
-    <w:basedOn w:val="Normal"/>
+    <w:basedOn w:val="Standard"/>
     <w:uiPriority w:val="99"/>
     <w:unhideWhenUsed/>
     <w:rsid w:val="0029639D"/>
@@ -3310,9 +4042,9 @@
       <w:contextualSpacing/>
     </w:pPr>
   </w:style>
-  <w:style w:type="paragraph" w:styleId="ListContinue3">
+  <w:style w:type="paragraph" w:styleId="Listenfortsetzung3">
     <w:name w:val="List Continue 3"/>
-    <w:basedOn w:val="Normal"/>
+    <w:basedOn w:val="Standard"/>
     <w:uiPriority w:val="99"/>
     <w:unhideWhenUsed/>
     <w:rsid w:val="0029639D"/>
@@ -3322,9 +4054,9 @@
       <w:contextualSpacing/>
     </w:pPr>
   </w:style>
-  <w:style w:type="paragraph" w:styleId="MacroText">
+  <w:style w:type="paragraph" w:styleId="Makrotext">
     <w:name w:val="macro"/>
-    <w:link w:val="MacroTextChar"/>
+    <w:link w:val="MakrotextZchn"/>
     <w:uiPriority w:val="99"/>
     <w:unhideWhenUsed/>
     <w:rsid w:val="0029639D"/>
@@ -3345,10 +4077,10 @@
       <w:szCs w:val="20"/>
     </w:rPr>
   </w:style>
-  <w:style w:type="character" w:customStyle="1" w:styleId="MacroTextChar">
-    <w:name w:val="Macro Text Char"/>
-    <w:basedOn w:val="DefaultParagraphFont"/>
-    <w:link w:val="MacroText"/>
+  <w:style w:type="character" w:customStyle="1" w:styleId="MakrotextZchn">
+    <w:name w:val="Makrotext Zchn"/>
+    <w:basedOn w:val="Absatz-Standardschriftart"/>
+    <w:link w:val="Makrotext"/>
     <w:uiPriority w:val="99"/>
     <w:rsid w:val="0029639D"/>
     <w:rPr>
@@ -3357,11 +4089,11 @@
       <w:szCs w:val="20"/>
     </w:rPr>
   </w:style>
-  <w:style w:type="paragraph" w:styleId="Quote">
+  <w:style w:type="paragraph" w:styleId="Zitat">
     <w:name w:val="Quote"/>
-    <w:basedOn w:val="Normal"/>
-    <w:next w:val="Normal"/>
-    <w:link w:val="QuoteChar"/>
+    <w:basedOn w:val="Standard"/>
+    <w:next w:val="Standard"/>
+    <w:link w:val="ZitatZchn"/>
     <w:uiPriority w:val="29"/>
     <w:qFormat/>
     <w:rsid w:val="00FC693F"/>
@@ -3371,10 +4103,10 @@
       <w:color w:val="000000" w:themeColor="text1"/>
     </w:rPr>
   </w:style>
-  <w:style w:type="character" w:customStyle="1" w:styleId="QuoteChar">
-    <w:name w:val="Quote Char"/>
-    <w:basedOn w:val="DefaultParagraphFont"/>
-    <w:link w:val="Quote"/>
+  <w:style w:type="character" w:customStyle="1" w:styleId="ZitatZchn">
+    <w:name w:val="Zitat Zchn"/>
+    <w:basedOn w:val="Absatz-Standardschriftart"/>
+    <w:link w:val="Zitat"/>
     <w:uiPriority w:val="29"/>
     <w:rsid w:val="00FC693F"/>
     <w:rPr>
@@ -3383,10 +4115,10 @@
       <w:color w:val="000000" w:themeColor="text1"/>
     </w:rPr>
   </w:style>
-  <w:style w:type="character" w:customStyle="1" w:styleId="Heading4Char">
-    <w:name w:val="Heading 4 Char"/>
-    <w:basedOn w:val="DefaultParagraphFont"/>
-    <w:link w:val="Heading4"/>
+  <w:style w:type="character" w:customStyle="1" w:styleId="berschrift4Zchn">
+    <w:name w:val="Überschrift 4 Zchn"/>
+    <w:basedOn w:val="Absatz-Standardschriftart"/>
+    <w:link w:val="berschrift4"/>
     <w:uiPriority w:val="9"/>
     <w:semiHidden/>
     <w:rsid w:val="00FC693F"/>
@@ -3399,10 +4131,10 @@
       <w:color w:val="4F81BD" w:themeColor="accent1"/>
     </w:rPr>
   </w:style>
-  <w:style w:type="character" w:customStyle="1" w:styleId="Heading5Char">
-    <w:name w:val="Heading 5 Char"/>
-    <w:basedOn w:val="DefaultParagraphFont"/>
-    <w:link w:val="Heading5"/>
+  <w:style w:type="character" w:customStyle="1" w:styleId="berschrift5Zchn">
+    <w:name w:val="Überschrift 5 Zchn"/>
+    <w:basedOn w:val="Absatz-Standardschriftart"/>
+    <w:link w:val="berschrift5"/>
     <w:uiPriority w:val="9"/>
     <w:semiHidden/>
     <w:rsid w:val="00FC693F"/>
@@ -3411,10 +4143,10 @@
       <w:color w:val="243F60" w:themeColor="accent1" w:themeShade="7F"/>
     </w:rPr>
   </w:style>
-  <w:style w:type="character" w:customStyle="1" w:styleId="Heading6Char">
-    <w:name w:val="Heading 6 Char"/>
-    <w:basedOn w:val="DefaultParagraphFont"/>
-    <w:link w:val="Heading6"/>
+  <w:style w:type="character" w:customStyle="1" w:styleId="berschrift6Zchn">
+    <w:name w:val="Überschrift 6 Zchn"/>
+    <w:basedOn w:val="Absatz-Standardschriftart"/>
+    <w:link w:val="berschrift6"/>
     <w:uiPriority w:val="9"/>
     <w:semiHidden/>
     <w:rsid w:val="00FC693F"/>
@@ -3425,10 +4157,10 @@
       <w:color w:val="243F60" w:themeColor="accent1" w:themeShade="7F"/>
     </w:rPr>
   </w:style>
-  <w:style w:type="character" w:customStyle="1" w:styleId="Heading7Char">
-    <w:name w:val="Heading 7 Char"/>
-    <w:basedOn w:val="DefaultParagraphFont"/>
-    <w:link w:val="Heading7"/>
+  <w:style w:type="character" w:customStyle="1" w:styleId="berschrift7Zchn">
+    <w:name w:val="Überschrift 7 Zchn"/>
+    <w:basedOn w:val="Absatz-Standardschriftart"/>
+    <w:link w:val="berschrift7"/>
     <w:uiPriority w:val="9"/>
     <w:semiHidden/>
     <w:rsid w:val="00FC693F"/>
@@ -3439,10 +4171,10 @@
       <w:color w:val="404040" w:themeColor="text1" w:themeTint="BF"/>
     </w:rPr>
   </w:style>
-  <w:style w:type="character" w:customStyle="1" w:styleId="Heading8Char">
-    <w:name w:val="Heading 8 Char"/>
-    <w:basedOn w:val="DefaultParagraphFont"/>
-    <w:link w:val="Heading8"/>
+  <w:style w:type="character" w:customStyle="1" w:styleId="berschrift8Zchn">
+    <w:name w:val="Überschrift 8 Zchn"/>
+    <w:basedOn w:val="Absatz-Standardschriftart"/>
+    <w:link w:val="berschrift8"/>
     <w:uiPriority w:val="9"/>
     <w:semiHidden/>
     <w:rsid w:val="00FC693F"/>
@@ -3453,10 +4185,10 @@
       <w:szCs w:val="20"/>
     </w:rPr>
   </w:style>
-  <w:style w:type="character" w:customStyle="1" w:styleId="Heading9Char">
-    <w:name w:val="Heading 9 Char"/>
-    <w:basedOn w:val="DefaultParagraphFont"/>
-    <w:link w:val="Heading9"/>
+  <w:style w:type="character" w:customStyle="1" w:styleId="berschrift9Zchn">
+    <w:name w:val="Überschrift 9 Zchn"/>
+    <w:basedOn w:val="Absatz-Standardschriftart"/>
+    <w:link w:val="berschrift9"/>
     <w:uiPriority w:val="9"/>
     <w:semiHidden/>
     <w:rsid w:val="00FC693F"/>
@@ -3469,10 +4201,10 @@
       <w:szCs w:val="20"/>
     </w:rPr>
   </w:style>
-  <w:style w:type="paragraph" w:styleId="Caption">
+  <w:style w:type="paragraph" w:styleId="Beschriftung">
     <w:name w:val="caption"/>
-    <w:basedOn w:val="Normal"/>
-    <w:next w:val="Normal"/>
+    <w:basedOn w:val="Standard"/>
+    <w:next w:val="Standard"/>
     <w:uiPriority w:val="35"/>
     <w:semiHidden/>
     <w:unhideWhenUsed/>
@@ -3489,9 +4221,9 @@
       <w:szCs w:val="18"/>
     </w:rPr>
   </w:style>
-  <w:style w:type="character" w:styleId="Strong">
+  <w:style w:type="character" w:styleId="Fett">
     <w:name w:val="Strong"/>
-    <w:basedOn w:val="DefaultParagraphFont"/>
+    <w:basedOn w:val="Absatz-Standardschriftart"/>
     <w:uiPriority w:val="22"/>
     <w:qFormat/>
     <w:rsid w:val="00FC693F"/>
@@ -3500,9 +4232,9 @@
       <w:bCs/>
     </w:rPr>
   </w:style>
-  <w:style w:type="character" w:styleId="Emphasis">
+  <w:style w:type="character" w:styleId="Hervorhebung">
     <w:name w:val="Emphasis"/>
-    <w:basedOn w:val="DefaultParagraphFont"/>
+    <w:basedOn w:val="Absatz-Standardschriftart"/>
     <w:uiPriority w:val="20"/>
     <w:qFormat/>
     <w:rsid w:val="00FC693F"/>
@@ -3511,11 +4243,11 @@
       <w:iCs/>
     </w:rPr>
   </w:style>
-  <w:style w:type="paragraph" w:styleId="IntenseQuote">
+  <w:style w:type="paragraph" w:styleId="IntensivesZitat">
     <w:name w:val="Intense Quote"/>
-    <w:basedOn w:val="Normal"/>
-    <w:next w:val="Normal"/>
-    <w:link w:val="IntenseQuoteChar"/>
+    <w:basedOn w:val="Standard"/>
+    <w:next w:val="Standard"/>
+    <w:link w:val="IntensivesZitatZchn"/>
     <w:uiPriority w:val="30"/>
     <w:qFormat/>
     <w:rsid w:val="00FC693F"/>
@@ -3534,10 +4266,10 @@
       <w:color w:val="4F81BD" w:themeColor="accent1"/>
     </w:rPr>
   </w:style>
-  <w:style w:type="character" w:customStyle="1" w:styleId="IntenseQuoteChar">
-    <w:name w:val="Intense Quote Char"/>
-    <w:basedOn w:val="DefaultParagraphFont"/>
-    <w:link w:val="IntenseQuote"/>
+  <w:style w:type="character" w:customStyle="1" w:styleId="IntensivesZitatZchn">
+    <w:name w:val="Intensives Zitat Zchn"/>
+    <w:basedOn w:val="Absatz-Standardschriftart"/>
+    <w:link w:val="IntensivesZitat"/>
     <w:uiPriority w:val="30"/>
     <w:rsid w:val="00FC693F"/>
     <w:rPr>
@@ -3548,9 +4280,9 @@
       <w:color w:val="4F81BD" w:themeColor="accent1"/>
     </w:rPr>
   </w:style>
-  <w:style w:type="character" w:styleId="SubtleEmphasis">
+  <w:style w:type="character" w:styleId="SchwacheHervorhebung">
     <w:name w:val="Subtle Emphasis"/>
-    <w:basedOn w:val="DefaultParagraphFont"/>
+    <w:basedOn w:val="Absatz-Standardschriftart"/>
     <w:uiPriority w:val="19"/>
     <w:qFormat/>
     <w:rsid w:val="00FC693F"/>
@@ -3560,9 +4292,9 @@
       <w:color w:val="808080" w:themeColor="text1" w:themeTint="7F"/>
     </w:rPr>
   </w:style>
-  <w:style w:type="character" w:styleId="IntenseEmphasis">
+  <w:style w:type="character" w:styleId="IntensiveHervorhebung">
     <w:name w:val="Intense Emphasis"/>
-    <w:basedOn w:val="DefaultParagraphFont"/>
+    <w:basedOn w:val="Absatz-Standardschriftart"/>
     <w:uiPriority w:val="21"/>
     <w:qFormat/>
     <w:rsid w:val="00FC693F"/>
@@ -3574,9 +4306,9 @@
       <w:color w:val="4F81BD" w:themeColor="accent1"/>
     </w:rPr>
   </w:style>
-  <w:style w:type="character" w:styleId="SubtleReference">
+  <w:style w:type="character" w:styleId="SchwacherVerweis">
     <w:name w:val="Subtle Reference"/>
-    <w:basedOn w:val="DefaultParagraphFont"/>
+    <w:basedOn w:val="Absatz-Standardschriftart"/>
     <w:uiPriority w:val="31"/>
     <w:qFormat/>
     <w:rsid w:val="00FC693F"/>
@@ -3586,9 +4318,9 @@
       <w:u w:val="single"/>
     </w:rPr>
   </w:style>
-  <w:style w:type="character" w:styleId="IntenseReference">
+  <w:style w:type="character" w:styleId="IntensiverVerweis">
     <w:name w:val="Intense Reference"/>
-    <w:basedOn w:val="DefaultParagraphFont"/>
+    <w:basedOn w:val="Absatz-Standardschriftart"/>
     <w:uiPriority w:val="32"/>
     <w:qFormat/>
     <w:rsid w:val="00FC693F"/>
@@ -3601,9 +4333,9 @@
       <w:u w:val="single"/>
     </w:rPr>
   </w:style>
-  <w:style w:type="character" w:styleId="BookTitle">
+  <w:style w:type="character" w:styleId="Buchtitel">
     <w:name w:val="Book Title"/>
-    <w:basedOn w:val="DefaultParagraphFont"/>
+    <w:basedOn w:val="Absatz-Standardschriftart"/>
     <w:uiPriority w:val="33"/>
     <w:qFormat/>
     <w:rsid w:val="00FC693F"/>
@@ -3614,10 +4346,10 @@
       <w:spacing w:val="5"/>
     </w:rPr>
   </w:style>
-  <w:style w:type="paragraph" w:styleId="TOCHeading">
+  <w:style w:type="paragraph" w:styleId="Inhaltsverzeichnisberschrift">
     <w:name w:val="TOC Heading"/>
-    <w:basedOn w:val="Heading1"/>
-    <w:next w:val="Normal"/>
+    <w:basedOn w:val="berschrift1"/>
+    <w:next w:val="Standard"/>
     <w:uiPriority w:val="39"/>
     <w:semiHidden/>
     <w:unhideWhenUsed/>
@@ -3627,9 +4359,9 @@
       <w:outlineLvl w:val="9"/>
     </w:pPr>
   </w:style>
-  <w:style w:type="table" w:styleId="TableGrid">
+  <w:style w:type="table" w:styleId="Tabellenraster">
     <w:name w:val="Table Grid"/>
-    <w:basedOn w:val="TableNormal"/>
+    <w:basedOn w:val="NormaleTabelle"/>
     <w:uiPriority w:val="59"/>
     <w:rsid w:val="00FC693F"/>
     <w:pPr>
@@ -3646,9 +4378,9 @@
       </w:tblBorders>
     </w:tblPr>
   </w:style>
-  <w:style w:type="table" w:styleId="LightShading">
+  <w:style w:type="table" w:styleId="HelleSchattierung">
     <w:name w:val="Light Shading"/>
-    <w:basedOn w:val="TableNormal"/>
+    <w:basedOn w:val="NormaleTabelle"/>
     <w:uiPriority w:val="60"/>
     <w:rsid w:val="00FC693F"/>
     <w:pPr>
@@ -3742,9 +4474,9 @@
       </w:tcPr>
     </w:tblStylePr>
   </w:style>
-  <w:style w:type="table" w:styleId="LightShading-Accent1">
+  <w:style w:type="table" w:styleId="HelleSchattierung-Akzent1">
     <w:name w:val="Light Shading Accent 1"/>
-    <w:basedOn w:val="TableNormal"/>
+    <w:basedOn w:val="NormaleTabelle"/>
     <w:uiPriority w:val="60"/>
     <w:rsid w:val="00FC693F"/>
     <w:pPr>
@@ -3838,9 +4570,9 @@
       </w:tcPr>
     </w:tblStylePr>
   </w:style>
-  <w:style w:type="table" w:styleId="LightShading-Accent2">
+  <w:style w:type="table" w:styleId="HelleSchattierung-Akzent2">
     <w:name w:val="Light Shading Accent 2"/>
-    <w:basedOn w:val="TableNormal"/>
+    <w:basedOn w:val="NormaleTabelle"/>
     <w:uiPriority w:val="60"/>
     <w:rsid w:val="00FC693F"/>
     <w:pPr>
@@ -3934,9 +4666,9 @@
       </w:tcPr>
     </w:tblStylePr>
   </w:style>
-  <w:style w:type="table" w:styleId="LightShading-Accent3">
+  <w:style w:type="table" w:styleId="HelleSchattierung-Akzent3">
     <w:name w:val="Light Shading Accent 3"/>
-    <w:basedOn w:val="TableNormal"/>
+    <w:basedOn w:val="NormaleTabelle"/>
     <w:uiPriority w:val="60"/>
     <w:rsid w:val="00FC693F"/>
     <w:pPr>
@@ -4030,9 +4762,9 @@
       </w:tcPr>
     </w:tblStylePr>
   </w:style>
-  <w:style w:type="table" w:styleId="LightShading-Accent4">
+  <w:style w:type="table" w:styleId="HelleSchattierung-Akzent4">
     <w:name w:val="Light Shading Accent 4"/>
-    <w:basedOn w:val="TableNormal"/>
+    <w:basedOn w:val="NormaleTabelle"/>
     <w:uiPriority w:val="60"/>
     <w:rsid w:val="00FC693F"/>
     <w:pPr>
@@ -4126,9 +4858,9 @@
       </w:tcPr>
     </w:tblStylePr>
   </w:style>
-  <w:style w:type="table" w:styleId="LightShading-Accent5">
+  <w:style w:type="table" w:styleId="HelleSchattierung-Akzent5">
     <w:name w:val="Light Shading Accent 5"/>
-    <w:basedOn w:val="TableNormal"/>
+    <w:basedOn w:val="NormaleTabelle"/>
     <w:uiPriority w:val="60"/>
     <w:rsid w:val="00FC693F"/>
     <w:pPr>
@@ -4222,9 +4954,9 @@
       </w:tcPr>
     </w:tblStylePr>
   </w:style>
-  <w:style w:type="table" w:styleId="LightShading-Accent6">
+  <w:style w:type="table" w:styleId="HelleSchattierung-Akzent6">
     <w:name w:val="Light Shading Accent 6"/>
-    <w:basedOn w:val="TableNormal"/>
+    <w:basedOn w:val="NormaleTabelle"/>
     <w:uiPriority w:val="60"/>
     <w:rsid w:val="00FC693F"/>
     <w:pPr>
@@ -4318,9 +5050,9 @@
       </w:tcPr>
     </w:tblStylePr>
   </w:style>
-  <w:style w:type="table" w:styleId="LightList">
+  <w:style w:type="table" w:styleId="HelleListe">
     <w:name w:val="Light List"/>
-    <w:basedOn w:val="TableNormal"/>
+    <w:basedOn w:val="NormaleTabelle"/>
     <w:uiPriority w:val="61"/>
     <w:rsid w:val="00FC693F"/>
     <w:pPr>
@@ -4403,9 +5135,9 @@
       </w:tcPr>
     </w:tblStylePr>
   </w:style>
-  <w:style w:type="table" w:styleId="LightList-Accent1">
+  <w:style w:type="table" w:styleId="HelleListe-Akzent1">
     <w:name w:val="Light List Accent 1"/>
-    <w:basedOn w:val="TableNormal"/>
+    <w:basedOn w:val="NormaleTabelle"/>
     <w:uiPriority w:val="61"/>
     <w:rsid w:val="00FC693F"/>
     <w:pPr>
@@ -4488,9 +5220,9 @@
       </w:tcPr>
     </w:tblStylePr>
   </w:style>
-  <w:style w:type="table" w:styleId="LightList-Accent2">
+  <w:style w:type="table" w:styleId="HelleListe-Akzent2">
     <w:name w:val="Light List Accent 2"/>
-    <w:basedOn w:val="TableNormal"/>
+    <w:basedOn w:val="NormaleTabelle"/>
     <w:uiPriority w:val="61"/>
     <w:rsid w:val="00CB0664"/>
     <w:pPr>
@@ -4573,9 +5305,9 @@
       </w:tcPr>
     </w:tblStylePr>
   </w:style>
-  <w:style w:type="table" w:styleId="LightList-Accent3">
+  <w:style w:type="table" w:styleId="HelleListe-Akzent3">
     <w:name w:val="Light List Accent 3"/>
-    <w:basedOn w:val="TableNormal"/>
+    <w:basedOn w:val="NormaleTabelle"/>
     <w:uiPriority w:val="61"/>
     <w:rsid w:val="00CB0664"/>
     <w:pPr>
@@ -4658,9 +5390,9 @@
       </w:tcPr>
     </w:tblStylePr>
   </w:style>
-  <w:style w:type="table" w:styleId="LightList-Accent4">
+  <w:style w:type="table" w:styleId="HelleListe-Akzent4">
     <w:name w:val="Light List Accent 4"/>
-    <w:basedOn w:val="TableNormal"/>
+    <w:basedOn w:val="NormaleTabelle"/>
     <w:uiPriority w:val="61"/>
     <w:rsid w:val="00CB0664"/>
     <w:pPr>
@@ -4743,9 +5475,9 @@
       </w:tcPr>
     </w:tblStylePr>
   </w:style>
-  <w:style w:type="table" w:styleId="LightList-Accent5">
+  <w:style w:type="table" w:styleId="HelleListe-Akzent5">
     <w:name w:val="Light List Accent 5"/>
-    <w:basedOn w:val="TableNormal"/>
+    <w:basedOn w:val="NormaleTabelle"/>
     <w:uiPriority w:val="61"/>
     <w:rsid w:val="00CB0664"/>
     <w:pPr>
@@ -4828,9 +5560,9 @@
       </w:tcPr>
     </w:tblStylePr>
   </w:style>
-  <w:style w:type="table" w:styleId="LightList-Accent6">
+  <w:style w:type="table" w:styleId="HelleListe-Akzent6">
     <w:name w:val="Light List Accent 6"/>
-    <w:basedOn w:val="TableNormal"/>
+    <w:basedOn w:val="NormaleTabelle"/>
     <w:uiPriority w:val="61"/>
     <w:rsid w:val="00CB0664"/>
     <w:pPr>
@@ -4913,9 +5645,9 @@
       </w:tcPr>
     </w:tblStylePr>
   </w:style>
-  <w:style w:type="table" w:styleId="LightGrid">
+  <w:style w:type="table" w:styleId="HellesRaster">
     <w:name w:val="Light Grid"/>
-    <w:basedOn w:val="TableNormal"/>
+    <w:basedOn w:val="NormaleTabelle"/>
     <w:uiPriority w:val="62"/>
     <w:rsid w:val="00CB0664"/>
     <w:pPr>
@@ -5036,9 +5768,9 @@
       </w:tcPr>
     </w:tblStylePr>
   </w:style>
-  <w:style w:type="table" w:styleId="LightGrid-Accent1">
+  <w:style w:type="table" w:styleId="HellesRaster-Akzent1">
     <w:name w:val="Light Grid Accent 1"/>
-    <w:basedOn w:val="TableNormal"/>
+    <w:basedOn w:val="NormaleTabelle"/>
     <w:uiPriority w:val="62"/>
     <w:rsid w:val="00CB0664"/>
     <w:pPr>
@@ -5159,9 +5891,9 @@
       </w:tcPr>
     </w:tblStylePr>
   </w:style>
-  <w:style w:type="table" w:styleId="LightGrid-Accent2">
+  <w:style w:type="table" w:styleId="HellesRaster-Akzent2">
     <w:name w:val="Light Grid Accent 2"/>
-    <w:basedOn w:val="TableNormal"/>
+    <w:basedOn w:val="NormaleTabelle"/>
     <w:uiPriority w:val="62"/>
     <w:rsid w:val="00CB0664"/>
     <w:pPr>
@@ -5282,9 +6014,9 @@
       </w:tcPr>
     </w:tblStylePr>
   </w:style>
-  <w:style w:type="table" w:styleId="LightGrid-Accent3">
+  <w:style w:type="table" w:styleId="HellesRaster-Akzent3">
     <w:name w:val="Light Grid Accent 3"/>
-    <w:basedOn w:val="TableNormal"/>
+    <w:basedOn w:val="NormaleTabelle"/>
     <w:uiPriority w:val="62"/>
     <w:rsid w:val="00CB0664"/>
     <w:pPr>
@@ -5405,9 +6137,9 @@
       </w:tcPr>
     </w:tblStylePr>
   </w:style>
-  <w:style w:type="table" w:styleId="LightGrid-Accent4">
+  <w:style w:type="table" w:styleId="HellesRaster-Akzent4">
     <w:name w:val="Light Grid Accent 4"/>
-    <w:basedOn w:val="TableNormal"/>
+    <w:basedOn w:val="NormaleTabelle"/>
     <w:uiPriority w:val="62"/>
     <w:rsid w:val="00CB0664"/>
     <w:pPr>
@@ -5528,9 +6260,9 @@
       </w:tcPr>
     </w:tblStylePr>
   </w:style>
-  <w:style w:type="table" w:styleId="LightGrid-Accent5">
+  <w:style w:type="table" w:styleId="HellesRaster-Akzent5">
     <w:name w:val="Light Grid Accent 5"/>
-    <w:basedOn w:val="TableNormal"/>
+    <w:basedOn w:val="NormaleTabelle"/>
     <w:uiPriority w:val="62"/>
     <w:rsid w:val="00CB0664"/>
     <w:pPr>
@@ -5651,9 +6383,9 @@
       </w:tcPr>
     </w:tblStylePr>
   </w:style>
-  <w:style w:type="table" w:styleId="LightGrid-Accent6">
+  <w:style w:type="table" w:styleId="HellesRaster-Akzent6">
     <w:name w:val="Light Grid Accent 6"/>
-    <w:basedOn w:val="TableNormal"/>
+    <w:basedOn w:val="NormaleTabelle"/>
     <w:uiPriority w:val="62"/>
     <w:rsid w:val="00CB0664"/>
     <w:pPr>
@@ -5774,9 +6506,9 @@
       </w:tcPr>
     </w:tblStylePr>
   </w:style>
-  <w:style w:type="table" w:styleId="MediumShading1">
+  <w:style w:type="table" w:styleId="MittlereSchattierung1">
     <w:name w:val="Medium Shading 1"/>
-    <w:basedOn w:val="TableNormal"/>
+    <w:basedOn w:val="NormaleTabelle"/>
     <w:uiPriority w:val="63"/>
     <w:rsid w:val="00CB0664"/>
     <w:pPr>
@@ -5873,9 +6605,9 @@
       </w:tcPr>
     </w:tblStylePr>
   </w:style>
-  <w:style w:type="table" w:styleId="MediumShading1-Accent1">
+  <w:style w:type="table" w:styleId="MittlereSchattierung1-Akzent1">
     <w:name w:val="Medium Shading 1 Accent 1"/>
-    <w:basedOn w:val="TableNormal"/>
+    <w:basedOn w:val="NormaleTabelle"/>
     <w:uiPriority w:val="63"/>
     <w:rsid w:val="00CB0664"/>
     <w:pPr>
@@ -5972,9 +6704,9 @@
       </w:tcPr>
     </w:tblStylePr>
   </w:style>
-  <w:style w:type="table" w:styleId="MediumShading1-Accent2">
+  <w:style w:type="table" w:styleId="MittlereSchattierung1-Akzent2">
     <w:name w:val="Medium Shading 1 Accent 2"/>
-    <w:basedOn w:val="TableNormal"/>
+    <w:basedOn w:val="NormaleTabelle"/>
     <w:uiPriority w:val="63"/>
     <w:rsid w:val="00CB0664"/>
     <w:pPr>
@@ -6071,9 +6803,9 @@
       </w:tcPr>
     </w:tblStylePr>
   </w:style>
-  <w:style w:type="table" w:styleId="MediumShading1-Accent3">
+  <w:style w:type="table" w:styleId="MittlereSchattierung1-Akzent3">
     <w:name w:val="Medium Shading 1 Accent 3"/>
-    <w:basedOn w:val="TableNormal"/>
+    <w:basedOn w:val="NormaleTabelle"/>
     <w:uiPriority w:val="63"/>
     <w:rsid w:val="00CB0664"/>
     <w:pPr>
@@ -6170,9 +6902,9 @@
       </w:tcPr>
     </w:tblStylePr>
   </w:style>
-  <w:style w:type="table" w:styleId="MediumShading1-Accent4">
+  <w:style w:type="table" w:styleId="MittlereSchattierung1-Akzent4">
     <w:name w:val="Medium Shading 1 Accent 4"/>
-    <w:basedOn w:val="TableNormal"/>
+    <w:basedOn w:val="NormaleTabelle"/>
     <w:uiPriority w:val="63"/>
     <w:rsid w:val="00CB0664"/>
     <w:pPr>
@@ -6269,9 +7001,9 @@
       </w:tcPr>
     </w:tblStylePr>
   </w:style>
-  <w:style w:type="table" w:styleId="MediumShading1-Accent5">
+  <w:style w:type="table" w:styleId="MittlereSchattierung1-Akzent5">
     <w:name w:val="Medium Shading 1 Accent 5"/>
-    <w:basedOn w:val="TableNormal"/>
+    <w:basedOn w:val="NormaleTabelle"/>
     <w:uiPriority w:val="63"/>
     <w:rsid w:val="00CB0664"/>
     <w:pPr>
@@ -6368,9 +7100,9 @@
       </w:tcPr>
     </w:tblStylePr>
   </w:style>
-  <w:style w:type="table" w:styleId="MediumShading1-Accent6">
+  <w:style w:type="table" w:styleId="MittlereSchattierung1-Akzent6">
     <w:name w:val="Medium Shading 1 Accent 6"/>
-    <w:basedOn w:val="TableNormal"/>
+    <w:basedOn w:val="NormaleTabelle"/>
     <w:uiPriority w:val="63"/>
     <w:rsid w:val="00CB0664"/>
     <w:pPr>
@@ -6467,9 +7199,9 @@
       </w:tcPr>
     </w:tblStylePr>
   </w:style>
-  <w:style w:type="table" w:styleId="MediumShading2">
+  <w:style w:type="table" w:styleId="MittlereSchattierung2">
     <w:name w:val="Medium Shading 2"/>
-    <w:basedOn w:val="TableNormal"/>
+    <w:basedOn w:val="NormaleTabelle"/>
     <w:uiPriority w:val="64"/>
     <w:rsid w:val="00CB0664"/>
     <w:pPr>
@@ -6609,9 +7341,9 @@
       </w:tcPr>
     </w:tblStylePr>
   </w:style>
-  <w:style w:type="table" w:styleId="MediumShading2-Accent1">
+  <w:style w:type="table" w:styleId="MittlereSchattierung2-Akzent1">
     <w:name w:val="Medium Shading 2 Accent 1"/>
-    <w:basedOn w:val="TableNormal"/>
+    <w:basedOn w:val="NormaleTabelle"/>
     <w:uiPriority w:val="64"/>
     <w:rsid w:val="00CB0664"/>
     <w:pPr>
@@ -6751,9 +7483,9 @@
       </w:tcPr>
     </w:tblStylePr>
   </w:style>
-  <w:style w:type="table" w:styleId="MediumShading2-Accent2">
+  <w:style w:type="table" w:styleId="MittlereSchattierung2-Akzent2">
     <w:name w:val="Medium Shading 2 Accent 2"/>
-    <w:basedOn w:val="TableNormal"/>
+    <w:basedOn w:val="NormaleTabelle"/>
     <w:uiPriority w:val="64"/>
     <w:rsid w:val="00CB0664"/>
     <w:pPr>
@@ -6893,9 +7625,9 @@
       </w:tcPr>
     </w:tblStylePr>
   </w:style>
-  <w:style w:type="table" w:styleId="MediumShading2-Accent3">
+  <w:style w:type="table" w:styleId="MittlereSchattierung2-Akzent3">
     <w:name w:val="Medium Shading 2 Accent 3"/>
-    <w:basedOn w:val="TableNormal"/>
+    <w:basedOn w:val="NormaleTabelle"/>
     <w:uiPriority w:val="64"/>
     <w:rsid w:val="00CB0664"/>
     <w:pPr>
@@ -7035,9 +7767,9 @@
       </w:tcPr>
     </w:tblStylePr>
   </w:style>
-  <w:style w:type="table" w:styleId="MediumShading2-Accent4">
+  <w:style w:type="table" w:styleId="MittlereSchattierung2-Akzent4">
     <w:name w:val="Medium Shading 2 Accent 4"/>
-    <w:basedOn w:val="TableNormal"/>
+    <w:basedOn w:val="NormaleTabelle"/>
     <w:uiPriority w:val="64"/>
     <w:rsid w:val="00CB0664"/>
     <w:pPr>
@@ -7177,9 +7909,9 @@
       </w:tcPr>
     </w:tblStylePr>
   </w:style>
-  <w:style w:type="table" w:styleId="MediumShading2-Accent5">
+  <w:style w:type="table" w:styleId="MittlereSchattierung2-Akzent5">
     <w:name w:val="Medium Shading 2 Accent 5"/>
-    <w:basedOn w:val="TableNormal"/>
+    <w:basedOn w:val="NormaleTabelle"/>
     <w:uiPriority w:val="64"/>
     <w:rsid w:val="00CB0664"/>
     <w:pPr>
@@ -7319,9 +8051,9 @@
       </w:tcPr>
     </w:tblStylePr>
   </w:style>
-  <w:style w:type="table" w:styleId="MediumShading2-Accent6">
+  <w:style w:type="table" w:styleId="MittlereSchattierung2-Akzent6">
     <w:name w:val="Medium Shading 2 Accent 6"/>
-    <w:basedOn w:val="TableNormal"/>
+    <w:basedOn w:val="NormaleTabelle"/>
     <w:uiPriority w:val="64"/>
     <w:rsid w:val="00CB0664"/>
     <w:pPr>
@@ -7461,9 +8193,9 @@
       </w:tcPr>
     </w:tblStylePr>
   </w:style>
-  <w:style w:type="table" w:styleId="MediumList1">
+  <w:style w:type="table" w:styleId="MittlereListe1">
     <w:name w:val="Medium List 1"/>
-    <w:basedOn w:val="TableNormal"/>
+    <w:basedOn w:val="NormaleTabelle"/>
     <w:uiPriority w:val="65"/>
     <w:rsid w:val="00CB0664"/>
     <w:pPr>
@@ -7538,9 +8270,9 @@
       </w:tcPr>
     </w:tblStylePr>
   </w:style>
-  <w:style w:type="table" w:styleId="MediumList1-Accent1">
+  <w:style w:type="table" w:styleId="MittlereListe1-Akzent1">
     <w:name w:val="Medium List 1 Accent 1"/>
-    <w:basedOn w:val="TableNormal"/>
+    <w:basedOn w:val="NormaleTabelle"/>
     <w:uiPriority w:val="65"/>
     <w:rsid w:val="00CB0664"/>
     <w:pPr>
@@ -7615,9 +8347,9 @@
       </w:tcPr>
     </w:tblStylePr>
   </w:style>
-  <w:style w:type="table" w:styleId="MediumList1-Accent2">
+  <w:style w:type="table" w:styleId="MittlereListe1-Akzent2">
     <w:name w:val="Medium List 1 Accent 2"/>
-    <w:basedOn w:val="TableNormal"/>
+    <w:basedOn w:val="NormaleTabelle"/>
     <w:uiPriority w:val="65"/>
     <w:rsid w:val="00CB0664"/>
     <w:pPr>
@@ -7692,9 +8424,9 @@
       </w:tcPr>
     </w:tblStylePr>
   </w:style>
-  <w:style w:type="table" w:styleId="MediumList1-Accent3">
+  <w:style w:type="table" w:styleId="MittlereListe1-Akzent3">
     <w:name w:val="Medium List 1 Accent 3"/>
-    <w:basedOn w:val="TableNormal"/>
+    <w:basedOn w:val="NormaleTabelle"/>
     <w:uiPriority w:val="65"/>
     <w:rsid w:val="00CB0664"/>
     <w:pPr>
@@ -7769,9 +8501,9 @@
       </w:tcPr>
     </w:tblStylePr>
   </w:style>
-  <w:style w:type="table" w:styleId="MediumList1-Accent4">
+  <w:style w:type="table" w:styleId="MittlereListe1-Akzent4">
     <w:name w:val="Medium List 1 Accent 4"/>
-    <w:basedOn w:val="TableNormal"/>
+    <w:basedOn w:val="NormaleTabelle"/>
     <w:uiPriority w:val="65"/>
     <w:rsid w:val="00CB0664"/>
     <w:pPr>
@@ -7846,9 +8578,9 @@
       </w:tcPr>
     </w:tblStylePr>
   </w:style>
-  <w:style w:type="table" w:styleId="MediumList1-Accent5">
+  <w:style w:type="table" w:styleId="MittlereListe1-Akzent5">
     <w:name w:val="Medium List 1 Accent 5"/>
-    <w:basedOn w:val="TableNormal"/>
+    <w:basedOn w:val="NormaleTabelle"/>
     <w:uiPriority w:val="65"/>
     <w:rsid w:val="00CB0664"/>
     <w:pPr>
@@ -7923,9 +8655,9 @@
       </w:tcPr>
     </w:tblStylePr>
   </w:style>
-  <w:style w:type="table" w:styleId="MediumList1-Accent6">
+  <w:style w:type="table" w:styleId="MittlereListe1-Akzent6">
     <w:name w:val="Medium List 1 Accent 6"/>
-    <w:basedOn w:val="TableNormal"/>
+    <w:basedOn w:val="NormaleTabelle"/>
     <w:uiPriority w:val="65"/>
     <w:rsid w:val="00CB0664"/>
     <w:pPr>
@@ -8000,9 +8732,9 @@
       </w:tcPr>
     </w:tblStylePr>
   </w:style>
-  <w:style w:type="table" w:styleId="MediumList2">
+  <w:style w:type="table" w:styleId="MittlereListe2">
     <w:name w:val="Medium List 2"/>
-    <w:basedOn w:val="TableNormal"/>
+    <w:basedOn w:val="NormaleTabelle"/>
     <w:uiPriority w:val="66"/>
     <w:rsid w:val="00CB0664"/>
     <w:pPr>
@@ -8121,9 +8853,9 @@
       </w:tcPr>
     </w:tblStylePr>
   </w:style>
-  <w:style w:type="table" w:styleId="MediumList2-Accent1">
+  <w:style w:type="table" w:styleId="MittlereListe2-Akzent1">
     <w:name w:val="Medium List 2 Accent 1"/>
-    <w:basedOn w:val="TableNormal"/>
+    <w:basedOn w:val="NormaleTabelle"/>
     <w:uiPriority w:val="66"/>
     <w:rsid w:val="00CB0664"/>
     <w:pPr>
@@ -8242,9 +8974,9 @@
       </w:tcPr>
     </w:tblStylePr>
   </w:style>
-  <w:style w:type="table" w:styleId="MediumList2-Accent2">
+  <w:style w:type="table" w:styleId="MittlereListe2-Akzent2">
     <w:name w:val="Medium List 2 Accent 2"/>
-    <w:basedOn w:val="TableNormal"/>
+    <w:basedOn w:val="NormaleTabelle"/>
     <w:uiPriority w:val="66"/>
     <w:rsid w:val="00CB0664"/>
     <w:pPr>
@@ -8363,9 +9095,9 @@
       </w:tcPr>
     </w:tblStylePr>
   </w:style>
-  <w:style w:type="table" w:styleId="MediumList2-Accent3">
+  <w:style w:type="table" w:styleId="MittlereListe2-Akzent3">
     <w:name w:val="Medium List 2 Accent 3"/>
-    <w:basedOn w:val="TableNormal"/>
+    <w:basedOn w:val="NormaleTabelle"/>
     <w:uiPriority w:val="66"/>
     <w:rsid w:val="00CB0664"/>
     <w:pPr>
@@ -8484,9 +9216,9 @@
       </w:tcPr>
     </w:tblStylePr>
   </w:style>
-  <w:style w:type="table" w:styleId="MediumList2-Accent4">
+  <w:style w:type="table" w:styleId="MittlereListe2-Akzent4">
     <w:name w:val="Medium List 2 Accent 4"/>
-    <w:basedOn w:val="TableNormal"/>
+    <w:basedOn w:val="NormaleTabelle"/>
     <w:uiPriority w:val="66"/>
     <w:rsid w:val="00CB0664"/>
     <w:pPr>
@@ -8605,9 +9337,9 @@
       </w:tcPr>
     </w:tblStylePr>
   </w:style>
-  <w:style w:type="table" w:styleId="MediumList2-Accent5">
+  <w:style w:type="table" w:styleId="MittlereListe2-Akzent5">
     <w:name w:val="Medium List 2 Accent 5"/>
-    <w:basedOn w:val="TableNormal"/>
+    <w:basedOn w:val="NormaleTabelle"/>
     <w:uiPriority w:val="66"/>
     <w:rsid w:val="00CB0664"/>
     <w:pPr>
@@ -8726,9 +9458,9 @@
       </w:tcPr>
     </w:tblStylePr>
   </w:style>
-  <w:style w:type="table" w:styleId="MediumList2-Accent6">
+  <w:style w:type="table" w:styleId="MittlereListe2-Akzent6">
     <w:name w:val="Medium List 2 Accent 6"/>
-    <w:basedOn w:val="TableNormal"/>
+    <w:basedOn w:val="NormaleTabelle"/>
     <w:uiPriority w:val="66"/>
     <w:rsid w:val="00CB0664"/>
     <w:pPr>
@@ -8847,9 +9579,9 @@
       </w:tcPr>
     </w:tblStylePr>
   </w:style>
-  <w:style w:type="table" w:styleId="MediumGrid1">
+  <w:style w:type="table" w:styleId="MittleresRaster1">
     <w:name w:val="Medium Grid 1"/>
-    <w:basedOn w:val="TableNormal"/>
+    <w:basedOn w:val="NormaleTabelle"/>
     <w:uiPriority w:val="67"/>
     <w:rsid w:val="00CB0664"/>
     <w:pPr>
@@ -8913,9 +9645,9 @@
       </w:tcPr>
     </w:tblStylePr>
   </w:style>
-  <w:style w:type="table" w:styleId="MediumGrid1-Accent1">
+  <w:style w:type="table" w:styleId="MittleresRaster1-Akzent1">
     <w:name w:val="Medium Grid 1 Accent 1"/>
-    <w:basedOn w:val="TableNormal"/>
+    <w:basedOn w:val="NormaleTabelle"/>
     <w:uiPriority w:val="67"/>
     <w:rsid w:val="00CB0664"/>
     <w:pPr>
@@ -8979,9 +9711,9 @@
       </w:tcPr>
     </w:tblStylePr>
   </w:style>
-  <w:style w:type="table" w:styleId="MediumGrid1-Accent2">
+  <w:style w:type="table" w:styleId="MittleresRaster1-Akzent2">
     <w:name w:val="Medium Grid 1 Accent 2"/>
-    <w:basedOn w:val="TableNormal"/>
+    <w:basedOn w:val="NormaleTabelle"/>
     <w:uiPriority w:val="67"/>
     <w:rsid w:val="00CB0664"/>
     <w:pPr>
@@ -9045,9 +9777,9 @@
       </w:tcPr>
     </w:tblStylePr>
   </w:style>
-  <w:style w:type="table" w:styleId="MediumGrid1-Accent3">
+  <w:style w:type="table" w:styleId="MittleresRaster1-Akzent3">
     <w:name w:val="Medium Grid 1 Accent 3"/>
-    <w:basedOn w:val="TableNormal"/>
+    <w:basedOn w:val="NormaleTabelle"/>
     <w:uiPriority w:val="67"/>
     <w:rsid w:val="00CB0664"/>
     <w:pPr>
@@ -9111,9 +9843,9 @@
       </w:tcPr>
     </w:tblStylePr>
   </w:style>
-  <w:style w:type="table" w:styleId="MediumGrid1-Accent4">
+  <w:style w:type="table" w:styleId="MittleresRaster1-Akzent4">
     <w:name w:val="Medium Grid 1 Accent 4"/>
-    <w:basedOn w:val="TableNormal"/>
+    <w:basedOn w:val="NormaleTabelle"/>
     <w:uiPriority w:val="67"/>
     <w:rsid w:val="00CB0664"/>
     <w:pPr>
@@ -9177,9 +9909,9 @@
       </w:tcPr>
     </w:tblStylePr>
   </w:style>
-  <w:style w:type="table" w:styleId="MediumGrid1-Accent5">
+  <w:style w:type="table" w:styleId="MittleresRaster1-Akzent5">
     <w:name w:val="Medium Grid 1 Accent 5"/>
-    <w:basedOn w:val="TableNormal"/>
+    <w:basedOn w:val="NormaleTabelle"/>
     <w:uiPriority w:val="67"/>
     <w:rsid w:val="00CB0664"/>
     <w:pPr>
@@ -9243,9 +9975,9 @@
       </w:tcPr>
     </w:tblStylePr>
   </w:style>
-  <w:style w:type="table" w:styleId="MediumGrid1-Accent6">
+  <w:style w:type="table" w:styleId="MittleresRaster1-Akzent6">
     <w:name w:val="Medium Grid 1 Accent 6"/>
-    <w:basedOn w:val="TableNormal"/>
+    <w:basedOn w:val="NormaleTabelle"/>
     <w:uiPriority w:val="67"/>
     <w:rsid w:val="00CB0664"/>
     <w:pPr>
@@ -9309,9 +10041,9 @@
       </w:tcPr>
     </w:tblStylePr>
   </w:style>
-  <w:style w:type="table" w:styleId="MediumGrid2">
+  <w:style w:type="table" w:styleId="MittleresRaster2">
     <w:name w:val="Medium Grid 2"/>
-    <w:basedOn w:val="TableNormal"/>
+    <w:basedOn w:val="NormaleTabelle"/>
     <w:uiPriority w:val="68"/>
     <w:rsid w:val="00CB0664"/>
     <w:pPr>
@@ -9427,9 +10159,9 @@
       </w:tcPr>
     </w:tblStylePr>
   </w:style>
-  <w:style w:type="table" w:styleId="MediumGrid2-Accent1">
+  <w:style w:type="table" w:styleId="MittleresRaster2-Akzent1">
     <w:name w:val="Medium Grid 2 Accent 1"/>
-    <w:basedOn w:val="TableNormal"/>
+    <w:basedOn w:val="NormaleTabelle"/>
     <w:uiPriority w:val="68"/>
     <w:rsid w:val="00CB0664"/>
     <w:pPr>
@@ -9545,9 +10277,9 @@
       </w:tcPr>
     </w:tblStylePr>
   </w:style>
-  <w:style w:type="table" w:styleId="MediumGrid2-Accent2">
+  <w:style w:type="table" w:styleId="MittleresRaster2-Akzent2">
     <w:name w:val="Medium Grid 2 Accent 2"/>
-    <w:basedOn w:val="TableNormal"/>
+    <w:basedOn w:val="NormaleTabelle"/>
     <w:uiPriority w:val="68"/>
     <w:rsid w:val="00CB0664"/>
     <w:pPr>
@@ -9663,9 +10395,9 @@
       </w:tcPr>
     </w:tblStylePr>
   </w:style>
-  <w:style w:type="table" w:styleId="MediumGrid2-Accent3">
+  <w:style w:type="table" w:styleId="MittleresRaster2-Akzent3">
     <w:name w:val="Medium Grid 2 Accent 3"/>
-    <w:basedOn w:val="TableNormal"/>
+    <w:basedOn w:val="NormaleTabelle"/>
     <w:uiPriority w:val="68"/>
     <w:rsid w:val="00CB0664"/>
     <w:pPr>
@@ -9781,9 +10513,9 @@
       </w:tcPr>
     </w:tblStylePr>
   </w:style>
-  <w:style w:type="table" w:styleId="MediumGrid2-Accent4">
+  <w:style w:type="table" w:styleId="MittleresRaster2-Akzent4">
     <w:name w:val="Medium Grid 2 Accent 4"/>
-    <w:basedOn w:val="TableNormal"/>
+    <w:basedOn w:val="NormaleTabelle"/>
     <w:uiPriority w:val="68"/>
     <w:rsid w:val="00CB0664"/>
     <w:pPr>
@@ -9899,9 +10631,9 @@
       </w:tcPr>
     </w:tblStylePr>
   </w:style>
-  <w:style w:type="table" w:styleId="MediumGrid2-Accent5">
+  <w:style w:type="table" w:styleId="MittleresRaster2-Akzent5">
     <w:name w:val="Medium Grid 2 Accent 5"/>
-    <w:basedOn w:val="TableNormal"/>
+    <w:basedOn w:val="NormaleTabelle"/>
     <w:uiPriority w:val="68"/>
     <w:rsid w:val="00CB0664"/>
     <w:pPr>
@@ -10017,9 +10749,9 @@
       </w:tcPr>
     </w:tblStylePr>
   </w:style>
-  <w:style w:type="table" w:styleId="MediumGrid2-Accent6">
+  <w:style w:type="table" w:styleId="MittleresRaster2-Akzent6">
     <w:name w:val="Medium Grid 2 Accent 6"/>
-    <w:basedOn w:val="TableNormal"/>
+    <w:basedOn w:val="NormaleTabelle"/>
     <w:uiPriority w:val="68"/>
     <w:rsid w:val="00CB0664"/>
     <w:pPr>
@@ -10135,9 +10867,9 @@
       </w:tcPr>
     </w:tblStylePr>
   </w:style>
-  <w:style w:type="table" w:styleId="MediumGrid3">
+  <w:style w:type="table" w:styleId="MittleresRaster3">
     <w:name w:val="Medium Grid 3"/>
-    <w:basedOn w:val="TableNormal"/>
+    <w:basedOn w:val="NormaleTabelle"/>
     <w:uiPriority w:val="69"/>
     <w:rsid w:val="00CB0664"/>
     <w:pPr>
@@ -10269,9 +11001,9 @@
       </w:tcPr>
     </w:tblStylePr>
   </w:style>
-  <w:style w:type="table" w:styleId="MediumGrid3-Accent1">
+  <w:style w:type="table" w:styleId="MittleresRaster3-Akzent1">
     <w:name w:val="Medium Grid 3 Accent 1"/>
-    <w:basedOn w:val="TableNormal"/>
+    <w:basedOn w:val="NormaleTabelle"/>
     <w:uiPriority w:val="69"/>
     <w:rsid w:val="00CB0664"/>
     <w:pPr>
@@ -10403,9 +11135,9 @@
       </w:tcPr>
     </w:tblStylePr>
   </w:style>
-  <w:style w:type="table" w:styleId="MediumGrid3-Accent2">
+  <w:style w:type="table" w:styleId="MittleresRaster3-Akzent2">
     <w:name w:val="Medium Grid 3 Accent 2"/>
-    <w:basedOn w:val="TableNormal"/>
+    <w:basedOn w:val="NormaleTabelle"/>
     <w:uiPriority w:val="69"/>
     <w:rsid w:val="00CB0664"/>
     <w:pPr>
@@ -10537,9 +11269,9 @@
       </w:tcPr>
     </w:tblStylePr>
   </w:style>
-  <w:style w:type="table" w:styleId="MediumGrid3-Accent3">
+  <w:style w:type="table" w:styleId="MittleresRaster3-Akzent3">
     <w:name w:val="Medium Grid 3 Accent 3"/>
-    <w:basedOn w:val="TableNormal"/>
+    <w:basedOn w:val="NormaleTabelle"/>
     <w:uiPriority w:val="69"/>
     <w:rsid w:val="00CB0664"/>
     <w:pPr>
@@ -10671,9 +11403,9 @@
       </w:tcPr>
     </w:tblStylePr>
   </w:style>
-  <w:style w:type="table" w:styleId="MediumGrid3-Accent4">
+  <w:style w:type="table" w:styleId="MittleresRaster3-Akzent4">
     <w:name w:val="Medium Grid 3 Accent 4"/>
-    <w:basedOn w:val="TableNormal"/>
+    <w:basedOn w:val="NormaleTabelle"/>
     <w:uiPriority w:val="69"/>
     <w:rsid w:val="00CB0664"/>
     <w:pPr>
@@ -10805,9 +11537,9 @@
       </w:tcPr>
     </w:tblStylePr>
   </w:style>
-  <w:style w:type="table" w:styleId="MediumGrid3-Accent5">
+  <w:style w:type="table" w:styleId="MittleresRaster3-Akzent5">
     <w:name w:val="Medium Grid 3 Accent 5"/>
-    <w:basedOn w:val="TableNormal"/>
+    <w:basedOn w:val="NormaleTabelle"/>
     <w:uiPriority w:val="69"/>
     <w:rsid w:val="00CB0664"/>
     <w:pPr>
@@ -10939,9 +11671,9 @@
       </w:tcPr>
     </w:tblStylePr>
   </w:style>
-  <w:style w:type="table" w:styleId="MediumGrid3-Accent6">
+  <w:style w:type="table" w:styleId="MittleresRaster3-Akzent6">
     <w:name w:val="Medium Grid 3 Accent 6"/>
-    <w:basedOn w:val="TableNormal"/>
+    <w:basedOn w:val="NormaleTabelle"/>
     <w:uiPriority w:val="69"/>
     <w:rsid w:val="00CB0664"/>
     <w:pPr>
@@ -11073,9 +11805,9 @@
       </w:tcPr>
     </w:tblStylePr>
   </w:style>
-  <w:style w:type="table" w:styleId="DarkList">
+  <w:style w:type="table" w:styleId="DunkleListe">
     <w:name w:val="Dark List"/>
-    <w:basedOn w:val="TableNormal"/>
+    <w:basedOn w:val="NormaleTabelle"/>
     <w:uiPriority w:val="70"/>
     <w:rsid w:val="00CB0664"/>
     <w:pPr>
@@ -11180,9 +11912,9 @@
       </w:tcPr>
     </w:tblStylePr>
   </w:style>
-  <w:style w:type="table" w:styleId="DarkList-Accent1">
+  <w:style w:type="table" w:styleId="DunkleListe-Akzent1">
     <w:name w:val="Dark List Accent 1"/>
-    <w:basedOn w:val="TableNormal"/>
+    <w:basedOn w:val="NormaleTabelle"/>
     <w:uiPriority w:val="70"/>
     <w:rsid w:val="00CB0664"/>
     <w:pPr>
@@ -11287,9 +12019,9 @@
       </w:tcPr>
     </w:tblStylePr>
   </w:style>
-  <w:style w:type="table" w:styleId="DarkList-Accent2">
+  <w:style w:type="table" w:styleId="DunkleListe-Akzent2">
     <w:name w:val="Dark List Accent 2"/>
-    <w:basedOn w:val="TableNormal"/>
+    <w:basedOn w:val="NormaleTabelle"/>
     <w:uiPriority w:val="70"/>
     <w:rsid w:val="00CB0664"/>
     <w:pPr>
@@ -11394,9 +12126,9 @@
       </w:tcPr>
     </w:tblStylePr>
   </w:style>
-  <w:style w:type="table" w:styleId="DarkList-Accent3">
+  <w:style w:type="table" w:styleId="DunkleListe-Akzent3">
     <w:name w:val="Dark List Accent 3"/>
-    <w:basedOn w:val="TableNormal"/>
+    <w:basedOn w:val="NormaleTabelle"/>
     <w:uiPriority w:val="70"/>
     <w:rsid w:val="00CB0664"/>
     <w:pPr>
@@ -11501,9 +12233,9 @@
       </w:tcPr>
     </w:tblStylePr>
   </w:style>
-  <w:style w:type="table" w:styleId="DarkList-Accent4">
+  <w:style w:type="table" w:styleId="DunkleListe-Akzent4">
     <w:name w:val="Dark List Accent 4"/>
-    <w:basedOn w:val="TableNormal"/>
+    <w:basedOn w:val="NormaleTabelle"/>
     <w:uiPriority w:val="70"/>
     <w:rsid w:val="00CB0664"/>
     <w:pPr>
@@ -11608,9 +12340,9 @@
       </w:tcPr>
     </w:tblStylePr>
   </w:style>
-  <w:style w:type="table" w:styleId="DarkList-Accent5">
+  <w:style w:type="table" w:styleId="DunkleListe-Akzent5">
     <w:name w:val="Dark List Accent 5"/>
-    <w:basedOn w:val="TableNormal"/>
+    <w:basedOn w:val="NormaleTabelle"/>
     <w:uiPriority w:val="70"/>
     <w:rsid w:val="00CB0664"/>
     <w:pPr>
@@ -11715,9 +12447,9 @@
       </w:tcPr>
     </w:tblStylePr>
   </w:style>
-  <w:style w:type="table" w:styleId="DarkList-Accent6">
+  <w:style w:type="table" w:styleId="DunkleListe-Akzent6">
     <w:name w:val="Dark List Accent 6"/>
-    <w:basedOn w:val="TableNormal"/>
+    <w:basedOn w:val="NormaleTabelle"/>
     <w:uiPriority w:val="70"/>
     <w:rsid w:val="00CB0664"/>
     <w:pPr>
@@ -11822,9 +12554,9 @@
       </w:tcPr>
     </w:tblStylePr>
   </w:style>
-  <w:style w:type="table" w:styleId="ColorfulShading">
+  <w:style w:type="table" w:styleId="FarbigeSchattierung">
     <w:name w:val="Colorful Shading"/>
-    <w:basedOn w:val="TableNormal"/>
+    <w:basedOn w:val="NormaleTabelle"/>
     <w:uiPriority w:val="71"/>
     <w:rsid w:val="00CB0664"/>
     <w:pPr>
@@ -11937,9 +12669,9 @@
       </w:rPr>
     </w:tblStylePr>
   </w:style>
-  <w:style w:type="table" w:styleId="ColorfulShading-Accent1">
+  <w:style w:type="table" w:styleId="FarbigeSchattierung-Akzent1">
     <w:name w:val="Colorful Shading Accent 1"/>
-    <w:basedOn w:val="TableNormal"/>
+    <w:basedOn w:val="NormaleTabelle"/>
     <w:uiPriority w:val="71"/>
     <w:rsid w:val="00CB0664"/>
     <w:pPr>
@@ -12052,9 +12784,9 @@
       </w:rPr>
     </w:tblStylePr>
   </w:style>
-  <w:style w:type="table" w:styleId="ColorfulShading-Accent2">
+  <w:style w:type="table" w:styleId="FarbigeSchattierung-Akzent2">
     <w:name w:val="Colorful Shading Accent 2"/>
-    <w:basedOn w:val="TableNormal"/>
+    <w:basedOn w:val="NormaleTabelle"/>
     <w:uiPriority w:val="71"/>
     <w:rsid w:val="00CB0664"/>
     <w:pPr>
@@ -12167,9 +12899,9 @@
       </w:rPr>
     </w:tblStylePr>
   </w:style>
-  <w:style w:type="table" w:styleId="ColorfulShading-Accent3">
+  <w:style w:type="table" w:styleId="FarbigeSchattierung-Akzent3">
     <w:name w:val="Colorful Shading Accent 3"/>
-    <w:basedOn w:val="TableNormal"/>
+    <w:basedOn w:val="NormaleTabelle"/>
     <w:uiPriority w:val="71"/>
     <w:rsid w:val="00CB0664"/>
     <w:pPr>
@@ -12272,9 +13004,9 @@
       </w:tcPr>
     </w:tblStylePr>
   </w:style>
-  <w:style w:type="table" w:styleId="ColorfulShading-Accent4">
+  <w:style w:type="table" w:styleId="FarbigeSchattierung-Akzent4">
     <w:name w:val="Colorful Shading Accent 4"/>
-    <w:basedOn w:val="TableNormal"/>
+    <w:basedOn w:val="NormaleTabelle"/>
     <w:uiPriority w:val="71"/>
     <w:rsid w:val="00CB0664"/>
     <w:pPr>
@@ -12387,9 +13119,9 @@
       </w:rPr>
     </w:tblStylePr>
   </w:style>
-  <w:style w:type="table" w:styleId="ColorfulShading-Accent5">
+  <w:style w:type="table" w:styleId="FarbigeSchattierung-Akzent5">
     <w:name w:val="Colorful Shading Accent 5"/>
-    <w:basedOn w:val="TableNormal"/>
+    <w:basedOn w:val="NormaleTabelle"/>
     <w:uiPriority w:val="71"/>
     <w:rsid w:val="00CB0664"/>
     <w:pPr>
@@ -12502,9 +13234,9 @@
       </w:rPr>
     </w:tblStylePr>
   </w:style>
-  <w:style w:type="table" w:styleId="ColorfulShading-Accent6">
+  <w:style w:type="table" w:styleId="FarbigeSchattierung-Akzent6">
     <w:name w:val="Colorful Shading Accent 6"/>
-    <w:basedOn w:val="TableNormal"/>
+    <w:basedOn w:val="NormaleTabelle"/>
     <w:uiPriority w:val="71"/>
     <w:rsid w:val="00CB0664"/>
     <w:pPr>
@@ -12617,9 +13349,9 @@
       </w:rPr>
     </w:tblStylePr>
   </w:style>
-  <w:style w:type="table" w:styleId="ColorfulList">
+  <w:style w:type="table" w:styleId="FarbigeListe">
     <w:name w:val="Colorful List"/>
-    <w:basedOn w:val="TableNormal"/>
+    <w:basedOn w:val="NormaleTabelle"/>
     <w:uiPriority w:val="72"/>
     <w:rsid w:val="00CB0664"/>
     <w:pPr>
@@ -12696,9 +13428,9 @@
       </w:tcPr>
     </w:tblStylePr>
   </w:style>
-  <w:style w:type="table" w:styleId="ColorfulList-Accent1">
+  <w:style w:type="table" w:styleId="FarbigeListe-Akzent1">
     <w:name w:val="Colorful List Accent 1"/>
-    <w:basedOn w:val="TableNormal"/>
+    <w:basedOn w:val="NormaleTabelle"/>
     <w:uiPriority w:val="72"/>
     <w:rsid w:val="00CB0664"/>
     <w:pPr>
@@ -12775,9 +13507,9 @@
       </w:tcPr>
     </w:tblStylePr>
   </w:style>
-  <w:style w:type="table" w:styleId="ColorfulList-Accent2">
+  <w:style w:type="table" w:styleId="FarbigeListe-Akzent2">
     <w:name w:val="Colorful List Accent 2"/>
-    <w:basedOn w:val="TableNormal"/>
+    <w:basedOn w:val="NormaleTabelle"/>
     <w:uiPriority w:val="72"/>
     <w:rsid w:val="00CB0664"/>
     <w:pPr>
@@ -12854,9 +13586,9 @@
       </w:tcPr>
     </w:tblStylePr>
   </w:style>
-  <w:style w:type="table" w:styleId="ColorfulList-Accent3">
+  <w:style w:type="table" w:styleId="FarbigeListe-Akzent3">
     <w:name w:val="Colorful List Accent 3"/>
-    <w:basedOn w:val="TableNormal"/>
+    <w:basedOn w:val="NormaleTabelle"/>
     <w:uiPriority w:val="72"/>
     <w:rsid w:val="00CB0664"/>
     <w:pPr>
@@ -12933,9 +13665,9 @@
       </w:tcPr>
     </w:tblStylePr>
   </w:style>
-  <w:style w:type="table" w:styleId="ColorfulList-Accent4">
+  <w:style w:type="table" w:styleId="FarbigeListe-Akzent4">
     <w:name w:val="Colorful List Accent 4"/>
-    <w:basedOn w:val="TableNormal"/>
+    <w:basedOn w:val="NormaleTabelle"/>
     <w:uiPriority w:val="72"/>
     <w:rsid w:val="00CB0664"/>
     <w:pPr>
@@ -13012,9 +13744,9 @@
       </w:tcPr>
     </w:tblStylePr>
   </w:style>
-  <w:style w:type="table" w:styleId="ColorfulList-Accent5">
+  <w:style w:type="table" w:styleId="FarbigeListe-Akzent5">
     <w:name w:val="Colorful List Accent 5"/>
-    <w:basedOn w:val="TableNormal"/>
+    <w:basedOn w:val="NormaleTabelle"/>
     <w:uiPriority w:val="72"/>
     <w:rsid w:val="00CB0664"/>
     <w:pPr>
@@ -13091,9 +13823,9 @@
       </w:tcPr>
     </w:tblStylePr>
   </w:style>
-  <w:style w:type="table" w:styleId="ColorfulList-Accent6">
+  <w:style w:type="table" w:styleId="FarbigeListe-Akzent6">
     <w:name w:val="Colorful List Accent 6"/>
-    <w:basedOn w:val="TableNormal"/>
+    <w:basedOn w:val="NormaleTabelle"/>
     <w:uiPriority w:val="72"/>
     <w:rsid w:val="00CB0664"/>
     <w:pPr>
@@ -13170,9 +13902,9 @@
       </w:tcPr>
     </w:tblStylePr>
   </w:style>
-  <w:style w:type="table" w:styleId="ColorfulGrid">
+  <w:style w:type="table" w:styleId="FarbigesRaster">
     <w:name w:val="Colorful Grid"/>
-    <w:basedOn w:val="TableNormal"/>
+    <w:basedOn w:val="NormaleTabelle"/>
     <w:uiPriority w:val="73"/>
     <w:rsid w:val="00CB0664"/>
     <w:pPr>
@@ -13243,9 +13975,9 @@
       </w:tcPr>
     </w:tblStylePr>
   </w:style>
-  <w:style w:type="table" w:styleId="ColorfulGrid-Accent1">
+  <w:style w:type="table" w:styleId="FarbigesRaster-Akzent1">
     <w:name w:val="Colorful Grid Accent 1"/>
-    <w:basedOn w:val="TableNormal"/>
+    <w:basedOn w:val="NormaleTabelle"/>
     <w:uiPriority w:val="73"/>
     <w:rsid w:val="00CB0664"/>
     <w:pPr>
@@ -13316,9 +14048,9 @@
       </w:tcPr>
     </w:tblStylePr>
   </w:style>
-  <w:style w:type="table" w:styleId="ColorfulGrid-Accent2">
+  <w:style w:type="table" w:styleId="FarbigesRaster-Akzent2">
     <w:name w:val="Colorful Grid Accent 2"/>
-    <w:basedOn w:val="TableNormal"/>
+    <w:basedOn w:val="NormaleTabelle"/>
     <w:uiPriority w:val="73"/>
     <w:rsid w:val="00CB0664"/>
     <w:pPr>
@@ -13389,9 +14121,9 @@
       </w:tcPr>
     </w:tblStylePr>
   </w:style>
-  <w:style w:type="table" w:styleId="ColorfulGrid-Accent3">
+  <w:style w:type="table" w:styleId="FarbigesRaster-Akzent3">
     <w:name w:val="Colorful Grid Accent 3"/>
-    <w:basedOn w:val="TableNormal"/>
+    <w:basedOn w:val="NormaleTabelle"/>
     <w:uiPriority w:val="73"/>
     <w:rsid w:val="00CB0664"/>
     <w:pPr>
@@ -13462,9 +14194,9 @@
       </w:tcPr>
     </w:tblStylePr>
   </w:style>
-  <w:style w:type="table" w:styleId="ColorfulGrid-Accent4">
+  <w:style w:type="table" w:styleId="FarbigesRaster-Akzent4">
     <w:name w:val="Colorful Grid Accent 4"/>
-    <w:basedOn w:val="TableNormal"/>
+    <w:basedOn w:val="NormaleTabelle"/>
     <w:uiPriority w:val="73"/>
     <w:rsid w:val="00CB0664"/>
     <w:pPr>
@@ -13535,9 +14267,9 @@
       </w:tcPr>
     </w:tblStylePr>
   </w:style>
-  <w:style w:type="table" w:styleId="ColorfulGrid-Accent5">
+  <w:style w:type="table" w:styleId="FarbigesRaster-Akzent5">
     <w:name w:val="Colorful Grid Accent 5"/>
-    <w:basedOn w:val="TableNormal"/>
+    <w:basedOn w:val="NormaleTabelle"/>
     <w:uiPriority w:val="73"/>
     <w:rsid w:val="00CB0664"/>
     <w:pPr>
@@ -13608,9 +14340,9 @@
       </w:tcPr>
     </w:tblStylePr>
   </w:style>
-  <w:style w:type="table" w:styleId="ColorfulGrid-Accent6">
+  <w:style w:type="table" w:styleId="FarbigesRaster-Akzent6">
     <w:name w:val="Colorful Grid Accent 6"/>
-    <w:basedOn w:val="TableNormal"/>
+    <w:basedOn w:val="NormaleTabelle"/>
     <w:uiPriority w:val="73"/>
     <w:rsid w:val="00CB0664"/>
     <w:pPr>
